--- a/Rapport.docx
+++ b/Rapport.docx
@@ -4934,19 +4934,11 @@
         </w:rPr>
         <w:t xml:space="preserve"> This damage to the genetic material can be irreversible. A salmon that has a genetic material closer to the farmed salmon will not be as resistant to changes in its environment. The </w:t>
       </w:r>
-      <w:proofErr w:type="spellStart"/>
-      <w:r>
-        <w:rPr>
-          <w:lang w:val="en-US"/>
-        </w:rPr>
-        <w:t>smolt</w:t>
-      </w:r>
-      <w:proofErr w:type="spellEnd"/>
-      <w:r>
-        <w:rPr>
-          <w:lang w:val="en-US"/>
-        </w:rPr>
-        <w:t xml:space="preserve"> production have been found in controlled experiments to be 30% lower for escaped farmed salmon compared to wild salmon. </w:t>
+      <w:r>
+        <w:rPr>
+          <w:lang w:val="en-US"/>
+        </w:rPr>
+        <w:t xml:space="preserve">smolt production have been found in controlled experiments to be 30% lower for escaped farmed salmon compared to wild salmon. </w:t>
       </w:r>
       <w:r>
         <w:rPr>
@@ -5234,43 +5226,25 @@
         </w:rPr>
         <w:t xml:space="preserve">In Scottish aquaculture the most common cause of escape incidents is holes in the net. Of the reported incidents from May 2002 to October 2009 57% of the incidents were due to holes in the net, which led to a total of 700.359 escaped fish. Incidents caused by predation and chafe/snag are the two most frequently occurring causes for holes in the net. </w:t>
       </w:r>
-      <w:bookmarkStart w:id="12" w:name="_GoBack"/>
-      <w:bookmarkEnd w:id="12"/>
-    </w:p>
-    <w:p>
-      <w:pPr>
-        <w:rPr>
-          <w:lang w:val="en-US"/>
-        </w:rPr>
-      </w:pPr>
-    </w:p>
-    <w:p>
-      <w:pPr>
-        <w:rPr>
-          <w:lang w:val="en-US"/>
-        </w:rPr>
-      </w:pPr>
-    </w:p>
-    <w:p>
-      <w:pPr>
-        <w:pStyle w:val="Heading3"/>
-        <w:rPr>
-          <w:lang w:val="en-US"/>
-        </w:rPr>
-      </w:pPr>
-      <w:bookmarkStart w:id="13" w:name="_Toc352058886"/>
-      <w:r>
-        <w:rPr>
-          <w:lang w:val="en-US"/>
-        </w:rPr>
-        <w:t xml:space="preserve">Escapes of fishes from Norwegian sea-cage aquaculture: causes, consequences and prevention </w:t>
+    </w:p>
+    <w:p>
+      <w:pPr>
+        <w:rPr>
+          <w:lang w:val="en-US"/>
+        </w:rPr>
+      </w:pPr>
+      <w:r>
+        <w:rPr>
+          <w:lang w:val="en-US"/>
+        </w:rPr>
+        <w:t xml:space="preserve">In the sea cage there can also be tears due to local overload when raising the cage net. According to </w:t>
       </w:r>
       <w:sdt>
         <w:sdtPr>
           <w:rPr>
             <w:lang w:val="en-US"/>
           </w:rPr>
-          <w:id w:val="1206965"/>
+          <w:id w:val="-450936205"/>
           <w:citation/>
         </w:sdtPr>
         <w:sdtContent>
@@ -5284,7 +5258,7 @@
             <w:rPr>
               <w:lang w:val="en-US"/>
             </w:rPr>
-            <w:instrText xml:space="preserve"> CITATION Jen10 \l 1044  </w:instrText>
+            <w:instrText xml:space="preserve"> CITATION Hei04 \l 1044 </w:instrText>
           </w:r>
           <w:r>
             <w:rPr>
@@ -5297,581 +5271,6 @@
               <w:noProof/>
               <w:lang w:val="en-US"/>
             </w:rPr>
-            <w:t>(Jensen, Dempster, Thorstad, Uglem, &amp; Fredheim, 2010)</w:t>
-          </w:r>
-          <w:r>
-            <w:rPr>
-              <w:lang w:val="en-US"/>
-            </w:rPr>
-            <w:fldChar w:fldCharType="end"/>
-          </w:r>
-        </w:sdtContent>
-      </w:sdt>
-      <w:bookmarkEnd w:id="13"/>
-    </w:p>
-    <w:p>
-      <w:pPr>
-        <w:rPr>
-          <w:lang w:val="en-US"/>
-        </w:rPr>
-      </w:pPr>
-      <w:r>
-        <w:rPr>
-          <w:lang w:val="en-US"/>
-        </w:rPr>
-        <w:t>Fish escaping is a large problem of the aquaculture industry. In Norway al</w:t>
-      </w:r>
-      <w:r>
-        <w:rPr>
-          <w:lang w:val="en-US"/>
-        </w:rPr>
-        <w:t>one 3.93million Atlantic salmon and</w:t>
-      </w:r>
-      <w:r>
-        <w:rPr>
-          <w:lang w:val="en-US"/>
-        </w:rPr>
-        <w:t xml:space="preserve"> 0.98million rainbow trout </w:t>
-      </w:r>
-      <w:r>
-        <w:rPr>
-          <w:lang w:val="en-US"/>
-        </w:rPr>
-        <w:t xml:space="preserve">escaped in the span 2001-2009. </w:t>
-      </w:r>
-      <w:r>
-        <w:rPr>
-          <w:lang w:val="en-US"/>
-        </w:rPr>
-        <w:t xml:space="preserve"> 1.05million Atlan</w:t>
-      </w:r>
-      <w:r>
-        <w:rPr>
-          <w:lang w:val="en-US"/>
-        </w:rPr>
-        <w:t>tic cod escaped in the span 2004</w:t>
-      </w:r>
-      <w:r>
-        <w:rPr>
-          <w:lang w:val="en-US"/>
-        </w:rPr>
-        <w:t>-2009. It should be noted that at any given time in 2009 approximately 310 million Atlantic salmon and rainbow trout and 25 million cod were held in sea cages in Norway.</w:t>
-      </w:r>
-      <w:r>
-        <w:rPr>
-          <w:lang w:val="en-US"/>
-        </w:rPr>
-        <w:t xml:space="preserve"> The percentage of fish </w:t>
-      </w:r>
-      <w:commentRangeStart w:id="14"/>
-      <w:r>
-        <w:rPr>
-          <w:lang w:val="en-US"/>
-        </w:rPr>
-        <w:t>escapes</w:t>
-      </w:r>
-      <w:commentRangeEnd w:id="14"/>
-      <w:r>
-        <w:rPr>
-          <w:rStyle w:val="CommentReference"/>
-        </w:rPr>
-        <w:commentReference w:id="14"/>
-      </w:r>
-      <w:r>
-        <w:rPr>
-          <w:lang w:val="en-US"/>
-        </w:rPr>
-        <w:t xml:space="preserve"> are as follows: salmon</w:t>
-      </w:r>
-      <w:proofErr w:type="gramStart"/>
-      <w:r>
-        <w:rPr>
-          <w:lang w:val="en-US"/>
-        </w:rPr>
-        <w:t>:0.19</w:t>
-      </w:r>
-      <w:proofErr w:type="gramEnd"/>
-      <w:r>
-        <w:rPr>
-          <w:lang w:val="en-US"/>
-        </w:rPr>
-        <w:t>%, trout:0.40% and cod: 1.02%.</w:t>
-      </w:r>
-    </w:p>
-    <w:p>
-      <w:pPr>
-        <w:rPr>
-          <w:lang w:val="en-US"/>
-        </w:rPr>
-      </w:pPr>
-      <w:r>
-        <w:rPr>
-          <w:lang w:val="en-US"/>
-        </w:rPr>
-        <w:t xml:space="preserve"> </w:t>
-      </w:r>
-    </w:p>
-    <w:p>
-      <w:pPr>
-        <w:rPr>
-          <w:lang w:val="en-US"/>
-        </w:rPr>
-      </w:pPr>
-      <w:r>
-        <w:rPr>
-          <w:lang w:val="en-US"/>
-        </w:rPr>
-        <w:lastRenderedPageBreak/>
-        <w:t xml:space="preserve">The sea cages being used are either square </w:t>
-      </w:r>
-      <w:proofErr w:type="gramStart"/>
-      <w:r>
-        <w:rPr>
-          <w:lang w:val="en-US"/>
-        </w:rPr>
-        <w:t>cages</w:t>
-      </w:r>
-      <w:proofErr w:type="gramEnd"/>
-      <w:r>
-        <w:rPr>
-          <w:lang w:val="en-US"/>
-        </w:rPr>
-        <w:t xml:space="preserve"> that have 20 to 40m sides and are 35 m deep. Or circular cages with a circumference of 90-157m </w:t>
-      </w:r>
-      <w:proofErr w:type="spellStart"/>
-      <w:proofErr w:type="gramStart"/>
-      <w:r>
-        <w:rPr>
-          <w:lang w:val="en-US"/>
-        </w:rPr>
-        <w:t>nad</w:t>
-      </w:r>
-      <w:proofErr w:type="spellEnd"/>
-      <w:proofErr w:type="gramEnd"/>
-      <w:r>
-        <w:rPr>
-          <w:lang w:val="en-US"/>
-        </w:rPr>
-        <w:t xml:space="preserve"> that are 15-48m deep.</w:t>
-      </w:r>
-      <w:r>
-        <w:rPr>
-          <w:lang w:val="en-US"/>
-        </w:rPr>
-        <w:t xml:space="preserve"> Total cage volumes range from 20</w:t>
-      </w:r>
-      <w:r>
-        <w:rPr>
-          <w:lang w:val="en-US"/>
-        </w:rPr>
-        <w:t>.</w:t>
-      </w:r>
-      <w:r>
-        <w:rPr>
-          <w:lang w:val="en-US"/>
-        </w:rPr>
-        <w:t xml:space="preserve">000 to </w:t>
-      </w:r>
-      <w:proofErr w:type="gramStart"/>
-      <w:r>
-        <w:rPr>
-          <w:lang w:val="en-US"/>
-        </w:rPr>
-        <w:t>80</w:t>
-      </w:r>
-      <w:r>
-        <w:rPr>
-          <w:lang w:val="en-US"/>
-        </w:rPr>
-        <w:t>.</w:t>
-      </w:r>
-      <w:r>
-        <w:rPr>
-          <w:lang w:val="en-US"/>
-        </w:rPr>
-        <w:t xml:space="preserve">000 </w:t>
-      </w:r>
-      <w:proofErr w:type="gramEnd"/>
-      <m:oMath>
-        <m:sSup>
-          <m:sSupPr>
-            <m:ctrlPr>
-              <w:rPr>
-                <w:rFonts w:ascii="Cambria Math" w:hAnsi="Cambria Math"/>
-                <w:i/>
-                <w:lang w:val="en-US"/>
-              </w:rPr>
-            </m:ctrlPr>
-          </m:sSupPr>
-          <m:e>
-            <m:r>
-              <w:rPr>
-                <w:rFonts w:ascii="Cambria Math" w:hAnsi="Cambria Math"/>
-                <w:lang w:val="en-US"/>
-              </w:rPr>
-              <m:t>m</m:t>
-            </m:r>
-          </m:e>
-          <m:sup>
-            <m:r>
-              <w:rPr>
-                <w:rFonts w:ascii="Cambria Math" w:hAnsi="Cambria Math"/>
-                <w:lang w:val="en-US"/>
-              </w:rPr>
-              <m:t>3</m:t>
-            </m:r>
-          </m:sup>
-        </m:sSup>
-      </m:oMath>
-      <w:r>
-        <w:rPr>
-          <w:rFonts w:eastAsiaTheme="minorEastAsia"/>
-          <w:lang w:val="en-US"/>
-        </w:rPr>
-        <w:t>.</w:t>
-      </w:r>
-    </w:p>
-    <w:p>
-      <w:pPr>
-        <w:rPr>
-          <w:lang w:val="en-US"/>
-        </w:rPr>
-      </w:pPr>
-      <w:r>
-        <w:rPr>
-          <w:noProof/>
-          <w:lang w:eastAsia="nb-NO"/>
-        </w:rPr>
-        <w:drawing>
-          <wp:inline distT="0" distB="0" distL="0" distR="0">
-            <wp:extent cx="4267200" cy="4905375"/>
-            <wp:effectExtent l="19050" t="0" r="0" b="0"/>
-            <wp:docPr id="1" name="Picture 1"/>
-            <wp:cNvGraphicFramePr>
-              <a:graphicFrameLocks xmlns:a="http://schemas.openxmlformats.org/drawingml/2006/main" noChangeAspect="1"/>
-            </wp:cNvGraphicFramePr>
-            <a:graphic xmlns:a="http://schemas.openxmlformats.org/drawingml/2006/main">
-              <a:graphicData uri="http://schemas.openxmlformats.org/drawingml/2006/picture">
-                <pic:pic xmlns:pic="http://schemas.openxmlformats.org/drawingml/2006/picture">
-                  <pic:nvPicPr>
-                    <pic:cNvPr id="0" name="Picture 1"/>
-                    <pic:cNvPicPr>
-                      <a:picLocks noChangeAspect="1" noChangeArrowheads="1"/>
-                    </pic:cNvPicPr>
-                  </pic:nvPicPr>
-                  <pic:blipFill>
-                    <a:blip r:embed="rId12" cstate="print"/>
-                    <a:srcRect/>
-                    <a:stretch>
-                      <a:fillRect/>
-                    </a:stretch>
-                  </pic:blipFill>
-                  <pic:spPr bwMode="auto">
-                    <a:xfrm>
-                      <a:off x="0" y="0"/>
-                      <a:ext cx="4267200" cy="4905375"/>
-                    </a:xfrm>
-                    <a:prstGeom prst="rect">
-                      <a:avLst/>
-                    </a:prstGeom>
-                    <a:noFill/>
-                    <a:ln w="9525">
-                      <a:noFill/>
-                      <a:miter lim="800000"/>
-                      <a:headEnd/>
-                      <a:tailEnd/>
-                    </a:ln>
-                  </pic:spPr>
-                </pic:pic>
-              </a:graphicData>
-            </a:graphic>
-          </wp:inline>
-        </w:drawing>
-      </w:r>
-    </w:p>
-    <w:p>
-      <w:pPr>
-        <w:rPr>
-          <w:lang w:val="en-US"/>
-        </w:rPr>
-      </w:pPr>
-      <w:r>
-        <w:rPr>
-          <w:lang w:val="en-US"/>
-        </w:rPr>
-        <w:t xml:space="preserve">The big biological % for trout was because of a seal tearing through a </w:t>
-      </w:r>
-      <w:r>
-        <w:rPr>
-          <w:lang w:val="en-US"/>
-        </w:rPr>
-        <w:t>cage net</w:t>
-      </w:r>
-      <w:r>
-        <w:rPr>
-          <w:lang w:val="en-US"/>
-        </w:rPr>
-        <w:t xml:space="preserve"> in </w:t>
-      </w:r>
-      <w:r>
-        <w:rPr>
-          <w:lang w:val="en-US"/>
-        </w:rPr>
-        <w:t>order to feed and many trout escap</w:t>
-      </w:r>
-      <w:r>
-        <w:rPr>
-          <w:lang w:val="en-US"/>
-        </w:rPr>
-        <w:t xml:space="preserve">ed. </w:t>
-      </w:r>
-    </w:p>
-    <w:p>
-      <w:pPr>
-        <w:rPr>
-          <w:lang w:val="en-US"/>
-        </w:rPr>
-      </w:pPr>
-      <w:r>
-        <w:rPr>
-          <w:noProof/>
-          <w:lang w:eastAsia="nb-NO"/>
-        </w:rPr>
-        <w:lastRenderedPageBreak/>
-        <w:drawing>
-          <wp:inline distT="0" distB="0" distL="0" distR="0">
-            <wp:extent cx="4381500" cy="3162300"/>
-            <wp:effectExtent l="19050" t="0" r="0" b="0"/>
-            <wp:docPr id="4" name="Picture 4"/>
-            <wp:cNvGraphicFramePr>
-              <a:graphicFrameLocks xmlns:a="http://schemas.openxmlformats.org/drawingml/2006/main" noChangeAspect="1"/>
-            </wp:cNvGraphicFramePr>
-            <a:graphic xmlns:a="http://schemas.openxmlformats.org/drawingml/2006/main">
-              <a:graphicData uri="http://schemas.openxmlformats.org/drawingml/2006/picture">
-                <pic:pic xmlns:pic="http://schemas.openxmlformats.org/drawingml/2006/picture">
-                  <pic:nvPicPr>
-                    <pic:cNvPr id="0" name="Picture 4"/>
-                    <pic:cNvPicPr>
-                      <a:picLocks noChangeAspect="1" noChangeArrowheads="1"/>
-                    </pic:cNvPicPr>
-                  </pic:nvPicPr>
-                  <pic:blipFill>
-                    <a:blip r:embed="rId13" cstate="print"/>
-                    <a:srcRect/>
-                    <a:stretch>
-                      <a:fillRect/>
-                    </a:stretch>
-                  </pic:blipFill>
-                  <pic:spPr bwMode="auto">
-                    <a:xfrm>
-                      <a:off x="0" y="0"/>
-                      <a:ext cx="4381500" cy="3162300"/>
-                    </a:xfrm>
-                    <a:prstGeom prst="rect">
-                      <a:avLst/>
-                    </a:prstGeom>
-                    <a:noFill/>
-                    <a:ln w="9525">
-                      <a:noFill/>
-                      <a:miter lim="800000"/>
-                      <a:headEnd/>
-                      <a:tailEnd/>
-                    </a:ln>
-                  </pic:spPr>
-                </pic:pic>
-              </a:graphicData>
-            </a:graphic>
-          </wp:inline>
-        </w:drawing>
-      </w:r>
-    </w:p>
-    <w:p>
-      <w:pPr>
-        <w:rPr>
-          <w:lang w:val="en-US"/>
-        </w:rPr>
-      </w:pPr>
-      <w:r>
-        <w:rPr>
-          <w:noProof/>
-          <w:lang w:eastAsia="nb-NO"/>
-        </w:rPr>
-        <w:drawing>
-          <wp:inline distT="0" distB="0" distL="0" distR="0">
-            <wp:extent cx="4276725" cy="3657600"/>
-            <wp:effectExtent l="19050" t="0" r="9525" b="0"/>
-            <wp:docPr id="7" name="Picture 7"/>
-            <wp:cNvGraphicFramePr>
-              <a:graphicFrameLocks xmlns:a="http://schemas.openxmlformats.org/drawingml/2006/main" noChangeAspect="1"/>
-            </wp:cNvGraphicFramePr>
-            <a:graphic xmlns:a="http://schemas.openxmlformats.org/drawingml/2006/main">
-              <a:graphicData uri="http://schemas.openxmlformats.org/drawingml/2006/picture">
-                <pic:pic xmlns:pic="http://schemas.openxmlformats.org/drawingml/2006/picture">
-                  <pic:nvPicPr>
-                    <pic:cNvPr id="0" name="Picture 7"/>
-                    <pic:cNvPicPr>
-                      <a:picLocks noChangeAspect="1" noChangeArrowheads="1"/>
-                    </pic:cNvPicPr>
-                  </pic:nvPicPr>
-                  <pic:blipFill>
-                    <a:blip r:embed="rId14" cstate="print"/>
-                    <a:srcRect/>
-                    <a:stretch>
-                      <a:fillRect/>
-                    </a:stretch>
-                  </pic:blipFill>
-                  <pic:spPr bwMode="auto">
-                    <a:xfrm>
-                      <a:off x="0" y="0"/>
-                      <a:ext cx="4276725" cy="3657600"/>
-                    </a:xfrm>
-                    <a:prstGeom prst="rect">
-                      <a:avLst/>
-                    </a:prstGeom>
-                    <a:noFill/>
-                    <a:ln w="9525">
-                      <a:noFill/>
-                      <a:miter lim="800000"/>
-                      <a:headEnd/>
-                      <a:tailEnd/>
-                    </a:ln>
-                  </pic:spPr>
-                </pic:pic>
-              </a:graphicData>
-            </a:graphic>
-          </wp:inline>
-        </w:drawing>
-      </w:r>
-    </w:p>
-    <w:p>
-      <w:pPr>
-        <w:rPr>
-          <w:lang w:val="en-US"/>
-        </w:rPr>
-      </w:pPr>
-    </w:p>
-    <w:p>
-      <w:pPr>
-        <w:pStyle w:val="Heading3"/>
-        <w:rPr>
-          <w:lang w:val="en-US"/>
-        </w:rPr>
-      </w:pPr>
-      <w:r>
-        <w:rPr>
-          <w:lang w:val="en-US"/>
-        </w:rPr>
-        <w:t xml:space="preserve"> </w:t>
-      </w:r>
-    </w:p>
-    <w:p>
-      <w:pPr>
-        <w:pStyle w:val="Heading3"/>
-        <w:rPr>
-          <w:lang w:val="en-US"/>
-        </w:rPr>
-      </w:pPr>
-      <w:sdt>
-        <w:sdtPr>
-          <w:rPr>
-            <w:lang w:val="en-US"/>
-          </w:rPr>
-          <w:id w:val="-457262828"/>
-          <w:citation/>
-        </w:sdtPr>
-        <w:sdtContent>
-          <w:r>
-            <w:rPr>
-              <w:lang w:val="en-US"/>
-            </w:rPr>
-            <w:fldChar w:fldCharType="begin"/>
-          </w:r>
-          <w:r>
-            <w:rPr>
-              <w:lang w:val="en-US"/>
-            </w:rPr>
-            <w:instrText xml:space="preserve"> CITATION Tay10 \l 1044 </w:instrText>
-          </w:r>
-          <w:r>
-            <w:rPr>
-              <w:lang w:val="en-US"/>
-            </w:rPr>
-            <w:fldChar w:fldCharType="separate"/>
-          </w:r>
-          <w:bookmarkStart w:id="15" w:name="_Toc352058887"/>
-          <w:r>
-            <w:rPr>
-              <w:noProof/>
-              <w:lang w:val="en-US"/>
-            </w:rPr>
-            <w:t>(Taylor &amp; Kelly, 2010)</w:t>
-          </w:r>
-          <w:r>
-            <w:rPr>
-              <w:lang w:val="en-US"/>
-            </w:rPr>
-            <w:fldChar w:fldCharType="end"/>
-          </w:r>
-        </w:sdtContent>
-      </w:sdt>
-      <w:bookmarkEnd w:id="15"/>
-    </w:p>
-    <w:p>
-      <w:pPr>
-        <w:rPr>
-          <w:lang w:val="en-US"/>
-        </w:rPr>
-      </w:pPr>
-    </w:p>
-    <w:p>
-      <w:pPr>
-        <w:rPr>
-          <w:lang w:val="en-US"/>
-        </w:rPr>
-      </w:pPr>
-      <w:r>
-        <w:rPr>
-          <w:lang w:val="en-US"/>
-        </w:rPr>
-        <w:t>To inspect the cage net divers can be used for visual inspection.  The divers can identify net damage before the damage leads to escape incidents. They recommend that research should be undertaken into devices that could detect holes in the net. Cameras have been found difficult to use for this task.</w:t>
-      </w:r>
-    </w:p>
-    <w:p>
-      <w:pPr>
-        <w:pStyle w:val="Heading3"/>
-        <w:rPr>
-          <w:lang w:val="en-US"/>
-        </w:rPr>
-      </w:pPr>
-      <w:sdt>
-        <w:sdtPr>
-          <w:rPr>
-            <w:lang w:val="en-US"/>
-          </w:rPr>
-          <w:id w:val="-1449548671"/>
-          <w:citation/>
-        </w:sdtPr>
-        <w:sdtContent>
-          <w:r>
-            <w:rPr>
-              <w:lang w:val="en-US"/>
-            </w:rPr>
-            <w:fldChar w:fldCharType="begin"/>
-          </w:r>
-          <w:r>
-            <w:instrText xml:space="preserve"> CITATION Hei04 \l 1044 </w:instrText>
-          </w:r>
-          <w:r>
-            <w:rPr>
-              <w:lang w:val="en-US"/>
-            </w:rPr>
-            <w:fldChar w:fldCharType="separate"/>
-          </w:r>
-          <w:bookmarkStart w:id="16" w:name="_Toc352058888"/>
-          <w:r>
-            <w:rPr>
-              <w:noProof/>
-            </w:rPr>
             <w:t>(Heide &amp; Moe, 2004)</w:t>
           </w:r>
           <w:r>
@@ -5882,25 +5281,17 @@
           </w:r>
         </w:sdtContent>
       </w:sdt>
-      <w:bookmarkEnd w:id="16"/>
-    </w:p>
-    <w:p>
-      <w:pPr>
-        <w:rPr>
-          <w:lang w:val="en-US"/>
-        </w:rPr>
-      </w:pPr>
-      <w:r>
-        <w:rPr>
-          <w:lang w:val="en-US"/>
-        </w:rPr>
-        <w:t xml:space="preserve">Tears in the cage net </w:t>
-      </w:r>
-      <w:r>
-        <w:rPr>
-          <w:lang w:val="en-US"/>
-        </w:rPr>
-        <w:t xml:space="preserve">with tears that are many meters wide can occur due to a local overload when raising the cage net. The worst kind of tear is the L tear as shown in </w:t>
+      <w:r>
+        <w:rPr>
+          <w:lang w:val="en-US"/>
+        </w:rPr>
+        <w:t xml:space="preserve"> the</w:t>
+      </w:r>
+      <w:r>
+        <w:rPr>
+          <w:lang w:val="en-US"/>
+        </w:rPr>
+        <w:t xml:space="preserve"> worst kind of tear is the L tear as shown in </w:t>
       </w:r>
       <w:r>
         <w:rPr>
@@ -5948,7 +5339,19 @@
         <w:rPr>
           <w:lang w:val="en-US"/>
         </w:rPr>
-        <w:t xml:space="preserve">. With a tear like this the fish have a high probability to find a way out of the sea cage. Horizontal tears can also make gaping holes that the fish can escape through while vertical tears don’t make gaping holes and the fish is least likely to escape. </w:t>
+        <w:t>. With a tear like this the fish have a high probability to find a way out of the sea cage. Horizontal tears can also make gaping holes that the fish can escape through while vertical tears don’t make gaping holes and the fish is least likely to escape</w:t>
+      </w:r>
+      <w:r>
+        <w:rPr>
+          <w:lang w:val="en-US"/>
+        </w:rPr>
+        <w:t xml:space="preserve"> with this kind of tear</w:t>
+      </w:r>
+      <w:r>
+        <w:rPr>
+          <w:lang w:val="en-US"/>
+        </w:rPr>
+        <w:t xml:space="preserve">. </w:t>
       </w:r>
     </w:p>
     <w:p>
@@ -5964,6 +5367,7 @@
           <w:noProof/>
           <w:lang w:eastAsia="nb-NO"/>
         </w:rPr>
+        <w:lastRenderedPageBreak/>
         <w:drawing>
           <wp:inline distT="0" distB="0" distL="0" distR="0" wp14:anchorId="2B7EE272" wp14:editId="3DC20582">
             <wp:extent cx="2640565" cy="2270887"/>
@@ -5980,7 +5384,7 @@
                     <pic:cNvPicPr/>
                   </pic:nvPicPr>
                   <pic:blipFill>
-                    <a:blip r:embed="rId15"/>
+                    <a:blip r:embed="rId12"/>
                     <a:stretch>
                       <a:fillRect/>
                     </a:stretch>
@@ -6009,7 +5413,7 @@
           <w:lang w:val="en-US"/>
         </w:rPr>
       </w:pPr>
-      <w:bookmarkStart w:id="17" w:name="_Ref351365159"/>
+      <w:bookmarkStart w:id="12" w:name="_Ref351365159"/>
       <w:r>
         <w:rPr>
           <w:lang w:val="en-US"/>
@@ -6038,7 +5442,7 @@
       <w:r>
         <w:fldChar w:fldCharType="end"/>
       </w:r>
-      <w:bookmarkEnd w:id="17"/>
+      <w:bookmarkEnd w:id="12"/>
       <w:r>
         <w:rPr>
           <w:lang w:val="en-US"/>
@@ -6132,13 +5536,207 @@
           <w:lang w:val="en-US"/>
         </w:rPr>
       </w:pPr>
-    </w:p>
-    <w:p>
-      <w:pPr>
-        <w:rPr>
-          <w:lang w:val="en-US"/>
-        </w:rPr>
-      </w:pPr>
+      <w:commentRangeStart w:id="13"/>
+      <w:r>
+        <w:rPr>
+          <w:lang w:val="en-US"/>
+        </w:rPr>
+        <w:t xml:space="preserve">The sea cages being used are either square </w:t>
+      </w:r>
+      <w:proofErr w:type="gramStart"/>
+      <w:r>
+        <w:rPr>
+          <w:lang w:val="en-US"/>
+        </w:rPr>
+        <w:t>cages</w:t>
+      </w:r>
+      <w:proofErr w:type="gramEnd"/>
+      <w:r>
+        <w:rPr>
+          <w:lang w:val="en-US"/>
+        </w:rPr>
+        <w:t xml:space="preserve"> that have 20 to 40m sides and are 35 m deep. Or circular cages with a circumference of 90-157m </w:t>
+      </w:r>
+      <w:proofErr w:type="spellStart"/>
+      <w:proofErr w:type="gramStart"/>
+      <w:r>
+        <w:rPr>
+          <w:lang w:val="en-US"/>
+        </w:rPr>
+        <w:t>nad</w:t>
+      </w:r>
+      <w:proofErr w:type="spellEnd"/>
+      <w:proofErr w:type="gramEnd"/>
+      <w:r>
+        <w:rPr>
+          <w:lang w:val="en-US"/>
+        </w:rPr>
+        <w:t xml:space="preserve"> that are 15-48m deep. Total cage volumes range from 20.000 to 80.000 </w:t>
+      </w:r>
+      <m:oMath>
+        <m:sSup>
+          <m:sSupPr>
+            <m:ctrlPr>
+              <w:rPr>
+                <w:rFonts w:ascii="Cambria Math" w:hAnsi="Cambria Math"/>
+                <w:i/>
+                <w:lang w:val="en-US"/>
+              </w:rPr>
+            </m:ctrlPr>
+          </m:sSupPr>
+          <m:e>
+            <m:r>
+              <w:rPr>
+                <w:rFonts w:ascii="Cambria Math" w:hAnsi="Cambria Math"/>
+                <w:lang w:val="en-US"/>
+              </w:rPr>
+              <m:t>m</m:t>
+            </m:r>
+          </m:e>
+          <m:sup>
+            <m:r>
+              <w:rPr>
+                <w:rFonts w:ascii="Cambria Math" w:hAnsi="Cambria Math"/>
+                <w:lang w:val="en-US"/>
+              </w:rPr>
+              <m:t>3</m:t>
+            </m:r>
+          </m:sup>
+        </m:sSup>
+      </m:oMath>
+      <w:sdt>
+        <w:sdtPr>
+          <w:rPr>
+            <w:rFonts w:ascii="Cambria Math" w:hAnsi="Cambria Math"/>
+            <w:i/>
+            <w:lang w:val="en-US"/>
+          </w:rPr>
+          <w:id w:val="-431348957"/>
+          <w:citation/>
+        </w:sdtPr>
+        <w:sdtContent>
+          <m:oMath>
+            <m:r>
+              <w:rPr>
+                <w:rFonts w:ascii="Cambria Math" w:hAnsi="Cambria Math"/>
+                <w:i/>
+                <w:lang w:val="en-US"/>
+              </w:rPr>
+              <w:fldChar w:fldCharType="begin"/>
+            </m:r>
+          </m:oMath>
+          <w:r>
+            <w:rPr>
+              <w:rFonts w:eastAsiaTheme="minorEastAsia"/>
+              <w:lang w:val="en-US"/>
+            </w:rPr>
+            <w:instrText xml:space="preserve"> CITATION Jen10 \l 1044 </w:instrText>
+          </w:r>
+          <m:oMath>
+            <m:r>
+              <w:rPr>
+                <w:rFonts w:ascii="Cambria Math" w:hAnsi="Cambria Math"/>
+                <w:i/>
+                <w:lang w:val="en-US"/>
+              </w:rPr>
+              <w:fldChar w:fldCharType="separate"/>
+            </m:r>
+          </m:oMath>
+          <w:r>
+            <w:rPr>
+              <w:rFonts w:eastAsiaTheme="minorEastAsia"/>
+              <w:noProof/>
+              <w:lang w:val="en-US"/>
+            </w:rPr>
+            <w:t xml:space="preserve"> (Jensen, Dempster, Thorstad, Uglem, &amp; Fredheim, 2010)</w:t>
+          </w:r>
+          <m:oMath>
+            <m:r>
+              <w:rPr>
+                <w:rFonts w:ascii="Cambria Math" w:hAnsi="Cambria Math"/>
+                <w:i/>
+                <w:lang w:val="en-US"/>
+              </w:rPr>
+              <w:fldChar w:fldCharType="end"/>
+            </m:r>
+          </m:oMath>
+        </w:sdtContent>
+      </w:sdt>
+      <w:r>
+        <w:rPr>
+          <w:rFonts w:eastAsiaTheme="minorEastAsia"/>
+          <w:lang w:val="en-US"/>
+        </w:rPr>
+        <w:t>.</w:t>
+      </w:r>
+    </w:p>
+    <w:p>
+      <w:pPr>
+        <w:rPr>
+          <w:lang w:val="en-US"/>
+        </w:rPr>
+      </w:pPr>
+      <w:r>
+        <w:rPr>
+          <w:lang w:val="en-US"/>
+        </w:rPr>
+        <w:t>To inspect the cage net divers can be used for visual inspection.  The divers can identify net damage before the damage leads to escape incidents. They recommend that research should be undertaken into devices that could detect holes in the net. Cameras have been found difficult to use for this task.</w:t>
+      </w:r>
+      <w:sdt>
+        <w:sdtPr>
+          <w:rPr>
+            <w:lang w:val="en-US"/>
+          </w:rPr>
+          <w:id w:val="446278084"/>
+          <w:citation/>
+        </w:sdtPr>
+        <w:sdtContent>
+          <w:r>
+            <w:rPr>
+              <w:lang w:val="en-US"/>
+            </w:rPr>
+            <w:fldChar w:fldCharType="begin"/>
+          </w:r>
+          <w:r>
+            <w:rPr>
+              <w:lang w:val="en-US"/>
+            </w:rPr>
+            <w:instrText xml:space="preserve"> CITATION Tay10 \l 1044 </w:instrText>
+          </w:r>
+          <w:r>
+            <w:rPr>
+              <w:lang w:val="en-US"/>
+            </w:rPr>
+            <w:fldChar w:fldCharType="separate"/>
+          </w:r>
+          <w:r>
+            <w:rPr>
+              <w:noProof/>
+              <w:lang w:val="en-US"/>
+            </w:rPr>
+            <w:t xml:space="preserve"> </w:t>
+          </w:r>
+          <w:r>
+            <w:rPr>
+              <w:noProof/>
+            </w:rPr>
+            <w:t>(Taylor &amp; Kelly, 2010)</w:t>
+          </w:r>
+          <w:r>
+            <w:rPr>
+              <w:lang w:val="en-US"/>
+            </w:rPr>
+            <w:fldChar w:fldCharType="end"/>
+          </w:r>
+        </w:sdtContent>
+      </w:sdt>
+      <w:commentRangeEnd w:id="13"/>
+      <w:r>
+        <w:rPr>
+          <w:rStyle w:val="CommentReference"/>
+        </w:rPr>
+        <w:commentReference w:id="13"/>
+      </w:r>
     </w:p>
     <w:p>
       <w:pPr>
@@ -6170,7 +5768,7 @@
           <w:lang w:val="en-US"/>
         </w:rPr>
       </w:pPr>
-      <w:bookmarkStart w:id="18" w:name="_Toc352058889"/>
+      <w:bookmarkStart w:id="14" w:name="_Toc352058889"/>
       <w:r>
         <w:rPr>
           <w:lang w:val="en-US"/>
@@ -6178,7 +5776,7 @@
         <w:lastRenderedPageBreak/>
         <w:t>Theory</w:t>
       </w:r>
-      <w:bookmarkEnd w:id="18"/>
+      <w:bookmarkEnd w:id="14"/>
       <w:r>
         <w:rPr>
           <w:lang w:val="en-US"/>
@@ -6210,14 +5808,14 @@
           <w:lang w:val="en-US"/>
         </w:rPr>
       </w:pPr>
-      <w:bookmarkStart w:id="19" w:name="_Toc352058890"/>
+      <w:bookmarkStart w:id="15" w:name="_Toc352058890"/>
       <w:r>
         <w:rPr>
           <w:lang w:val="en-US"/>
         </w:rPr>
         <w:t>Color Spaces</w:t>
       </w:r>
-      <w:bookmarkEnd w:id="19"/>
+      <w:bookmarkEnd w:id="15"/>
     </w:p>
     <w:p>
       <w:pPr>
@@ -6257,14 +5855,18 @@
         </w:rPr>
         <w:t xml:space="preserve">Another reason to use different color spaces is to use color spaces that gives more or better information for the rest of the system. </w:t>
       </w:r>
-      <w:proofErr w:type="gramStart"/>
-      <w:r>
-        <w:rPr>
-          <w:lang w:val="en-US"/>
-        </w:rPr>
-        <w:t>Making operations like segmentation easier.</w:t>
-      </w:r>
-      <w:proofErr w:type="gramEnd"/>
+      <w:r>
+        <w:rPr>
+          <w:lang w:val="en-US"/>
+        </w:rPr>
+        <w:t xml:space="preserve">This can make </w:t>
+      </w:r>
+      <w:r>
+        <w:rPr>
+          <w:lang w:val="en-US"/>
+        </w:rPr>
+        <w:t>operations like segmentation easier.</w:t>
+      </w:r>
     </w:p>
     <w:p>
       <w:pPr>
@@ -6279,7 +5881,7 @@
           <w:lang w:val="en-US"/>
         </w:rPr>
       </w:pPr>
-      <w:commentRangeStart w:id="20"/>
+      <w:commentRangeStart w:id="16"/>
       <w:r>
         <w:rPr>
           <w:rFonts w:ascii="Univers-Medium" w:hAnsi="Univers-Medium" w:cs="Univers-Medium"/>
@@ -6468,8 +6070,8 @@
           <w:lang w:val="en-US"/>
         </w:rPr>
       </w:pPr>
-      <w:commentRangeStart w:id="21"/>
-      <w:commentRangeEnd w:id="20"/>
+      <w:commentRangeStart w:id="17"/>
+      <w:commentRangeEnd w:id="16"/>
       <w:r>
         <w:rPr>
           <w:rFonts w:ascii="Univers_-Bold" w:hAnsi="Univers_-Bold" w:cs="Univers_-Bold"/>
@@ -6944,7 +6546,7 @@
         <w:rPr>
           <w:rStyle w:val="CommentReference"/>
         </w:rPr>
-        <w:commentReference w:id="20"/>
+        <w:commentReference w:id="16"/>
       </w:r>
     </w:p>
     <w:p>
@@ -7005,7 +6607,7 @@
         <w:t>cone.</w:t>
       </w:r>
     </w:p>
-    <w:commentRangeEnd w:id="21"/>
+    <w:commentRangeEnd w:id="17"/>
     <w:p>
       <w:pPr>
         <w:spacing w:after="0"/>
@@ -7020,7 +6622,7 @@
         <w:rPr>
           <w:rStyle w:val="CommentReference"/>
         </w:rPr>
-        <w:commentReference w:id="21"/>
+        <w:commentReference w:id="17"/>
       </w:r>
       <w:r>
         <w:rPr>
@@ -7048,7 +6650,7 @@
                     </pic:cNvPicPr>
                   </pic:nvPicPr>
                   <pic:blipFill>
-                    <a:blip r:embed="rId16" cstate="print"/>
+                    <a:blip r:embed="rId13" cstate="print"/>
                     <a:srcRect/>
                     <a:stretch>
                       <a:fillRect/>
@@ -7085,7 +6687,7 @@
           <w:lang w:val="en-US"/>
         </w:rPr>
       </w:pPr>
-      <w:bookmarkStart w:id="22" w:name="_Ref350770708"/>
+      <w:bookmarkStart w:id="18" w:name="_Ref350770708"/>
       <w:r>
         <w:rPr>
           <w:lang w:val="en-US"/>
@@ -7115,7 +6717,7 @@
       <w:r>
         <w:fldChar w:fldCharType="end"/>
       </w:r>
-      <w:bookmarkEnd w:id="22"/>
+      <w:bookmarkEnd w:id="18"/>
       <w:r>
         <w:rPr>
           <w:lang w:val="en-US"/>
@@ -7214,7 +6816,7 @@
           <w:lang w:val="en-US"/>
         </w:rPr>
       </w:pPr>
-      <w:bookmarkStart w:id="23" w:name="_Toc352058891"/>
+      <w:bookmarkStart w:id="19" w:name="_Toc352058891"/>
       <w:r>
         <w:rPr>
           <w:lang w:val="en-US"/>
@@ -7227,7 +6829,7 @@
         </w:rPr>
         <w:t>RGB</w:t>
       </w:r>
-      <w:bookmarkEnd w:id="23"/>
+      <w:bookmarkEnd w:id="19"/>
     </w:p>
     <w:p>
       <w:pPr>
@@ -7241,19 +6843,43 @@
         </w:rPr>
         <w:t xml:space="preserve">This is the standard color space. </w:t>
       </w:r>
-      <w:commentRangeStart w:id="24"/>
-      <w:r>
-        <w:rPr>
-          <w:lang w:val="en-US"/>
-        </w:rPr>
-        <w:t>Each pixel consists of three values, one for red, one for green and one for blue. When used in computer vision algorithms one can use the channels individually, combinations of two channels or all three channels.</w:t>
-      </w:r>
-      <w:commentRangeEnd w:id="24"/>
+      <w:commentRangeStart w:id="20"/>
+      <w:r>
+        <w:rPr>
+          <w:lang w:val="en-US"/>
+        </w:rPr>
+        <w:t>Each pixel consists of three values, one for red, one for green and one for blue. When used in computer vision algorithms one can use the channels individually, combin</w:t>
+      </w:r>
+      <w:r>
+        <w:rPr>
+          <w:lang w:val="en-US"/>
+        </w:rPr>
+        <w:t>e</w:t>
+      </w:r>
+      <w:r>
+        <w:rPr>
+          <w:lang w:val="en-US"/>
+        </w:rPr>
+        <w:t xml:space="preserve"> of two channels or </w:t>
+      </w:r>
+      <w:r>
+        <w:rPr>
+          <w:lang w:val="en-US"/>
+        </w:rPr>
+        <w:t xml:space="preserve">combine </w:t>
+      </w:r>
+      <w:r>
+        <w:rPr>
+          <w:lang w:val="en-US"/>
+        </w:rPr>
+        <w:t>all three channels.</w:t>
+      </w:r>
+      <w:commentRangeEnd w:id="20"/>
       <w:r>
         <w:rPr>
           <w:rStyle w:val="CommentReference"/>
         </w:rPr>
-        <w:commentReference w:id="24"/>
+        <w:commentReference w:id="20"/>
       </w:r>
     </w:p>
     <w:p>
@@ -7527,7 +7153,7 @@
                     </pic:cNvPicPr>
                   </pic:nvPicPr>
                   <pic:blipFill>
-                    <a:blip r:embed="rId17" cstate="print"/>
+                    <a:blip r:embed="rId14" cstate="print"/>
                     <a:srcRect/>
                     <a:stretch>
                       <a:fillRect/>
@@ -7564,8 +7190,8 @@
           <w:lang w:val="en-US"/>
         </w:rPr>
       </w:pPr>
-      <w:bookmarkStart w:id="25" w:name="_Ref350770540"/>
-      <w:bookmarkStart w:id="26" w:name="_Ref350770528"/>
+      <w:bookmarkStart w:id="21" w:name="_Ref350770540"/>
+      <w:bookmarkStart w:id="22" w:name="_Ref350770528"/>
       <w:r>
         <w:rPr>
           <w:lang w:val="en-US"/>
@@ -7594,7 +7220,7 @@
       <w:r>
         <w:fldChar w:fldCharType="end"/>
       </w:r>
-      <w:bookmarkEnd w:id="25"/>
+      <w:bookmarkEnd w:id="21"/>
       <w:r>
         <w:rPr>
           <w:lang w:val="en-US"/>
@@ -7607,7 +7233,7 @@
         </w:rPr>
         <w:t>atching functions</w:t>
       </w:r>
-      <w:bookmarkEnd w:id="26"/>
+      <w:bookmarkEnd w:id="22"/>
       <w:r>
         <w:rPr>
           <w:lang w:val="en-US"/>
@@ -7688,7 +7314,7 @@
           <w:lang w:val="en-US"/>
         </w:rPr>
       </w:pPr>
-      <w:bookmarkStart w:id="27" w:name="_Toc352058892"/>
+      <w:bookmarkStart w:id="23" w:name="_Toc352058892"/>
       <w:r>
         <w:rPr>
           <w:lang w:val="en-US"/>
@@ -7701,7 +7327,7 @@
         </w:rPr>
         <w:t>XYZ</w:t>
       </w:r>
-      <w:bookmarkEnd w:id="27"/>
+      <w:bookmarkEnd w:id="23"/>
     </w:p>
     <w:p>
       <w:pPr>
@@ -7753,14 +7379,12 @@
         </w:rPr>
         <w:t xml:space="preserve"> of the RGB color space is that the red primary matching function contains negative values. In the time where the analytical work of </w:t>
       </w:r>
-      <w:proofErr w:type="spellStart"/>
-      <w:r>
-        <w:rPr>
-          <w:lang w:val="en-US"/>
-        </w:rPr>
-        <w:t>multiplicate</w:t>
-      </w:r>
-      <w:proofErr w:type="spellEnd"/>
+      <w:r>
+        <w:rPr>
+          <w:lang w:val="en-US"/>
+        </w:rPr>
+        <w:t>performing multiplications of</w:t>
+      </w:r>
       <w:r>
         <w:rPr>
           <w:lang w:val="en-US"/>
@@ -7779,18 +7403,250 @@
         </w:rPr>
         <w:t xml:space="preserve"> XYZ color </w:t>
       </w:r>
+      <w:commentRangeStart w:id="24"/>
       <w:r>
         <w:rPr>
           <w:lang w:val="en-US"/>
         </w:rPr>
         <w:t>space</w:t>
       </w:r>
+      <w:commentRangeEnd w:id="24"/>
+      <w:r>
+        <w:rPr>
+          <w:rStyle w:val="CommentReference"/>
+        </w:rPr>
+        <w:commentReference w:id="24"/>
+      </w:r>
       <w:r>
         <w:rPr>
           <w:lang w:val="en-US"/>
         </w:rPr>
         <w:t>.</w:t>
       </w:r>
+      <w:r>
+        <w:rPr>
+          <w:lang w:val="en-US"/>
+        </w:rPr>
+        <w:t xml:space="preserve"> </w:t>
+      </w:r>
+    </w:p>
+    <w:p>
+      <w:pPr>
+        <w:rPr>
+          <w:lang w:val="en-US"/>
+        </w:rPr>
+      </w:pPr>
+      <w:r>
+        <w:rPr>
+          <w:lang w:val="en-US"/>
+        </w:rPr>
+        <w:t xml:space="preserve">The XYZ color space was created by transforming the RGB color space into a new color space called the XYZ color space. The XYZ color space was created such that Y is the luminance of the colors while X and Z </w:t>
+      </w:r>
+      <w:r>
+        <w:rPr>
+          <w:lang w:val="en-US"/>
+        </w:rPr>
+        <w:t>are</w:t>
+      </w:r>
+      <w:r>
+        <w:rPr>
+          <w:lang w:val="en-US"/>
+        </w:rPr>
+        <w:t xml:space="preserve"> luminously-impotent</w:t>
+      </w:r>
+      <w:r>
+        <w:rPr>
+          <w:lang w:val="en-US"/>
+        </w:rPr>
+        <w:t xml:space="preserve">. The matching functions for the CIE XYZ color space can be seen in </w:t>
+      </w:r>
+      <w:r>
+        <w:rPr>
+          <w:lang w:val="en-US"/>
+        </w:rPr>
+        <w:fldChar w:fldCharType="begin"/>
+      </w:r>
+      <w:r>
+        <w:rPr>
+          <w:lang w:val="en-US"/>
+        </w:rPr>
+        <w:instrText xml:space="preserve"> REF _Ref352065762 \h </w:instrText>
+      </w:r>
+      <w:r>
+        <w:rPr>
+          <w:lang w:val="en-US"/>
+        </w:rPr>
+      </w:r>
+      <w:r>
+        <w:rPr>
+          <w:lang w:val="en-US"/>
+        </w:rPr>
+        <w:fldChar w:fldCharType="separate"/>
+      </w:r>
+      <w:r>
+        <w:rPr>
+          <w:lang w:val="en-US"/>
+        </w:rPr>
+        <w:t xml:space="preserve">Figure </w:t>
+      </w:r>
+      <w:r>
+        <w:rPr>
+          <w:noProof/>
+          <w:lang w:val="en-US"/>
+        </w:rPr>
+        <w:t>4</w:t>
+      </w:r>
+      <w:r>
+        <w:rPr>
+          <w:lang w:val="en-US"/>
+        </w:rPr>
+        <w:fldChar w:fldCharType="end"/>
+      </w:r>
+      <w:r>
+        <w:rPr>
+          <w:lang w:val="en-US"/>
+        </w:rPr>
+        <w:t xml:space="preserve">. </w:t>
+      </w:r>
+      <w:r>
+        <w:rPr>
+          <w:lang w:val="en-US"/>
+        </w:rPr>
+        <w:t xml:space="preserve"> </w:t>
+      </w:r>
+      <w:bookmarkStart w:id="25" w:name="_GoBack"/>
+      <w:bookmarkEnd w:id="25"/>
+    </w:p>
+    <w:p>
+      <w:pPr>
+        <w:rPr>
+          <w:lang w:val="en-US"/>
+        </w:rPr>
+      </w:pPr>
+    </w:p>
+    <w:p>
+      <w:pPr>
+        <w:jc w:val="center"/>
+        <w:rPr>
+          <w:lang w:val="en-US"/>
+        </w:rPr>
+      </w:pPr>
+      <w:r>
+        <w:rPr>
+          <w:noProof/>
+          <w:lang w:eastAsia="nb-NO"/>
+        </w:rPr>
+        <w:drawing>
+          <wp:inline distT="0" distB="0" distL="0" distR="0" wp14:anchorId="1FF9CDB9" wp14:editId="4D55F3C5">
+            <wp:extent cx="3397250" cy="1666816"/>
+            <wp:effectExtent l="0" t="0" r="0" b="0"/>
+            <wp:docPr id="1" name="Picture 1"/>
+            <wp:cNvGraphicFramePr>
+              <a:graphicFrameLocks xmlns:a="http://schemas.openxmlformats.org/drawingml/2006/main" noChangeAspect="1"/>
+            </wp:cNvGraphicFramePr>
+            <a:graphic xmlns:a="http://schemas.openxmlformats.org/drawingml/2006/main">
+              <a:graphicData uri="http://schemas.openxmlformats.org/drawingml/2006/picture">
+                <pic:pic xmlns:pic="http://schemas.openxmlformats.org/drawingml/2006/picture">
+                  <pic:nvPicPr>
+                    <pic:cNvPr id="0" name=""/>
+                    <pic:cNvPicPr/>
+                  </pic:nvPicPr>
+                  <pic:blipFill>
+                    <a:blip r:embed="rId15"/>
+                    <a:stretch>
+                      <a:fillRect/>
+                    </a:stretch>
+                  </pic:blipFill>
+                  <pic:spPr>
+                    <a:xfrm>
+                      <a:off x="0" y="0"/>
+                      <a:ext cx="3397250" cy="1666816"/>
+                    </a:xfrm>
+                    <a:prstGeom prst="rect">
+                      <a:avLst/>
+                    </a:prstGeom>
+                  </pic:spPr>
+                </pic:pic>
+              </a:graphicData>
+            </a:graphic>
+          </wp:inline>
+        </w:drawing>
+      </w:r>
+    </w:p>
+    <w:p>
+      <w:pPr>
+        <w:pStyle w:val="Caption"/>
+        <w:jc w:val="center"/>
+        <w:rPr>
+          <w:lang w:val="en-US"/>
+        </w:rPr>
+      </w:pPr>
+      <w:bookmarkStart w:id="26" w:name="_Ref352065762"/>
+      <w:r>
+        <w:rPr>
+          <w:lang w:val="en-US"/>
+        </w:rPr>
+        <w:t xml:space="preserve">Figure </w:t>
+      </w:r>
+      <w:r>
+        <w:fldChar w:fldCharType="begin"/>
+      </w:r>
+      <w:r>
+        <w:rPr>
+          <w:lang w:val="en-US"/>
+        </w:rPr>
+        <w:instrText xml:space="preserve"> SEQ Figure \* ARABIC </w:instrText>
+      </w:r>
+      <w:r>
+        <w:fldChar w:fldCharType="separate"/>
+      </w:r>
+      <w:r>
+        <w:rPr>
+          <w:noProof/>
+          <w:lang w:val="en-US"/>
+        </w:rPr>
+        <w:t>4</w:t>
+      </w:r>
+      <w:r>
+        <w:fldChar w:fldCharType="end"/>
+      </w:r>
+      <w:bookmarkEnd w:id="26"/>
+      <w:r>
+        <w:rPr>
+          <w:lang w:val="en-US"/>
+        </w:rPr>
+        <w:t xml:space="preserve">: CIE XYZ color matching functions </w:t>
+      </w:r>
+      <w:sdt>
+        <w:sdtPr>
+          <w:id w:val="-2130766365"/>
+          <w:citation/>
+        </w:sdtPr>
+        <w:sdtContent>
+          <w:r>
+            <w:fldChar w:fldCharType="begin"/>
+          </w:r>
+          <w:r>
+            <w:rPr>
+              <w:lang w:val="en-US"/>
+            </w:rPr>
+            <w:instrText xml:space="preserve"> CITATION Ker10 \l 1044 </w:instrText>
+          </w:r>
+          <w:r>
+            <w:fldChar w:fldCharType="separate"/>
+          </w:r>
+          <w:r>
+            <w:rPr>
+              <w:noProof/>
+              <w:lang w:val="en-US"/>
+            </w:rPr>
+            <w:t>(Kerr, 2010)</w:t>
+          </w:r>
+          <w:r>
+            <w:fldChar w:fldCharType="end"/>
+          </w:r>
+        </w:sdtContent>
+      </w:sdt>
     </w:p>
     <w:p>
       <w:pPr>
@@ -7810,26 +7666,28 @@
           <w:lang w:val="en-US"/>
         </w:rPr>
       </w:pPr>
-      <w:bookmarkStart w:id="28" w:name="_Ref350861671"/>
-      <w:bookmarkStart w:id="29" w:name="_Ref350861696"/>
-      <w:bookmarkStart w:id="30" w:name="_Ref350861701"/>
-      <w:bookmarkStart w:id="31" w:name="_Ref350861709"/>
-      <w:bookmarkStart w:id="32" w:name="_Ref350861712"/>
-      <w:bookmarkStart w:id="33" w:name="_Ref350861729"/>
-      <w:bookmarkStart w:id="34" w:name="_Ref350861732"/>
-      <w:bookmarkStart w:id="35" w:name="_Toc352058893"/>
+      <w:bookmarkStart w:id="27" w:name="_Ref350861671"/>
+      <w:bookmarkStart w:id="28" w:name="_Ref350861696"/>
+      <w:bookmarkStart w:id="29" w:name="_Ref350861701"/>
+      <w:bookmarkStart w:id="30" w:name="_Ref350861709"/>
+      <w:bookmarkStart w:id="31" w:name="_Ref350861712"/>
+      <w:bookmarkStart w:id="32" w:name="_Ref350861729"/>
+      <w:bookmarkStart w:id="33" w:name="_Ref350861732"/>
+      <w:bookmarkStart w:id="34" w:name="_Toc352058893"/>
       <w:r>
         <w:rPr>
           <w:lang w:val="en-US"/>
         </w:rPr>
         <w:t xml:space="preserve">CIE </w:t>
       </w:r>
+      <w:proofErr w:type="spellStart"/>
       <w:r>
         <w:rPr>
           <w:lang w:val="en-US"/>
         </w:rPr>
         <w:t>xyY</w:t>
       </w:r>
+      <w:bookmarkEnd w:id="27"/>
       <w:bookmarkEnd w:id="28"/>
       <w:bookmarkEnd w:id="29"/>
       <w:bookmarkEnd w:id="30"/>
@@ -7837,7 +7695,180 @@
       <w:bookmarkEnd w:id="32"/>
       <w:bookmarkEnd w:id="33"/>
       <w:bookmarkEnd w:id="34"/>
-      <w:bookmarkEnd w:id="35"/>
+      <w:proofErr w:type="spellEnd"/>
+    </w:p>
+    <w:p>
+      <w:pPr>
+        <w:rPr>
+          <w:lang w:val="en-US"/>
+        </w:rPr>
+      </w:pPr>
+      <w:r>
+        <w:rPr>
+          <w:lang w:val="en-US"/>
+        </w:rPr>
+        <w:t xml:space="preserve">CIE </w:t>
+      </w:r>
+      <w:proofErr w:type="spellStart"/>
+      <w:r>
+        <w:rPr>
+          <w:lang w:val="en-US"/>
+        </w:rPr>
+        <w:t>xyY</w:t>
+      </w:r>
+      <w:proofErr w:type="spellEnd"/>
+      <w:r>
+        <w:rPr>
+          <w:lang w:val="en-US"/>
+        </w:rPr>
+        <w:t xml:space="preserve"> is a kind of color space called a luminance-chrominance color space. In this kind of color space one coordinate gives information about the luminance while the two other coordinates gives information about the chromaticity. The CIE </w:t>
+      </w:r>
+      <w:proofErr w:type="spellStart"/>
+      <w:r>
+        <w:rPr>
+          <w:lang w:val="en-US"/>
+        </w:rPr>
+        <w:t>xyY</w:t>
+      </w:r>
+      <w:proofErr w:type="spellEnd"/>
+      <w:r>
+        <w:rPr>
+          <w:lang w:val="en-US"/>
+        </w:rPr>
+        <w:t xml:space="preserve"> color space is based on the CIE XYZ color space defined as:</w:t>
+      </w:r>
+    </w:p>
+    <w:p>
+      <w:pPr>
+        <w:spacing w:after="0"/>
+        <w:rPr>
+          <w:rFonts w:eastAsiaTheme="minorEastAsia"/>
+          <w:lang w:val="en-US"/>
+        </w:rPr>
+      </w:pPr>
+      <m:oMathPara>
+        <m:oMath>
+          <m:r>
+            <w:rPr>
+              <w:rFonts w:ascii="Cambria Math" w:hAnsi="Cambria Math"/>
+              <w:lang w:val="en-US"/>
+            </w:rPr>
+            <m:t xml:space="preserve">x= </m:t>
+          </m:r>
+          <m:f>
+            <m:fPr>
+              <m:ctrlPr>
+                <w:rPr>
+                  <w:rFonts w:ascii="Cambria Math" w:hAnsi="Cambria Math"/>
+                  <w:i/>
+                  <w:lang w:val="en-US"/>
+                </w:rPr>
+              </m:ctrlPr>
+            </m:fPr>
+            <m:num>
+              <m:r>
+                <w:rPr>
+                  <w:rFonts w:ascii="Cambria Math" w:hAnsi="Cambria Math"/>
+                  <w:lang w:val="en-US"/>
+                </w:rPr>
+                <m:t>X</m:t>
+              </m:r>
+            </m:num>
+            <m:den>
+              <m:r>
+                <w:rPr>
+                  <w:rFonts w:ascii="Cambria Math" w:hAnsi="Cambria Math"/>
+                  <w:lang w:val="en-US"/>
+                </w:rPr>
+                <m:t>X+Y+Z</m:t>
+              </m:r>
+            </m:den>
+          </m:f>
+          <m:r>
+            <w:rPr>
+              <w:rFonts w:ascii="Cambria Math" w:hAnsi="Cambria Math"/>
+              <w:lang w:val="en-US"/>
+            </w:rPr>
+            <m:t xml:space="preserve">     y= </m:t>
+          </m:r>
+          <m:f>
+            <m:fPr>
+              <m:ctrlPr>
+                <w:rPr>
+                  <w:rFonts w:ascii="Cambria Math" w:hAnsi="Cambria Math"/>
+                  <w:i/>
+                  <w:lang w:val="en-US"/>
+                </w:rPr>
+              </m:ctrlPr>
+            </m:fPr>
+            <m:num>
+              <m:r>
+                <w:rPr>
+                  <w:rFonts w:ascii="Cambria Math" w:hAnsi="Cambria Math"/>
+                  <w:lang w:val="en-US"/>
+                </w:rPr>
+                <m:t>Y</m:t>
+              </m:r>
+            </m:num>
+            <m:den>
+              <m:r>
+                <w:rPr>
+                  <w:rFonts w:ascii="Cambria Math" w:hAnsi="Cambria Math"/>
+                  <w:lang w:val="en-US"/>
+                </w:rPr>
+                <m:t>X+Y+Z</m:t>
+              </m:r>
+            </m:den>
+          </m:f>
+          <m:r>
+            <w:rPr>
+              <w:rFonts w:ascii="Cambria Math" w:eastAsiaTheme="minorEastAsia" w:hAnsi="Cambria Math"/>
+              <w:lang w:val="en-US"/>
+            </w:rPr>
+            <m:t xml:space="preserve">     Y=Y</m:t>
+          </m:r>
+        </m:oMath>
+      </m:oMathPara>
+    </w:p>
+    <w:p>
+      <w:pPr>
+        <w:pStyle w:val="Caption"/>
+        <w:jc w:val="center"/>
+        <w:rPr>
+          <w:lang w:val="en-US"/>
+        </w:rPr>
+      </w:pPr>
+      <w:r>
+        <w:t xml:space="preserve">Equation </w:t>
+      </w:r>
+      <w:r>
+        <w:fldChar w:fldCharType="begin"/>
+      </w:r>
+      <w:r>
+        <w:instrText xml:space="preserve"> SEQ Equation \* ARABIC </w:instrText>
+      </w:r>
+      <w:r>
+        <w:fldChar w:fldCharType="separate"/>
+      </w:r>
+      <w:r>
+        <w:rPr>
+          <w:noProof/>
+        </w:rPr>
+        <w:t>1</w:t>
+      </w:r>
+      <w:r>
+        <w:fldChar w:fldCharType="end"/>
+      </w:r>
+      <w:r>
+        <w:t>: XYZ to xyY</w:t>
+      </w:r>
+    </w:p>
+    <w:p>
+      <w:pPr>
+        <w:rPr>
+          <w:lang w:val="en-US"/>
+        </w:rPr>
+      </w:pPr>
     </w:p>
     <w:p>
       <w:pPr>
@@ -7850,7 +7881,7 @@
           <w:lang w:val="en-US"/>
         </w:rPr>
       </w:pPr>
-      <w:bookmarkStart w:id="36" w:name="_Toc352058894"/>
+      <w:bookmarkStart w:id="35" w:name="_Toc352058894"/>
       <w:r>
         <w:rPr>
           <w:lang w:val="en-US"/>
@@ -7863,7 +7894,7 @@
         </w:rPr>
         <w:t>L*a*b</w:t>
       </w:r>
-      <w:bookmarkEnd w:id="36"/>
+      <w:bookmarkEnd w:id="35"/>
     </w:p>
     <w:p>
       <w:pPr>
@@ -8003,7 +8034,14 @@
         <w:rPr>
           <w:lang w:val="en-US"/>
         </w:rPr>
-        <w:t xml:space="preserve"> In theory the a* and b* axis doesn’t have a maximum and minimum scale, although for practical purposes they are usually limited to a range from -128 to 127 thereby consisting </w:t>
+        <w:t xml:space="preserve"> In theory the a* and b* axis doesn’t have a maximum and minimum scale, although for </w:t>
+      </w:r>
+      <w:r>
+        <w:rPr>
+          <w:lang w:val="en-US"/>
+        </w:rPr>
+        <w:lastRenderedPageBreak/>
+        <w:t xml:space="preserve">practical purposes they are usually limited to a range from -128 to 127 thereby consisting </w:t>
       </w:r>
       <w:proofErr w:type="gramStart"/>
       <w:r>
@@ -8049,7 +8087,7 @@
                     <pic:cNvPicPr/>
                   </pic:nvPicPr>
                   <pic:blipFill>
-                    <a:blip r:embed="rId18"/>
+                    <a:blip r:embed="rId16"/>
                     <a:stretch>
                       <a:fillRect/>
                     </a:stretch>
@@ -8078,7 +8116,7 @@
           <w:lang w:val="en-US"/>
         </w:rPr>
       </w:pPr>
-      <w:bookmarkStart w:id="37" w:name="_Ref351365883"/>
+      <w:bookmarkStart w:id="36" w:name="_Ref351365883"/>
       <w:r>
         <w:rPr>
           <w:lang w:val="en-US"/>
@@ -8102,12 +8140,12 @@
           <w:noProof/>
           <w:lang w:val="en-US"/>
         </w:rPr>
-        <w:t>4</w:t>
+        <w:t>5</w:t>
       </w:r>
       <w:r>
         <w:fldChar w:fldCharType="end"/>
       </w:r>
-      <w:bookmarkEnd w:id="37"/>
+      <w:bookmarkEnd w:id="36"/>
       <w:r>
         <w:rPr>
           <w:lang w:val="en-US"/>
@@ -8188,33 +8226,32 @@
           <w:lang w:val="en-US"/>
         </w:rPr>
       </w:pPr>
-      <w:bookmarkStart w:id="38" w:name="_Toc352058895"/>
+      <w:bookmarkStart w:id="37" w:name="_Toc352058895"/>
       <w:r>
         <w:rPr>
           <w:lang w:val="en-US"/>
         </w:rPr>
         <w:t>Segmentation methods</w:t>
       </w:r>
-      <w:bookmarkEnd w:id="38"/>
-    </w:p>
-    <w:p>
-      <w:pPr>
-        <w:rPr>
-          <w:lang w:val="en-US"/>
-        </w:rPr>
-      </w:pPr>
-    </w:p>
-    <w:p>
-      <w:pPr>
-        <w:rPr>
-          <w:lang w:val="en-US"/>
-        </w:rPr>
-      </w:pPr>
-      <w:r>
-        <w:rPr>
-          <w:lang w:val="en-US"/>
-        </w:rPr>
-        <w:lastRenderedPageBreak/>
+      <w:bookmarkEnd w:id="37"/>
+    </w:p>
+    <w:p>
+      <w:pPr>
+        <w:rPr>
+          <w:lang w:val="en-US"/>
+        </w:rPr>
+      </w:pPr>
+    </w:p>
+    <w:p>
+      <w:pPr>
+        <w:rPr>
+          <w:lang w:val="en-US"/>
+        </w:rPr>
+      </w:pPr>
+      <w:r>
+        <w:rPr>
+          <w:lang w:val="en-US"/>
+        </w:rPr>
         <w:t xml:space="preserve">From </w:t>
       </w:r>
       <w:sdt>
@@ -8301,7 +8338,7 @@
           <w:lang w:val="en-US"/>
         </w:rPr>
       </w:pPr>
-      <w:bookmarkStart w:id="39" w:name="_Toc352058896"/>
+      <w:bookmarkStart w:id="38" w:name="_Toc352058896"/>
       <w:r>
         <w:rPr>
           <w:lang w:val="en-US"/>
@@ -8320,7 +8357,7 @@
         </w:rPr>
         <w:t>Thresholding</w:t>
       </w:r>
-      <w:bookmarkEnd w:id="39"/>
+      <w:bookmarkEnd w:id="38"/>
     </w:p>
     <w:p>
       <w:pPr>
@@ -8352,21 +8389,21 @@
           <w:lang w:val="en-US"/>
         </w:rPr>
       </w:pPr>
-      <w:bookmarkStart w:id="40" w:name="_Toc352058897"/>
+      <w:bookmarkStart w:id="39" w:name="_Toc352058897"/>
       <w:r>
         <w:rPr>
           <w:lang w:val="en-US"/>
         </w:rPr>
         <w:t xml:space="preserve">Adaptive </w:t>
       </w:r>
-      <w:commentRangeStart w:id="41"/>
+      <w:commentRangeStart w:id="40"/>
       <w:r>
         <w:rPr>
           <w:lang w:val="en-US"/>
         </w:rPr>
         <w:t>thresholding</w:t>
       </w:r>
-      <w:commentRangeEnd w:id="41"/>
+      <w:commentRangeEnd w:id="40"/>
       <w:r>
         <w:rPr>
           <w:rStyle w:val="CommentReference"/>
@@ -8375,9 +8412,9 @@
           <w:bCs w:val="0"/>
           <w:color w:val="auto"/>
         </w:rPr>
-        <w:commentReference w:id="41"/>
-      </w:r>
-      <w:bookmarkEnd w:id="40"/>
+        <w:commentReference w:id="40"/>
+      </w:r>
+      <w:bookmarkEnd w:id="39"/>
     </w:p>
     <w:p>
       <w:pPr>
@@ -8397,7 +8434,7 @@
           <w:lang w:val="en-US"/>
         </w:rPr>
       </w:pPr>
-      <w:bookmarkStart w:id="42" w:name="_Toc352058898"/>
+      <w:bookmarkStart w:id="41" w:name="_Toc352058898"/>
       <w:r>
         <w:rPr>
           <w:lang w:val="en-US"/>
@@ -8410,7 +8447,7 @@
         </w:rPr>
         <w:t xml:space="preserve"> method</w:t>
       </w:r>
-      <w:bookmarkEnd w:id="42"/>
+      <w:bookmarkEnd w:id="41"/>
     </w:p>
     <w:p>
       <w:pPr>
@@ -9286,6 +9323,7 @@
           <w:noProof/>
           <w:lang w:val="en-US"/>
         </w:rPr>
+        <w:lastRenderedPageBreak/>
         <w:t>The idea behind this approach is that the larger the between-class variance is the higher the likelyhood of a proper segmentation of an image</w:t>
       </w:r>
       <w:r>
@@ -9350,14 +9388,14 @@
           <w:lang w:val="en-US"/>
         </w:rPr>
       </w:pPr>
-      <w:bookmarkStart w:id="43" w:name="_Toc352058899"/>
+      <w:bookmarkStart w:id="42" w:name="_Toc352058899"/>
       <w:r>
         <w:rPr>
           <w:lang w:val="en-US"/>
         </w:rPr>
         <w:t>Using Edge detection</w:t>
       </w:r>
-      <w:bookmarkEnd w:id="43"/>
+      <w:bookmarkEnd w:id="42"/>
     </w:p>
     <w:p>
       <w:pPr>
@@ -9383,7 +9421,7 @@
         </w:rPr>
         <w:br w:type="page"/>
       </w:r>
-      <w:bookmarkStart w:id="44" w:name="_Toc352058900"/>
+      <w:bookmarkStart w:id="43" w:name="_Toc352058900"/>
       <w:r>
         <w:rPr>
           <w:lang w:val="en-US"/>
@@ -9397,7 +9435,7 @@
         </w:rPr>
         <w:t>design</w:t>
       </w:r>
-      <w:bookmarkEnd w:id="44"/>
+      <w:bookmarkEnd w:id="43"/>
     </w:p>
     <w:p>
       <w:pPr>
@@ -9555,7 +9593,7 @@
         </w:rPr>
         <w:t xml:space="preserve">. After prototyping the first test system were made. This system contains many different methods and the user has the option to change many parameters. This system was to be used during Test </w:t>
       </w:r>
-      <w:commentRangeStart w:id="45"/>
+      <w:commentRangeStart w:id="44"/>
       <w:r>
         <w:rPr>
           <w:rFonts w:eastAsiaTheme="minorEastAsia"/>
@@ -9563,12 +9601,12 @@
         </w:rPr>
         <w:t>1</w:t>
       </w:r>
-      <w:commentRangeEnd w:id="45"/>
+      <w:commentRangeEnd w:id="44"/>
       <w:r>
         <w:rPr>
           <w:rStyle w:val="CommentReference"/>
         </w:rPr>
-        <w:commentReference w:id="45"/>
+        <w:commentReference w:id="44"/>
       </w:r>
       <w:r>
         <w:rPr>
@@ -9695,8 +9733,8 @@
         </w:rPr>
         <w:t xml:space="preserve"> </w:t>
       </w:r>
-      <w:bookmarkStart w:id="46" w:name="_Ref351374097"/>
-      <w:bookmarkStart w:id="47" w:name="_Ref351374104"/>
+      <w:bookmarkStart w:id="45" w:name="_Ref351374097"/>
+      <w:bookmarkStart w:id="46" w:name="_Ref351374104"/>
     </w:p>
     <w:p>
       <w:pPr>
@@ -9716,16 +9754,16 @@
           <w:lang w:val="en-US"/>
         </w:rPr>
       </w:pPr>
-      <w:bookmarkStart w:id="48" w:name="_Toc352058901"/>
+      <w:bookmarkStart w:id="47" w:name="_Toc352058901"/>
       <w:r>
         <w:rPr>
           <w:lang w:val="en-US"/>
         </w:rPr>
         <w:t>Prototype</w:t>
       </w:r>
+      <w:bookmarkEnd w:id="45"/>
       <w:bookmarkEnd w:id="46"/>
       <w:bookmarkEnd w:id="47"/>
-      <w:bookmarkEnd w:id="48"/>
     </w:p>
     <w:p>
       <w:pPr>
@@ -9803,14 +9841,14 @@
           <w:lang w:val="en-US"/>
         </w:rPr>
       </w:pPr>
-      <w:bookmarkStart w:id="49" w:name="_Toc352058902"/>
+      <w:bookmarkStart w:id="48" w:name="_Toc352058902"/>
       <w:r>
         <w:rPr>
           <w:lang w:val="en-US"/>
         </w:rPr>
         <w:t>Color Spaces</w:t>
       </w:r>
-      <w:bookmarkEnd w:id="49"/>
+      <w:bookmarkEnd w:id="48"/>
     </w:p>
     <w:p>
       <w:pPr>
@@ -10126,14 +10164,14 @@
           <w:lang w:val="en-US"/>
         </w:rPr>
       </w:pPr>
-      <w:bookmarkStart w:id="50" w:name="_Toc352058903"/>
+      <w:bookmarkStart w:id="49" w:name="_Toc352058903"/>
       <w:r>
         <w:rPr>
           <w:lang w:val="en-US"/>
         </w:rPr>
         <w:t>Segmentation methods</w:t>
       </w:r>
-      <w:bookmarkEnd w:id="50"/>
+      <w:bookmarkEnd w:id="49"/>
     </w:p>
     <w:p>
       <w:pPr>
@@ -10159,7 +10197,7 @@
           <w:lang w:val="en-US"/>
         </w:rPr>
       </w:pPr>
-      <w:bookmarkStart w:id="51" w:name="_Toc352058904"/>
+      <w:bookmarkStart w:id="50" w:name="_Toc352058904"/>
       <w:r>
         <w:rPr>
           <w:lang w:val="en-US"/>
@@ -10173,7 +10211,7 @@
         </w:rPr>
         <w:t>metod</w:t>
       </w:r>
-      <w:bookmarkEnd w:id="51"/>
+      <w:bookmarkEnd w:id="50"/>
       <w:proofErr w:type="spellEnd"/>
     </w:p>
     <w:p>
@@ -10318,7 +10356,7 @@
                     </pic:cNvPicPr>
                   </pic:nvPicPr>
                   <pic:blipFill>
-                    <a:blip r:embed="rId19" cstate="print"/>
+                    <a:blip r:embed="rId17" cstate="print"/>
                     <a:srcRect/>
                     <a:stretch>
                       <a:fillRect/>
@@ -10355,7 +10393,7 @@
           <w:lang w:val="en-US"/>
         </w:rPr>
       </w:pPr>
-      <w:bookmarkStart w:id="52" w:name="_Ref350076155"/>
+      <w:bookmarkStart w:id="51" w:name="_Ref350076155"/>
       <w:r>
         <w:rPr>
           <w:lang w:val="en-US"/>
@@ -10379,12 +10417,12 @@
           <w:noProof/>
           <w:lang w:val="en-US"/>
         </w:rPr>
-        <w:t>5</w:t>
+        <w:t>6</w:t>
       </w:r>
       <w:r>
         <w:fldChar w:fldCharType="end"/>
       </w:r>
-      <w:bookmarkEnd w:id="52"/>
+      <w:bookmarkEnd w:id="51"/>
       <w:r>
         <w:rPr>
           <w:lang w:val="en-US"/>
@@ -10575,7 +10613,7 @@
                     </pic:cNvPicPr>
                   </pic:nvPicPr>
                   <pic:blipFill>
-                    <a:blip r:embed="rId20" cstate="print"/>
+                    <a:blip r:embed="rId18" cstate="print"/>
                     <a:srcRect/>
                     <a:stretch>
                       <a:fillRect/>
@@ -10632,7 +10670,7 @@
                     </pic:cNvPicPr>
                   </pic:nvPicPr>
                   <pic:blipFill>
-                    <a:blip r:embed="rId21" cstate="print"/>
+                    <a:blip r:embed="rId19" cstate="print"/>
                     <a:srcRect/>
                     <a:stretch>
                       <a:fillRect/>
@@ -10669,7 +10707,7 @@
           <w:lang w:val="en-US"/>
         </w:rPr>
       </w:pPr>
-      <w:bookmarkStart w:id="53" w:name="_Ref350074885"/>
+      <w:bookmarkStart w:id="52" w:name="_Ref350074885"/>
       <w:r>
         <w:rPr>
           <w:lang w:val="en-US"/>
@@ -10693,12 +10731,12 @@
           <w:noProof/>
           <w:lang w:val="en-US"/>
         </w:rPr>
-        <w:t>6</w:t>
+        <w:t>7</w:t>
       </w:r>
       <w:r>
         <w:fldChar w:fldCharType="end"/>
       </w:r>
-      <w:bookmarkEnd w:id="53"/>
+      <w:bookmarkEnd w:id="52"/>
       <w:r>
         <w:rPr>
           <w:lang w:val="en-US"/>
@@ -10797,7 +10835,7 @@
                     </pic:cNvPicPr>
                   </pic:nvPicPr>
                   <pic:blipFill>
-                    <a:blip r:embed="rId22" cstate="print"/>
+                    <a:blip r:embed="rId20" cstate="print"/>
                     <a:srcRect/>
                     <a:stretch>
                       <a:fillRect/>
@@ -10854,7 +10892,7 @@
                     </pic:cNvPicPr>
                   </pic:nvPicPr>
                   <pic:blipFill>
-                    <a:blip r:embed="rId23" cstate="print"/>
+                    <a:blip r:embed="rId21" cstate="print"/>
                     <a:srcRect/>
                     <a:stretch>
                       <a:fillRect/>
@@ -10891,7 +10929,7 @@
           <w:lang w:val="en-US"/>
         </w:rPr>
       </w:pPr>
-      <w:bookmarkStart w:id="54" w:name="_Ref350075926"/>
+      <w:bookmarkStart w:id="53" w:name="_Ref350075926"/>
       <w:r>
         <w:rPr>
           <w:lang w:val="en-US"/>
@@ -10915,12 +10953,12 @@
           <w:noProof/>
           <w:lang w:val="en-US"/>
         </w:rPr>
-        <w:t>7</w:t>
+        <w:t>8</w:t>
       </w:r>
       <w:r>
         <w:fldChar w:fldCharType="end"/>
       </w:r>
-      <w:bookmarkEnd w:id="54"/>
+      <w:bookmarkEnd w:id="53"/>
       <w:r>
         <w:rPr>
           <w:lang w:val="en-US"/>
@@ -11020,7 +11058,7 @@
                     </pic:cNvPicPr>
                   </pic:nvPicPr>
                   <pic:blipFill>
-                    <a:blip r:embed="rId24" cstate="print"/>
+                    <a:blip r:embed="rId22" cstate="print"/>
                     <a:srcRect/>
                     <a:stretch>
                       <a:fillRect/>
@@ -11077,7 +11115,7 @@
                     </pic:cNvPicPr>
                   </pic:nvPicPr>
                   <pic:blipFill>
-                    <a:blip r:embed="rId23" cstate="print"/>
+                    <a:blip r:embed="rId21" cstate="print"/>
                     <a:srcRect/>
                     <a:stretch>
                       <a:fillRect/>
@@ -11115,7 +11153,7 @@
           <w:lang w:val="en-US"/>
         </w:rPr>
       </w:pPr>
-      <w:bookmarkStart w:id="55" w:name="_Ref350077813"/>
+      <w:bookmarkStart w:id="54" w:name="_Ref350077813"/>
       <w:r>
         <w:rPr>
           <w:lang w:val="en-US"/>
@@ -11139,12 +11177,12 @@
           <w:noProof/>
           <w:lang w:val="en-US"/>
         </w:rPr>
-        <w:t>8</w:t>
+        <w:t>9</w:t>
       </w:r>
       <w:r>
         <w:fldChar w:fldCharType="end"/>
       </w:r>
-      <w:bookmarkEnd w:id="55"/>
+      <w:bookmarkEnd w:id="54"/>
       <w:r>
         <w:rPr>
           <w:lang w:val="en-US"/>
@@ -11169,18 +11207,18 @@
           <w:lang w:val="en-US"/>
         </w:rPr>
       </w:pPr>
-      <w:bookmarkStart w:id="56" w:name="_Ref351709858"/>
-      <w:bookmarkStart w:id="57" w:name="_Ref351709863"/>
-      <w:bookmarkStart w:id="58" w:name="_Toc352058905"/>
+      <w:bookmarkStart w:id="55" w:name="_Ref351709858"/>
+      <w:bookmarkStart w:id="56" w:name="_Ref351709863"/>
+      <w:bookmarkStart w:id="57" w:name="_Toc352058905"/>
       <w:r>
         <w:rPr>
           <w:lang w:val="en-US"/>
         </w:rPr>
         <w:t>Segmentation using edge detection, Sobel</w:t>
       </w:r>
+      <w:bookmarkEnd w:id="55"/>
       <w:bookmarkEnd w:id="56"/>
       <w:bookmarkEnd w:id="57"/>
-      <w:bookmarkEnd w:id="58"/>
     </w:p>
     <w:p>
       <w:pPr>
@@ -11337,7 +11375,7 @@
                     </pic:cNvPicPr>
                   </pic:nvPicPr>
                   <pic:blipFill>
-                    <a:blip r:embed="rId25" cstate="print"/>
+                    <a:blip r:embed="rId23" cstate="print"/>
                     <a:srcRect/>
                     <a:stretch>
                       <a:fillRect/>
@@ -11394,7 +11432,7 @@
                     </pic:cNvPicPr>
                   </pic:nvPicPr>
                   <pic:blipFill>
-                    <a:blip r:embed="rId26" cstate="print"/>
+                    <a:blip r:embed="rId24" cstate="print"/>
                     <a:srcRect/>
                     <a:stretch>
                       <a:fillRect/>
@@ -11432,7 +11470,7 @@
           <w:lang w:val="en-US"/>
         </w:rPr>
       </w:pPr>
-      <w:bookmarkStart w:id="59" w:name="_Ref350081018"/>
+      <w:bookmarkStart w:id="58" w:name="_Ref350081018"/>
       <w:r>
         <w:rPr>
           <w:lang w:val="en-US"/>
@@ -11456,12 +11494,12 @@
           <w:noProof/>
           <w:lang w:val="en-US"/>
         </w:rPr>
-        <w:t>9</w:t>
+        <w:t>10</w:t>
       </w:r>
       <w:r>
         <w:fldChar w:fldCharType="end"/>
       </w:r>
-      <w:bookmarkEnd w:id="59"/>
+      <w:bookmarkEnd w:id="58"/>
       <w:r>
         <w:rPr>
           <w:lang w:val="en-US"/>
@@ -11499,14 +11537,14 @@
           <w:lang w:val="en-US"/>
         </w:rPr>
       </w:pPr>
-      <w:bookmarkStart w:id="60" w:name="_Toc352058906"/>
+      <w:bookmarkStart w:id="59" w:name="_Toc352058906"/>
       <w:r>
         <w:rPr>
           <w:lang w:val="en-US"/>
         </w:rPr>
         <w:t>Net damage detection</w:t>
       </w:r>
-      <w:bookmarkEnd w:id="60"/>
+      <w:bookmarkEnd w:id="59"/>
     </w:p>
     <w:p>
       <w:pPr>
@@ -11547,14 +11585,14 @@
           <w:lang w:val="en-US"/>
         </w:rPr>
       </w:pPr>
-      <w:bookmarkStart w:id="61" w:name="_Toc352058907"/>
+      <w:bookmarkStart w:id="60" w:name="_Toc352058907"/>
       <w:r>
         <w:rPr>
           <w:lang w:val="en-US"/>
         </w:rPr>
         <w:t>System 1</w:t>
       </w:r>
-      <w:bookmarkEnd w:id="61"/>
+      <w:bookmarkEnd w:id="60"/>
     </w:p>
     <w:p>
       <w:pPr>
@@ -11574,6 +11612,579 @@
             <wp:extent cx="5760720" cy="2811765"/>
             <wp:effectExtent l="0" t="0" r="0" b="8255"/>
             <wp:docPr id="35" name="Picture 35"/>
+            <wp:cNvGraphicFramePr>
+              <a:graphicFrameLocks xmlns:a="http://schemas.openxmlformats.org/drawingml/2006/main" noChangeAspect="1"/>
+            </wp:cNvGraphicFramePr>
+            <a:graphic xmlns:a="http://schemas.openxmlformats.org/drawingml/2006/main">
+              <a:graphicData uri="http://schemas.openxmlformats.org/drawingml/2006/picture">
+                <pic:pic xmlns:pic="http://schemas.openxmlformats.org/drawingml/2006/picture">
+                  <pic:nvPicPr>
+                    <pic:cNvPr id="0" name=""/>
+                    <pic:cNvPicPr/>
+                  </pic:nvPicPr>
+                  <pic:blipFill>
+                    <a:blip r:embed="rId25"/>
+                    <a:stretch>
+                      <a:fillRect/>
+                    </a:stretch>
+                  </pic:blipFill>
+                  <pic:spPr>
+                    <a:xfrm>
+                      <a:off x="0" y="0"/>
+                      <a:ext cx="5760720" cy="2811765"/>
+                    </a:xfrm>
+                    <a:prstGeom prst="rect">
+                      <a:avLst/>
+                    </a:prstGeom>
+                  </pic:spPr>
+                </pic:pic>
+              </a:graphicData>
+            </a:graphic>
+          </wp:inline>
+        </w:drawing>
+      </w:r>
+    </w:p>
+    <w:p>
+      <w:pPr>
+        <w:pStyle w:val="Caption"/>
+        <w:jc w:val="center"/>
+        <w:rPr>
+          <w:lang w:val="en-US"/>
+        </w:rPr>
+      </w:pPr>
+      <w:r>
+        <w:rPr>
+          <w:lang w:val="en-US"/>
+        </w:rPr>
+        <w:t xml:space="preserve">Figure </w:t>
+      </w:r>
+      <w:r>
+        <w:fldChar w:fldCharType="begin"/>
+      </w:r>
+      <w:r>
+        <w:rPr>
+          <w:lang w:val="en-US"/>
+        </w:rPr>
+        <w:instrText xml:space="preserve"> SEQ Figure \* ARABIC </w:instrText>
+      </w:r>
+      <w:r>
+        <w:fldChar w:fldCharType="separate"/>
+      </w:r>
+      <w:r>
+        <w:rPr>
+          <w:noProof/>
+          <w:lang w:val="en-US"/>
+        </w:rPr>
+        <w:t>11</w:t>
+      </w:r>
+      <w:r>
+        <w:fldChar w:fldCharType="end"/>
+      </w:r>
+      <w:r>
+        <w:rPr>
+          <w:lang w:val="en-US"/>
+        </w:rPr>
+        <w:t>: System 1</w:t>
+      </w:r>
+    </w:p>
+    <w:p>
+      <w:pPr>
+        <w:rPr>
+          <w:lang w:val="en-US"/>
+        </w:rPr>
+      </w:pPr>
+      <w:r>
+        <w:rPr>
+          <w:lang w:val="en-US"/>
+        </w:rPr>
+        <w:t xml:space="preserve">The first system made </w:t>
+      </w:r>
+      <w:r>
+        <w:rPr>
+          <w:lang w:val="en-US"/>
+        </w:rPr>
+        <w:t>was</w:t>
+      </w:r>
+      <w:r>
+        <w:rPr>
+          <w:lang w:val="en-US"/>
+        </w:rPr>
+        <w:t xml:space="preserve"> intended to be used in test 1. </w:t>
+      </w:r>
+      <w:r>
+        <w:rPr>
+          <w:lang w:val="en-US"/>
+        </w:rPr>
+        <w:t>It has a lot of different options</w:t>
+      </w:r>
+      <w:r>
+        <w:rPr>
+          <w:lang w:val="en-US"/>
+        </w:rPr>
+        <w:t xml:space="preserve"> that shall be tested during test </w:t>
+      </w:r>
+      <w:commentRangeStart w:id="61"/>
+      <w:r>
+        <w:rPr>
+          <w:lang w:val="en-US"/>
+        </w:rPr>
+        <w:t>1</w:t>
+      </w:r>
+      <w:commentRangeEnd w:id="61"/>
+      <w:r>
+        <w:rPr>
+          <w:rStyle w:val="CommentReference"/>
+        </w:rPr>
+        <w:commentReference w:id="61"/>
+      </w:r>
+      <w:r>
+        <w:rPr>
+          <w:lang w:val="en-US"/>
+        </w:rPr>
+        <w:t xml:space="preserve">. </w:t>
+      </w:r>
+    </w:p>
+    <w:p>
+      <w:pPr>
+        <w:rPr>
+          <w:lang w:val="en-US"/>
+        </w:rPr>
+      </w:pPr>
+    </w:p>
+    <w:p>
+      <w:pPr>
+        <w:pStyle w:val="Heading3"/>
+        <w:numPr>
+          <w:ilvl w:val="2"/>
+          <w:numId w:val="1"/>
+        </w:numPr>
+        <w:rPr>
+          <w:lang w:val="en-US"/>
+        </w:rPr>
+      </w:pPr>
+      <w:bookmarkStart w:id="62" w:name="_Toc352058908"/>
+      <w:r>
+        <w:rPr>
+          <w:lang w:val="en-US"/>
+        </w:rPr>
+        <w:t>Color Spaces</w:t>
+      </w:r>
+      <w:bookmarkEnd w:id="62"/>
+    </w:p>
+    <w:p>
+      <w:pPr>
+        <w:rPr>
+          <w:lang w:val="en-US"/>
+        </w:rPr>
+      </w:pPr>
+      <w:r>
+        <w:rPr>
+          <w:lang w:val="en-US"/>
+        </w:rPr>
+        <w:t>In the first version of the system the following color spaces were implemented</w:t>
+      </w:r>
+    </w:p>
+    <w:p>
+      <w:pPr>
+        <w:rPr>
+          <w:lang w:val="en-US"/>
+        </w:rPr>
+      </w:pPr>
+      <w:r>
+        <w:rPr>
+          <w:lang w:val="en-US"/>
+        </w:rPr>
+        <w:t>Single channel image</w:t>
+      </w:r>
+      <w:r>
+        <w:rPr>
+          <w:lang w:val="en-US"/>
+        </w:rPr>
+        <w:t>s</w:t>
+      </w:r>
+      <w:r>
+        <w:rPr>
+          <w:lang w:val="en-US"/>
+        </w:rPr>
+        <w:t>:</w:t>
+      </w:r>
+    </w:p>
+    <w:p>
+      <w:pPr>
+        <w:pStyle w:val="ListParagraph"/>
+        <w:numPr>
+          <w:ilvl w:val="0"/>
+          <w:numId w:val="5"/>
+        </w:numPr>
+        <w:rPr>
+          <w:lang w:val="en-US"/>
+        </w:rPr>
+      </w:pPr>
+      <w:r>
+        <w:rPr>
+          <w:lang w:val="en-US"/>
+        </w:rPr>
+        <w:t xml:space="preserve">x, y, and Y from the </w:t>
+      </w:r>
+      <w:proofErr w:type="spellStart"/>
+      <w:r>
+        <w:rPr>
+          <w:lang w:val="en-US"/>
+        </w:rPr>
+        <w:t>xyY</w:t>
+      </w:r>
+      <w:proofErr w:type="spellEnd"/>
+      <w:r>
+        <w:rPr>
+          <w:lang w:val="en-US"/>
+        </w:rPr>
+        <w:t xml:space="preserve"> transformation used when developing the prototype.</w:t>
+      </w:r>
+    </w:p>
+    <w:p>
+      <w:pPr>
+        <w:pStyle w:val="ListParagraph"/>
+        <w:numPr>
+          <w:ilvl w:val="0"/>
+          <w:numId w:val="5"/>
+        </w:numPr>
+        <w:rPr>
+          <w:lang w:val="en-US"/>
+        </w:rPr>
+      </w:pPr>
+      <w:r>
+        <w:rPr>
+          <w:lang w:val="en-US"/>
+        </w:rPr>
+        <w:lastRenderedPageBreak/>
+        <w:t>R, G and B from the BGR2RGB transform in OpenCV.</w:t>
+      </w:r>
+    </w:p>
+    <w:p>
+      <w:pPr>
+        <w:pStyle w:val="ListParagraph"/>
+        <w:numPr>
+          <w:ilvl w:val="0"/>
+          <w:numId w:val="5"/>
+        </w:numPr>
+        <w:rPr>
+          <w:lang w:val="en-US"/>
+        </w:rPr>
+      </w:pPr>
+      <w:r>
+        <w:rPr>
+          <w:lang w:val="en-US"/>
+        </w:rPr>
+        <w:t xml:space="preserve">x, y and Y made using the XYZ  transform in OpenCV then converted to </w:t>
+      </w:r>
+      <w:proofErr w:type="spellStart"/>
+      <w:r>
+        <w:rPr>
+          <w:lang w:val="en-US"/>
+        </w:rPr>
+        <w:t>xyY</w:t>
+      </w:r>
+      <w:proofErr w:type="spellEnd"/>
+      <w:r>
+        <w:rPr>
+          <w:lang w:val="en-US"/>
+        </w:rPr>
+        <w:t xml:space="preserve"> as explained in </w:t>
+      </w:r>
+      <w:r>
+        <w:rPr>
+          <w:lang w:val="en-US"/>
+        </w:rPr>
+        <w:fldChar w:fldCharType="begin"/>
+      </w:r>
+      <w:r>
+        <w:rPr>
+          <w:lang w:val="en-US"/>
+        </w:rPr>
+        <w:instrText xml:space="preserve"> REF _Ref350861729 \r \h </w:instrText>
+      </w:r>
+      <w:r>
+        <w:rPr>
+          <w:lang w:val="en-US"/>
+        </w:rPr>
+      </w:r>
+      <w:r>
+        <w:rPr>
+          <w:lang w:val="en-US"/>
+        </w:rPr>
+        <w:fldChar w:fldCharType="separate"/>
+      </w:r>
+      <w:r>
+        <w:rPr>
+          <w:lang w:val="en-US"/>
+        </w:rPr>
+        <w:t>3.1.3</w:t>
+      </w:r>
+      <w:r>
+        <w:rPr>
+          <w:lang w:val="en-US"/>
+        </w:rPr>
+        <w:fldChar w:fldCharType="end"/>
+      </w:r>
+      <w:r>
+        <w:rPr>
+          <w:lang w:val="en-US"/>
+        </w:rPr>
+        <w:t xml:space="preserve"> </w:t>
+      </w:r>
+      <w:r>
+        <w:rPr>
+          <w:lang w:val="en-US"/>
+        </w:rPr>
+        <w:fldChar w:fldCharType="begin"/>
+      </w:r>
+      <w:r>
+        <w:rPr>
+          <w:lang w:val="en-US"/>
+        </w:rPr>
+        <w:instrText xml:space="preserve"> REF _Ref350861732 \h </w:instrText>
+      </w:r>
+      <w:r>
+        <w:rPr>
+          <w:lang w:val="en-US"/>
+        </w:rPr>
+      </w:r>
+      <w:r>
+        <w:rPr>
+          <w:lang w:val="en-US"/>
+        </w:rPr>
+        <w:fldChar w:fldCharType="separate"/>
+      </w:r>
+      <w:r>
+        <w:rPr>
+          <w:lang w:val="en-US"/>
+        </w:rPr>
+        <w:t xml:space="preserve">CIE </w:t>
+      </w:r>
+      <w:proofErr w:type="spellStart"/>
+      <w:r>
+        <w:rPr>
+          <w:lang w:val="en-US"/>
+        </w:rPr>
+        <w:t>xyY</w:t>
+      </w:r>
+      <w:proofErr w:type="spellEnd"/>
+      <w:r>
+        <w:rPr>
+          <w:lang w:val="en-US"/>
+        </w:rPr>
+        <w:fldChar w:fldCharType="end"/>
+      </w:r>
+      <w:r>
+        <w:rPr>
+          <w:lang w:val="en-US"/>
+        </w:rPr>
+        <w:t>.</w:t>
+      </w:r>
+    </w:p>
+    <w:p>
+      <w:pPr>
+        <w:pStyle w:val="ListParagraph"/>
+        <w:numPr>
+          <w:ilvl w:val="0"/>
+          <w:numId w:val="5"/>
+        </w:numPr>
+        <w:rPr>
+          <w:lang w:val="en-US"/>
+        </w:rPr>
+      </w:pPr>
+      <w:r>
+        <w:rPr>
+          <w:lang w:val="en-US"/>
+        </w:rPr>
+        <w:t>L</w:t>
+      </w:r>
+      <w:r>
+        <w:rPr>
+          <w:lang w:val="en-US"/>
+        </w:rPr>
+        <w:t>*</w:t>
+      </w:r>
+      <w:r>
+        <w:rPr>
+          <w:lang w:val="en-US"/>
+        </w:rPr>
+        <w:t>, a</w:t>
+      </w:r>
+      <w:r>
+        <w:rPr>
+          <w:lang w:val="en-US"/>
+        </w:rPr>
+        <w:t>*</w:t>
+      </w:r>
+      <w:r>
+        <w:rPr>
+          <w:lang w:val="en-US"/>
+        </w:rPr>
+        <w:t xml:space="preserve"> and b</w:t>
+      </w:r>
+      <w:r>
+        <w:rPr>
+          <w:lang w:val="en-US"/>
+        </w:rPr>
+        <w:t>*</w:t>
+      </w:r>
+      <w:r>
+        <w:rPr>
+          <w:lang w:val="en-US"/>
+        </w:rPr>
+        <w:t xml:space="preserve"> using the RGB2Lab transform in OpenCV.</w:t>
+      </w:r>
+    </w:p>
+    <w:p>
+      <w:pPr>
+        <w:rPr>
+          <w:lang w:val="en-US"/>
+        </w:rPr>
+      </w:pPr>
+      <w:r>
+        <w:rPr>
+          <w:lang w:val="en-US"/>
+        </w:rPr>
+        <w:t xml:space="preserve">Early testing showed that the luminance (Y and L) part of the different color spaces are the most promising. The L luminance behaves quite differently than the Y’s as can be seen in </w:t>
+      </w:r>
+      <w:r>
+        <w:rPr>
+          <w:lang w:val="en-US"/>
+        </w:rPr>
+        <w:fldChar w:fldCharType="begin"/>
+      </w:r>
+      <w:r>
+        <w:rPr>
+          <w:lang w:val="en-US"/>
+        </w:rPr>
+        <w:instrText xml:space="preserve"> REF _Ref351108832 \h </w:instrText>
+      </w:r>
+      <w:r>
+        <w:rPr>
+          <w:lang w:val="en-US"/>
+        </w:rPr>
+      </w:r>
+      <w:r>
+        <w:rPr>
+          <w:lang w:val="en-US"/>
+        </w:rPr>
+        <w:fldChar w:fldCharType="separate"/>
+      </w:r>
+      <w:r>
+        <w:rPr>
+          <w:lang w:val="en-US"/>
+        </w:rPr>
+        <w:t xml:space="preserve">Figure </w:t>
+      </w:r>
+      <w:r>
+        <w:rPr>
+          <w:noProof/>
+          <w:lang w:val="en-US"/>
+        </w:rPr>
+        <w:t>8</w:t>
+      </w:r>
+      <w:r>
+        <w:rPr>
+          <w:lang w:val="en-US"/>
+        </w:rPr>
+        <w:fldChar w:fldCharType="end"/>
+      </w:r>
+      <w:r>
+        <w:rPr>
+          <w:lang w:val="en-US"/>
+        </w:rPr>
+        <w:t>. In this image the shadow from the net makes the left image hard to see.</w:t>
+      </w:r>
+      <w:r>
+        <w:rPr>
+          <w:lang w:val="en-US"/>
+        </w:rPr>
+        <w:t xml:space="preserve"> The L luminance seems to mark the </w:t>
+      </w:r>
+      <w:r>
+        <w:rPr>
+          <w:lang w:val="en-US"/>
+        </w:rPr>
+        <w:t>sea cage</w:t>
+      </w:r>
+      <w:r>
+        <w:rPr>
+          <w:lang w:val="en-US"/>
+        </w:rPr>
+        <w:t xml:space="preserve"> fairly well so one of the segmentation methods that are being tried are just using the L image combined with thresholding.</w:t>
+      </w:r>
+    </w:p>
+    <w:p>
+      <w:pPr>
+        <w:spacing w:after="0"/>
+        <w:rPr>
+          <w:lang w:val="en-US"/>
+        </w:rPr>
+      </w:pPr>
+      <w:r>
+        <w:rPr>
+          <w:lang w:val="en-US"/>
+        </w:rPr>
+        <w:t xml:space="preserve"> </w:t>
+      </w:r>
+      <w:r>
+        <w:rPr>
+          <w:noProof/>
+          <w:lang w:eastAsia="nb-NO"/>
+        </w:rPr>
+        <w:drawing>
+          <wp:inline distT="0" distB="0" distL="0" distR="0" wp14:anchorId="487C7DF4" wp14:editId="6AF8DC52">
+            <wp:extent cx="2571750" cy="1792515"/>
+            <wp:effectExtent l="0" t="0" r="0" b="0"/>
+            <wp:docPr id="27" name="Picture 27"/>
+            <wp:cNvGraphicFramePr>
+              <a:graphicFrameLocks xmlns:a="http://schemas.openxmlformats.org/drawingml/2006/main" noChangeAspect="1"/>
+            </wp:cNvGraphicFramePr>
+            <a:graphic xmlns:a="http://schemas.openxmlformats.org/drawingml/2006/main">
+              <a:graphicData uri="http://schemas.openxmlformats.org/drawingml/2006/picture">
+                <pic:pic xmlns:pic="http://schemas.openxmlformats.org/drawingml/2006/picture">
+                  <pic:nvPicPr>
+                    <pic:cNvPr id="0" name=""/>
+                    <pic:cNvPicPr/>
+                  </pic:nvPicPr>
+                  <pic:blipFill>
+                    <a:blip r:embed="rId26"/>
+                    <a:stretch>
+                      <a:fillRect/>
+                    </a:stretch>
+                  </pic:blipFill>
+                  <pic:spPr>
+                    <a:xfrm>
+                      <a:off x="0" y="0"/>
+                      <a:ext cx="2574654" cy="1794539"/>
+                    </a:xfrm>
+                    <a:prstGeom prst="rect">
+                      <a:avLst/>
+                    </a:prstGeom>
+                  </pic:spPr>
+                </pic:pic>
+              </a:graphicData>
+            </a:graphic>
+          </wp:inline>
+        </w:drawing>
+      </w:r>
+      <w:r>
+        <w:rPr>
+          <w:lang w:val="en-US"/>
+        </w:rPr>
+        <w:t xml:space="preserve">     </w:t>
+      </w:r>
+      <w:r>
+        <w:rPr>
+          <w:noProof/>
+          <w:lang w:eastAsia="nb-NO"/>
+        </w:rPr>
+        <w:drawing>
+          <wp:inline distT="0" distB="0" distL="0" distR="0" wp14:anchorId="68291818" wp14:editId="0B8E368D">
+            <wp:extent cx="2573511" cy="1781430"/>
+            <wp:effectExtent l="0" t="0" r="0" b="0"/>
+            <wp:docPr id="29" name="Picture 29"/>
             <wp:cNvGraphicFramePr>
               <a:graphicFrameLocks xmlns:a="http://schemas.openxmlformats.org/drawingml/2006/main" noChangeAspect="1"/>
             </wp:cNvGraphicFramePr>
@@ -11593,7 +12204,7 @@
                   <pic:spPr>
                     <a:xfrm>
                       <a:off x="0" y="0"/>
-                      <a:ext cx="5760720" cy="2811765"/>
+                      <a:ext cx="2578432" cy="1784837"/>
                     </a:xfrm>
                     <a:prstGeom prst="rect">
                       <a:avLst/>
@@ -11609,11 +12220,13 @@
     <w:p>
       <w:pPr>
         <w:pStyle w:val="Caption"/>
+        <w:spacing w:after="0"/>
         <w:jc w:val="center"/>
         <w:rPr>
           <w:lang w:val="en-US"/>
         </w:rPr>
       </w:pPr>
+      <w:bookmarkStart w:id="63" w:name="_Ref351108832"/>
       <w:r>
         <w:rPr>
           <w:lang w:val="en-US"/>
@@ -11637,81 +12250,44 @@
           <w:noProof/>
           <w:lang w:val="en-US"/>
         </w:rPr>
-        <w:t>10</w:t>
+        <w:t>12</w:t>
       </w:r>
       <w:r>
         <w:fldChar w:fldCharType="end"/>
       </w:r>
-      <w:r>
-        <w:rPr>
-          <w:lang w:val="en-US"/>
-        </w:rPr>
-        <w:t>: System 1</w:t>
-      </w:r>
-    </w:p>
-    <w:p>
-      <w:pPr>
-        <w:rPr>
-          <w:lang w:val="en-US"/>
-        </w:rPr>
-      </w:pPr>
-      <w:r>
-        <w:rPr>
-          <w:lang w:val="en-US"/>
-        </w:rPr>
-        <w:t xml:space="preserve">The first system made </w:t>
-      </w:r>
-      <w:r>
-        <w:rPr>
-          <w:lang w:val="en-US"/>
-        </w:rPr>
-        <w:t>was</w:t>
-      </w:r>
-      <w:r>
-        <w:rPr>
-          <w:lang w:val="en-US"/>
-        </w:rPr>
-        <w:t xml:space="preserve"> intended to be used in test 1. </w:t>
-      </w:r>
-      <w:r>
-        <w:rPr>
-          <w:lang w:val="en-US"/>
-        </w:rPr>
-        <w:t>It has a lot of different options</w:t>
-      </w:r>
-      <w:r>
-        <w:rPr>
-          <w:lang w:val="en-US"/>
-        </w:rPr>
-        <w:t xml:space="preserve"> that shall be tested during test </w:t>
-      </w:r>
-      <w:commentRangeStart w:id="62"/>
-      <w:r>
-        <w:rPr>
-          <w:lang w:val="en-US"/>
-        </w:rPr>
-        <w:t>1</w:t>
-      </w:r>
-      <w:commentRangeEnd w:id="62"/>
-      <w:r>
-        <w:rPr>
-          <w:rStyle w:val="CommentReference"/>
-        </w:rPr>
-        <w:commentReference w:id="62"/>
-      </w:r>
-      <w:r>
-        <w:rPr>
-          <w:lang w:val="en-US"/>
-        </w:rPr>
-        <w:t xml:space="preserve">. </w:t>
-      </w:r>
-    </w:p>
-    <w:p>
-      <w:pPr>
-        <w:rPr>
-          <w:lang w:val="en-US"/>
-        </w:rPr>
-      </w:pPr>
+      <w:bookmarkEnd w:id="63"/>
+      <w:r>
+        <w:rPr>
+          <w:lang w:val="en-US"/>
+        </w:rPr>
+        <w:t>: Luminance</w:t>
+      </w:r>
+      <w:r>
+        <w:rPr>
+          <w:lang w:val="en-US"/>
+        </w:rPr>
+        <w:t xml:space="preserve"> images</w:t>
+      </w:r>
+      <w:r>
+        <w:rPr>
+          <w:lang w:val="en-US"/>
+        </w:rPr>
+        <w:t xml:space="preserve">, </w:t>
+      </w:r>
+      <w:proofErr w:type="gramStart"/>
+      <w:r>
+        <w:rPr>
+          <w:lang w:val="en-US"/>
+        </w:rPr>
+        <w:t>L(</w:t>
+      </w:r>
+      <w:proofErr w:type="gramEnd"/>
+      <w:r>
+        <w:rPr>
+          <w:lang w:val="en-US"/>
+        </w:rPr>
+        <w:t>left) and Y(right)</w:t>
+      </w:r>
     </w:p>
     <w:p>
       <w:pPr>
@@ -11724,45 +12300,38 @@
           <w:lang w:val="en-US"/>
         </w:rPr>
       </w:pPr>
-      <w:bookmarkStart w:id="63" w:name="_Toc352058908"/>
-      <w:r>
-        <w:rPr>
-          <w:lang w:val="en-US"/>
-        </w:rPr>
-        <w:t>Color Spaces</w:t>
-      </w:r>
-      <w:bookmarkEnd w:id="63"/>
-    </w:p>
-    <w:p>
-      <w:pPr>
-        <w:rPr>
-          <w:lang w:val="en-US"/>
-        </w:rPr>
-      </w:pPr>
-      <w:r>
-        <w:rPr>
-          <w:lang w:val="en-US"/>
-        </w:rPr>
-        <w:t>In the first version of the system the following color spaces were implemented</w:t>
-      </w:r>
-    </w:p>
-    <w:p>
-      <w:pPr>
-        <w:rPr>
-          <w:lang w:val="en-US"/>
-        </w:rPr>
-      </w:pPr>
-      <w:r>
-        <w:rPr>
-          <w:lang w:val="en-US"/>
-        </w:rPr>
-        <w:t>Single channel image</w:t>
-      </w:r>
-      <w:r>
-        <w:rPr>
-          <w:lang w:val="en-US"/>
-        </w:rPr>
-        <w:t>s</w:t>
+      <w:bookmarkStart w:id="64" w:name="_Toc352058909"/>
+      <w:r>
+        <w:rPr>
+          <w:lang w:val="en-US"/>
+        </w:rPr>
+        <w:t>Segmentation Methods</w:t>
+      </w:r>
+      <w:bookmarkEnd w:id="64"/>
+    </w:p>
+    <w:p>
+      <w:pPr>
+        <w:rPr>
+          <w:lang w:val="en-US"/>
+        </w:rPr>
+      </w:pPr>
+      <w:r>
+        <w:rPr>
+          <w:lang w:val="en-US"/>
+        </w:rPr>
+        <w:t xml:space="preserve">In the first version of the system the following </w:t>
+      </w:r>
+      <w:r>
+        <w:rPr>
+          <w:lang w:val="en-US"/>
+        </w:rPr>
+        <w:t>segmentation methods</w:t>
+      </w:r>
+      <w:r>
+        <w:rPr>
+          <w:lang w:val="en-US"/>
+        </w:rPr>
+        <w:t xml:space="preserve"> were implemented</w:t>
       </w:r>
       <w:r>
         <w:rPr>
@@ -11786,21 +12355,7 @@
         <w:rPr>
           <w:lang w:val="en-US"/>
         </w:rPr>
-        <w:t xml:space="preserve">x, y, and Y from the </w:t>
-      </w:r>
-      <w:proofErr w:type="spellStart"/>
-      <w:r>
-        <w:rPr>
-          <w:lang w:val="en-US"/>
-        </w:rPr>
-        <w:t>xyY</w:t>
-      </w:r>
-      <w:proofErr w:type="spellEnd"/>
-      <w:r>
-        <w:rPr>
-          <w:lang w:val="en-US"/>
-        </w:rPr>
-        <w:t xml:space="preserve"> transformation used when developing the prototype.</w:t>
+        <w:t>Segmentation using edge detection, Sobel from the prototype.</w:t>
       </w:r>
     </w:p>
     <w:p>
@@ -11818,8 +12373,7 @@
         <w:rPr>
           <w:lang w:val="en-US"/>
         </w:rPr>
-        <w:lastRenderedPageBreak/>
-        <w:t>R, G and B from the BGR2RGB transform in OpenCV.</w:t>
+        <w:t>Segmentation using edge detection, Scharr.</w:t>
       </w:r>
     </w:p>
     <w:p>
@@ -11837,111 +12391,7 @@
         <w:rPr>
           <w:lang w:val="en-US"/>
         </w:rPr>
-        <w:t xml:space="preserve">x, y and Y made using the XYZ  transform in OpenCV then converted to </w:t>
-      </w:r>
-      <w:proofErr w:type="spellStart"/>
-      <w:r>
-        <w:rPr>
-          <w:lang w:val="en-US"/>
-        </w:rPr>
-        <w:t>xyY</w:t>
-      </w:r>
-      <w:proofErr w:type="spellEnd"/>
-      <w:r>
-        <w:rPr>
-          <w:lang w:val="en-US"/>
-        </w:rPr>
-        <w:t xml:space="preserve"> as explained in </w:t>
-      </w:r>
-      <w:r>
-        <w:rPr>
-          <w:lang w:val="en-US"/>
-        </w:rPr>
-        <w:fldChar w:fldCharType="begin"/>
-      </w:r>
-      <w:r>
-        <w:rPr>
-          <w:lang w:val="en-US"/>
-        </w:rPr>
-        <w:instrText xml:space="preserve"> REF _Ref350861729 \r \h </w:instrText>
-      </w:r>
-      <w:r>
-        <w:rPr>
-          <w:lang w:val="en-US"/>
-        </w:rPr>
-      </w:r>
-      <w:r>
-        <w:rPr>
-          <w:lang w:val="en-US"/>
-        </w:rPr>
-        <w:fldChar w:fldCharType="separate"/>
-      </w:r>
-      <w:r>
-        <w:rPr>
-          <w:lang w:val="en-US"/>
-        </w:rPr>
-        <w:t>3.1.3</w:t>
-      </w:r>
-      <w:r>
-        <w:rPr>
-          <w:lang w:val="en-US"/>
-        </w:rPr>
-        <w:fldChar w:fldCharType="end"/>
-      </w:r>
-      <w:r>
-        <w:rPr>
-          <w:lang w:val="en-US"/>
-        </w:rPr>
-        <w:t xml:space="preserve"> </w:t>
-      </w:r>
-      <w:r>
-        <w:rPr>
-          <w:lang w:val="en-US"/>
-        </w:rPr>
-        <w:fldChar w:fldCharType="begin"/>
-      </w:r>
-      <w:r>
-        <w:rPr>
-          <w:lang w:val="en-US"/>
-        </w:rPr>
-        <w:instrText xml:space="preserve"> REF _Ref350861732 \h </w:instrText>
-      </w:r>
-      <w:r>
-        <w:rPr>
-          <w:lang w:val="en-US"/>
-        </w:rPr>
-      </w:r>
-      <w:r>
-        <w:rPr>
-          <w:lang w:val="en-US"/>
-        </w:rPr>
-        <w:fldChar w:fldCharType="separate"/>
-      </w:r>
-      <w:r>
-        <w:rPr>
-          <w:lang w:val="en-US"/>
-        </w:rPr>
-        <w:t xml:space="preserve">CIE </w:t>
-      </w:r>
-      <w:proofErr w:type="spellStart"/>
-      <w:r>
-        <w:rPr>
-          <w:lang w:val="en-US"/>
-        </w:rPr>
-        <w:t>xyY</w:t>
-      </w:r>
-      <w:proofErr w:type="spellEnd"/>
-      <w:r>
-        <w:rPr>
-          <w:lang w:val="en-US"/>
-        </w:rPr>
-        <w:fldChar w:fldCharType="end"/>
-      </w:r>
-      <w:r>
-        <w:rPr>
-          <w:lang w:val="en-US"/>
-        </w:rPr>
-        <w:t>.</w:t>
+        <w:t xml:space="preserve">Segmentation using Otsu’s method, similar to prototype. </w:t>
       </w:r>
     </w:p>
     <w:p>
@@ -11959,147 +12409,107 @@
         <w:rPr>
           <w:lang w:val="en-US"/>
         </w:rPr>
-        <w:t>L</w:t>
-      </w:r>
-      <w:r>
-        <w:rPr>
-          <w:lang w:val="en-US"/>
-        </w:rPr>
-        <w:t>*</w:t>
-      </w:r>
-      <w:r>
-        <w:rPr>
-          <w:lang w:val="en-US"/>
-        </w:rPr>
-        <w:t>, a</w:t>
-      </w:r>
-      <w:r>
-        <w:rPr>
-          <w:lang w:val="en-US"/>
-        </w:rPr>
-        <w:t>*</w:t>
-      </w:r>
-      <w:r>
-        <w:rPr>
-          <w:lang w:val="en-US"/>
-        </w:rPr>
-        <w:t xml:space="preserve"> and b</w:t>
-      </w:r>
-      <w:r>
-        <w:rPr>
-          <w:lang w:val="en-US"/>
-        </w:rPr>
-        <w:t>*</w:t>
-      </w:r>
-      <w:r>
-        <w:rPr>
-          <w:lang w:val="en-US"/>
-        </w:rPr>
-        <w:t xml:space="preserve"> using the RGB2Lab transform in OpenCV.</w:t>
-      </w:r>
-    </w:p>
-    <w:p>
-      <w:pPr>
-        <w:rPr>
-          <w:lang w:val="en-US"/>
-        </w:rPr>
-      </w:pPr>
-      <w:r>
-        <w:rPr>
-          <w:lang w:val="en-US"/>
-        </w:rPr>
-        <w:t xml:space="preserve">Early testing showed that the luminance (Y and L) part of the different color spaces are the most promising. The L luminance behaves quite differently than the Y’s as can be seen in </w:t>
-      </w:r>
-      <w:r>
-        <w:rPr>
-          <w:lang w:val="en-US"/>
-        </w:rPr>
-        <w:fldChar w:fldCharType="begin"/>
-      </w:r>
-      <w:r>
-        <w:rPr>
-          <w:lang w:val="en-US"/>
-        </w:rPr>
-        <w:instrText xml:space="preserve"> REF _Ref351108832 \h </w:instrText>
-      </w:r>
-      <w:r>
-        <w:rPr>
-          <w:lang w:val="en-US"/>
-        </w:rPr>
-      </w:r>
-      <w:r>
-        <w:rPr>
-          <w:lang w:val="en-US"/>
-        </w:rPr>
-        <w:fldChar w:fldCharType="separate"/>
-      </w:r>
-      <w:r>
-        <w:rPr>
-          <w:lang w:val="en-US"/>
-        </w:rPr>
-        <w:t xml:space="preserve">Figure </w:t>
-      </w:r>
-      <w:r>
-        <w:rPr>
-          <w:noProof/>
-          <w:lang w:val="en-US"/>
-        </w:rPr>
-        <w:t>8</w:t>
-      </w:r>
-      <w:r>
-        <w:rPr>
-          <w:lang w:val="en-US"/>
-        </w:rPr>
-        <w:fldChar w:fldCharType="end"/>
-      </w:r>
-      <w:r>
-        <w:rPr>
-          <w:lang w:val="en-US"/>
-        </w:rPr>
-        <w:t>. In this image the shadow from the net makes the left image hard to see.</w:t>
-      </w:r>
-      <w:r>
-        <w:rPr>
-          <w:lang w:val="en-US"/>
-        </w:rPr>
-        <w:t xml:space="preserve"> The L luminance seems to mark the </w:t>
-      </w:r>
-      <w:r>
-        <w:rPr>
-          <w:lang w:val="en-US"/>
-        </w:rPr>
-        <w:t>sea cage</w:t>
-      </w:r>
-      <w:r>
-        <w:rPr>
-          <w:lang w:val="en-US"/>
-        </w:rPr>
-        <w:t xml:space="preserve"> fairly well so one of the segmentation methods that are being tried are just using the L image combined with thresholding.</w:t>
-      </w:r>
-    </w:p>
-    <w:p>
-      <w:pPr>
-        <w:spacing w:after="0"/>
-        <w:rPr>
-          <w:lang w:val="en-US"/>
-        </w:rPr>
-      </w:pPr>
-      <w:r>
-        <w:rPr>
-          <w:lang w:val="en-US"/>
-        </w:rPr>
-        <w:t xml:space="preserve"> </w:t>
-      </w:r>
+        <w:t>Segmentation using simple thresholding</w:t>
+      </w:r>
+      <w:r>
+        <w:rPr>
+          <w:lang w:val="en-US"/>
+        </w:rPr>
+        <w:t>.</w:t>
+      </w:r>
+    </w:p>
+    <w:p>
+      <w:pPr>
+        <w:pStyle w:val="ListParagraph"/>
+        <w:numPr>
+          <w:ilvl w:val="0"/>
+          <w:numId w:val="5"/>
+        </w:numPr>
+        <w:rPr>
+          <w:lang w:val="en-US"/>
+        </w:rPr>
+      </w:pPr>
+      <w:r>
+        <w:rPr>
+          <w:lang w:val="en-US"/>
+        </w:rPr>
+        <w:t>Segmentation using adaptive thresholding.</w:t>
+      </w:r>
+    </w:p>
+    <w:p>
+      <w:pPr>
+        <w:rPr>
+          <w:lang w:val="en-US"/>
+        </w:rPr>
+      </w:pPr>
+      <w:r>
+        <w:rPr>
+          <w:lang w:val="en-US"/>
+        </w:rPr>
+        <w:t xml:space="preserve">Various options </w:t>
+      </w:r>
+    </w:p>
+    <w:p>
+      <w:pPr>
+        <w:rPr>
+          <w:lang w:val="en-US"/>
+        </w:rPr>
+      </w:pPr>
+      <w:r>
+        <w:rPr>
+          <w:lang w:val="en-US"/>
+        </w:rPr>
+        <w:t>F</w:t>
+      </w:r>
+      <w:r>
+        <w:rPr>
+          <w:lang w:val="en-US"/>
+        </w:rPr>
+        <w:t>or the different segmentation techniques were made to be able to test different kinds of parameters. The different methods and their respective changeable parameters will be listed here.</w:t>
+      </w:r>
+    </w:p>
+    <w:p>
+      <w:pPr>
+        <w:pStyle w:val="Heading4"/>
+        <w:numPr>
+          <w:ilvl w:val="3"/>
+          <w:numId w:val="1"/>
+        </w:numPr>
+        <w:rPr>
+          <w:lang w:val="en-US"/>
+        </w:rPr>
+      </w:pPr>
+      <w:r>
+        <w:rPr>
+          <w:lang w:val="en-US"/>
+        </w:rPr>
+        <w:t>Segmentation using edge detection, Sobel</w:t>
+      </w:r>
+    </w:p>
+    <w:p>
+      <w:pPr>
+        <w:rPr>
+          <w:lang w:val="en-US"/>
+        </w:rPr>
+      </w:pPr>
+    </w:p>
+    <w:p>
+      <w:pPr>
+        <w:jc w:val="center"/>
+        <w:rPr>
+          <w:lang w:val="en-US"/>
+        </w:rPr>
+      </w:pPr>
       <w:r>
         <w:rPr>
           <w:noProof/>
           <w:lang w:eastAsia="nb-NO"/>
         </w:rPr>
         <w:drawing>
-          <wp:inline distT="0" distB="0" distL="0" distR="0" wp14:anchorId="487C7DF4" wp14:editId="6AF8DC52">
-            <wp:extent cx="2571750" cy="1792515"/>
-            <wp:effectExtent l="0" t="0" r="0" b="0"/>
-            <wp:docPr id="27" name="Picture 27"/>
+          <wp:inline distT="0" distB="0" distL="0" distR="0" wp14:anchorId="69CF6CED" wp14:editId="5592B8A8">
+            <wp:extent cx="2814681" cy="807369"/>
+            <wp:effectExtent l="0" t="0" r="5080" b="0"/>
+            <wp:docPr id="33" name="Picture 33"/>
             <wp:cNvGraphicFramePr>
               <a:graphicFrameLocks xmlns:a="http://schemas.openxmlformats.org/drawingml/2006/main" noChangeAspect="1"/>
             </wp:cNvGraphicFramePr>
@@ -12119,7 +12529,7 @@
                   <pic:spPr>
                     <a:xfrm>
                       <a:off x="0" y="0"/>
-                      <a:ext cx="2574654" cy="1794539"/>
+                      <a:ext cx="2823315" cy="809846"/>
                     </a:xfrm>
                     <a:prstGeom prst="rect">
                       <a:avLst/>
@@ -12131,22 +12541,207 @@
           </wp:inline>
         </w:drawing>
       </w:r>
-      <w:r>
-        <w:rPr>
-          <w:lang w:val="en-US"/>
-        </w:rPr>
-        <w:t xml:space="preserve">     </w:t>
-      </w:r>
+    </w:p>
+    <w:p>
+      <w:pPr>
+        <w:pStyle w:val="Caption"/>
+        <w:jc w:val="center"/>
+        <w:rPr>
+          <w:lang w:val="en-US"/>
+        </w:rPr>
+      </w:pPr>
+      <w:r>
+        <w:rPr>
+          <w:lang w:val="en-US"/>
+        </w:rPr>
+        <w:t xml:space="preserve">Figure </w:t>
+      </w:r>
+      <w:r>
+        <w:fldChar w:fldCharType="begin"/>
+      </w:r>
+      <w:r>
+        <w:rPr>
+          <w:lang w:val="en-US"/>
+        </w:rPr>
+        <w:instrText xml:space="preserve"> SEQ Figure \* ARABIC </w:instrText>
+      </w:r>
+      <w:r>
+        <w:fldChar w:fldCharType="separate"/>
+      </w:r>
+      <w:r>
+        <w:rPr>
+          <w:noProof/>
+          <w:lang w:val="en-US"/>
+        </w:rPr>
+        <w:t>13</w:t>
+      </w:r>
+      <w:r>
+        <w:fldChar w:fldCharType="end"/>
+      </w:r>
+      <w:r>
+        <w:rPr>
+          <w:lang w:val="en-US"/>
+        </w:rPr>
+        <w:t>: Global Sobel segmentation parameters</w:t>
+      </w:r>
+    </w:p>
+    <w:p>
+      <w:pPr>
+        <w:rPr>
+          <w:lang w:val="en-US"/>
+        </w:rPr>
+      </w:pPr>
+      <w:r>
+        <w:rPr>
+          <w:lang w:val="en-US"/>
+        </w:rPr>
+        <w:t xml:space="preserve">In edge detection using global Sobel there are four parameters to adjust. It is possible to take the derivative in </w:t>
+      </w:r>
+      <w:r>
+        <w:rPr>
+          <w:lang w:val="en-US"/>
+        </w:rPr>
+        <w:t>both</w:t>
+      </w:r>
+      <w:r>
+        <w:rPr>
+          <w:lang w:val="en-US"/>
+        </w:rPr>
+        <w:t xml:space="preserve"> x and y direction (dx and </w:t>
+      </w:r>
+      <w:proofErr w:type="gramStart"/>
+      <w:r>
+        <w:rPr>
+          <w:lang w:val="en-US"/>
+        </w:rPr>
+        <w:t>dy</w:t>
+      </w:r>
+      <w:proofErr w:type="gramEnd"/>
+      <w:r>
+        <w:rPr>
+          <w:lang w:val="en-US"/>
+        </w:rPr>
+        <w:t>), the system can handle from 1</w:t>
+      </w:r>
+      <w:r>
+        <w:rPr>
+          <w:vertAlign w:val="superscript"/>
+          <w:lang w:val="en-US"/>
+        </w:rPr>
+        <w:t>st</w:t>
+      </w:r>
+      <w:r>
+        <w:rPr>
+          <w:lang w:val="en-US"/>
+        </w:rPr>
+        <w:t xml:space="preserve"> to 6</w:t>
+      </w:r>
+      <w:r>
+        <w:rPr>
+          <w:vertAlign w:val="superscript"/>
+          <w:lang w:val="en-US"/>
+        </w:rPr>
+        <w:t>th</w:t>
+      </w:r>
+      <w:r>
+        <w:rPr>
+          <w:lang w:val="en-US"/>
+        </w:rPr>
+        <w:t xml:space="preserve"> derivatives. The Kernel size can also be adjusted. It is required that the derivatives are less than the kernel size, i.e. a </w:t>
+      </w:r>
+      <w:r>
+        <w:rPr>
+          <w:lang w:val="en-US"/>
+        </w:rPr>
+        <w:lastRenderedPageBreak/>
+        <w:t>kernel size of 3 can have 1</w:t>
+      </w:r>
+      <w:r>
+        <w:rPr>
+          <w:vertAlign w:val="superscript"/>
+          <w:lang w:val="en-US"/>
+        </w:rPr>
+        <w:t>st</w:t>
+      </w:r>
+      <w:r>
+        <w:rPr>
+          <w:lang w:val="en-US"/>
+        </w:rPr>
+        <w:t xml:space="preserve"> and 2</w:t>
+      </w:r>
+      <w:r>
+        <w:rPr>
+          <w:vertAlign w:val="superscript"/>
+          <w:lang w:val="en-US"/>
+        </w:rPr>
+        <w:t>nd</w:t>
+      </w:r>
+      <w:r>
+        <w:rPr>
+          <w:lang w:val="en-US"/>
+        </w:rPr>
+        <w:t xml:space="preserve"> derivatives. The last parameter is the histogram percentile parameter explained in </w:t>
+      </w:r>
+      <w:r>
+        <w:rPr>
+          <w:lang w:val="en-US"/>
+        </w:rPr>
+        <w:fldChar w:fldCharType="begin"/>
+      </w:r>
+      <w:r>
+        <w:rPr>
+          <w:lang w:val="en-US"/>
+        </w:rPr>
+        <w:instrText xml:space="preserve"> REF _Ref351709858 \r \h </w:instrText>
+      </w:r>
+      <w:r>
+        <w:rPr>
+          <w:lang w:val="en-US"/>
+        </w:rPr>
+      </w:r>
+      <w:r>
+        <w:rPr>
+          <w:lang w:val="en-US"/>
+        </w:rPr>
+        <w:fldChar w:fldCharType="separate"/>
+      </w:r>
+      <w:r>
+        <w:rPr>
+          <w:lang w:val="en-US"/>
+        </w:rPr>
+        <w:t>4.1.2.2</w:t>
+      </w:r>
+      <w:r>
+        <w:rPr>
+          <w:lang w:val="en-US"/>
+        </w:rPr>
+        <w:fldChar w:fldCharType="end"/>
+      </w:r>
+      <w:r>
+        <w:rPr>
+          <w:lang w:val="en-US"/>
+        </w:rPr>
+        <w:t>.</w:t>
+      </w:r>
+    </w:p>
+    <w:p>
+      <w:pPr>
+        <w:spacing w:after="0"/>
+        <w:jc w:val="center"/>
+        <w:rPr>
+          <w:lang w:val="en-US"/>
+        </w:rPr>
+      </w:pPr>
       <w:r>
         <w:rPr>
           <w:noProof/>
           <w:lang w:eastAsia="nb-NO"/>
         </w:rPr>
         <w:drawing>
-          <wp:inline distT="0" distB="0" distL="0" distR="0" wp14:anchorId="68291818" wp14:editId="0B8E368D">
-            <wp:extent cx="2573511" cy="1781430"/>
-            <wp:effectExtent l="0" t="0" r="0" b="0"/>
-            <wp:docPr id="29" name="Picture 29"/>
+          <wp:inline distT="0" distB="0" distL="0" distR="0" wp14:anchorId="6B15A3D7" wp14:editId="566FD1D1">
+            <wp:extent cx="5085503" cy="965602"/>
+            <wp:effectExtent l="0" t="0" r="1270" b="6350"/>
+            <wp:docPr id="34" name="Picture 34"/>
             <wp:cNvGraphicFramePr>
               <a:graphicFrameLocks xmlns:a="http://schemas.openxmlformats.org/drawingml/2006/main" noChangeAspect="1"/>
             </wp:cNvGraphicFramePr>
@@ -12166,7 +12761,7 @@
                   <pic:spPr>
                     <a:xfrm>
                       <a:off x="0" y="0"/>
-                      <a:ext cx="2578432" cy="1784837"/>
+                      <a:ext cx="5101699" cy="968677"/>
                     </a:xfrm>
                     <a:prstGeom prst="rect">
                       <a:avLst/>
@@ -12182,13 +12777,11 @@
     <w:p>
       <w:pPr>
         <w:pStyle w:val="Caption"/>
-        <w:spacing w:after="0"/>
         <w:jc w:val="center"/>
         <w:rPr>
           <w:lang w:val="en-US"/>
         </w:rPr>
       </w:pPr>
-      <w:bookmarkStart w:id="64" w:name="_Ref351108832"/>
       <w:r>
         <w:rPr>
           <w:lang w:val="en-US"/>
@@ -12212,222 +12805,49 @@
           <w:noProof/>
           <w:lang w:val="en-US"/>
         </w:rPr>
-        <w:t>11</w:t>
+        <w:t>14</w:t>
       </w:r>
       <w:r>
         <w:fldChar w:fldCharType="end"/>
       </w:r>
-      <w:bookmarkEnd w:id="64"/>
-      <w:r>
-        <w:rPr>
-          <w:lang w:val="en-US"/>
-        </w:rPr>
-        <w:t>: Luminance</w:t>
-      </w:r>
-      <w:r>
-        <w:rPr>
-          <w:lang w:val="en-US"/>
-        </w:rPr>
-        <w:t xml:space="preserve"> images</w:t>
-      </w:r>
-      <w:r>
-        <w:rPr>
-          <w:lang w:val="en-US"/>
-        </w:rPr>
-        <w:t xml:space="preserve">, </w:t>
-      </w:r>
-      <w:proofErr w:type="gramStart"/>
-      <w:r>
-        <w:rPr>
-          <w:lang w:val="en-US"/>
-        </w:rPr>
-        <w:t>L(</w:t>
-      </w:r>
-      <w:proofErr w:type="gramEnd"/>
-      <w:r>
-        <w:rPr>
-          <w:lang w:val="en-US"/>
-        </w:rPr>
-        <w:t>left) and Y(right)</w:t>
-      </w:r>
-    </w:p>
-    <w:p>
-      <w:pPr>
-        <w:pStyle w:val="Heading3"/>
-        <w:numPr>
-          <w:ilvl w:val="2"/>
-          <w:numId w:val="1"/>
-        </w:numPr>
-        <w:rPr>
-          <w:lang w:val="en-US"/>
-        </w:rPr>
-      </w:pPr>
-      <w:bookmarkStart w:id="65" w:name="_Toc352058909"/>
-      <w:r>
-        <w:rPr>
-          <w:lang w:val="en-US"/>
-        </w:rPr>
-        <w:t>Segmentation Methods</w:t>
-      </w:r>
-      <w:bookmarkEnd w:id="65"/>
-    </w:p>
-    <w:p>
-      <w:pPr>
-        <w:rPr>
-          <w:lang w:val="en-US"/>
-        </w:rPr>
-      </w:pPr>
-      <w:r>
-        <w:rPr>
-          <w:lang w:val="en-US"/>
-        </w:rPr>
-        <w:t xml:space="preserve">In the first version of the system the following </w:t>
-      </w:r>
-      <w:r>
-        <w:rPr>
-          <w:lang w:val="en-US"/>
-        </w:rPr>
-        <w:t>segmentation methods</w:t>
-      </w:r>
-      <w:r>
-        <w:rPr>
-          <w:lang w:val="en-US"/>
-        </w:rPr>
-        <w:t xml:space="preserve"> were implemented</w:t>
-      </w:r>
-      <w:r>
-        <w:rPr>
-          <w:lang w:val="en-US"/>
-        </w:rPr>
-        <w:t>:</w:t>
-      </w:r>
-    </w:p>
-    <w:p>
-      <w:pPr>
-        <w:pStyle w:val="ListParagraph"/>
-        <w:numPr>
-          <w:ilvl w:val="0"/>
-          <w:numId w:val="5"/>
-        </w:numPr>
-        <w:rPr>
-          <w:lang w:val="en-US"/>
-        </w:rPr>
-      </w:pPr>
-      <w:r>
-        <w:rPr>
-          <w:lang w:val="en-US"/>
-        </w:rPr>
-        <w:t>Segmentation using edge detection, Sobel from the prototype.</w:t>
-      </w:r>
-    </w:p>
-    <w:p>
-      <w:pPr>
-        <w:pStyle w:val="ListParagraph"/>
-        <w:numPr>
-          <w:ilvl w:val="0"/>
-          <w:numId w:val="5"/>
-        </w:numPr>
-        <w:rPr>
-          <w:lang w:val="en-US"/>
-        </w:rPr>
-      </w:pPr>
-      <w:r>
-        <w:rPr>
-          <w:lang w:val="en-US"/>
-        </w:rPr>
-        <w:t>Segmentation using edge detection, Scharr.</w:t>
-      </w:r>
-    </w:p>
-    <w:p>
-      <w:pPr>
-        <w:pStyle w:val="ListParagraph"/>
-        <w:numPr>
-          <w:ilvl w:val="0"/>
-          <w:numId w:val="5"/>
-        </w:numPr>
-        <w:rPr>
-          <w:lang w:val="en-US"/>
-        </w:rPr>
-      </w:pPr>
-      <w:r>
-        <w:rPr>
-          <w:lang w:val="en-US"/>
-        </w:rPr>
-        <w:t xml:space="preserve">Segmentation using Otsu’s method, similar to prototype. </w:t>
-      </w:r>
-    </w:p>
-    <w:p>
-      <w:pPr>
-        <w:pStyle w:val="ListParagraph"/>
-        <w:numPr>
-          <w:ilvl w:val="0"/>
-          <w:numId w:val="5"/>
-        </w:numPr>
-        <w:rPr>
-          <w:lang w:val="en-US"/>
-        </w:rPr>
-      </w:pPr>
-      <w:r>
-        <w:rPr>
-          <w:lang w:val="en-US"/>
-        </w:rPr>
-        <w:t>Segmentation using simple thresholding</w:t>
-      </w:r>
-      <w:r>
-        <w:rPr>
-          <w:lang w:val="en-US"/>
-        </w:rPr>
-        <w:t>.</w:t>
-      </w:r>
-    </w:p>
-    <w:p>
-      <w:pPr>
-        <w:pStyle w:val="ListParagraph"/>
-        <w:numPr>
-          <w:ilvl w:val="0"/>
-          <w:numId w:val="5"/>
-        </w:numPr>
-        <w:rPr>
-          <w:lang w:val="en-US"/>
-        </w:rPr>
-      </w:pPr>
-      <w:r>
-        <w:rPr>
-          <w:lang w:val="en-US"/>
-        </w:rPr>
-        <w:t>Segmentation using adaptive thresholding.</w:t>
-      </w:r>
-    </w:p>
-    <w:p>
-      <w:pPr>
-        <w:rPr>
-          <w:lang w:val="en-US"/>
-        </w:rPr>
-      </w:pPr>
-      <w:r>
-        <w:rPr>
-          <w:lang w:val="en-US"/>
-        </w:rPr>
-        <w:t xml:space="preserve">Various options </w:t>
-      </w:r>
-    </w:p>
-    <w:p>
-      <w:pPr>
-        <w:rPr>
-          <w:lang w:val="en-US"/>
-        </w:rPr>
-      </w:pPr>
-      <w:r>
-        <w:rPr>
-          <w:lang w:val="en-US"/>
-        </w:rPr>
-        <w:t>F</w:t>
-      </w:r>
-      <w:r>
-        <w:rPr>
-          <w:lang w:val="en-US"/>
-        </w:rPr>
-        <w:t>or the different segmentation techniques were made to be able to test different kinds of parameters. The different methods and their respective changeable parameters will be listed here.</w:t>
+      <w:r>
+        <w:rPr>
+          <w:lang w:val="en-US"/>
+        </w:rPr>
+        <w:t>: Local Sobel segmentation parameters</w:t>
+      </w:r>
+    </w:p>
+    <w:p>
+      <w:pPr>
+        <w:rPr>
+          <w:lang w:val="en-US"/>
+        </w:rPr>
+      </w:pPr>
+      <w:commentRangeStart w:id="65"/>
+      <w:r>
+        <w:rPr>
+          <w:lang w:val="en-US"/>
+        </w:rPr>
+        <w:t xml:space="preserve">For the local Sobel approach the image is divided into sub-images, </w:t>
+      </w:r>
+      <w:commentRangeEnd w:id="65"/>
+      <w:r>
+        <w:rPr>
+          <w:rStyle w:val="CommentReference"/>
+        </w:rPr>
+        <w:commentReference w:id="65"/>
+      </w:r>
+      <w:r>
+        <w:rPr>
+          <w:lang w:val="en-US"/>
+        </w:rPr>
+        <w:t xml:space="preserve">the number of sub-images is then naturally a parameter that can be adjusted. It </w:t>
+      </w:r>
+      <w:r>
+        <w:rPr>
+          <w:lang w:val="en-US"/>
+        </w:rPr>
+        <w:t xml:space="preserve">has a range from 1(global) to 1600 sub-images with a default value of 25 sub-images. The sub-images are arranged in a grid pattern so with the default 25 sub-images the sub-images are arranged in a 5x5 pattern. </w:t>
       </w:r>
     </w:p>
     <w:p>
@@ -12445,18 +12865,112 @@
         <w:rPr>
           <w:lang w:val="en-US"/>
         </w:rPr>
-        <w:t>Segmentation using edge detection, Sobel</w:t>
-      </w:r>
-    </w:p>
-    <w:p>
-      <w:pPr>
-        <w:rPr>
-          <w:lang w:val="en-US"/>
-        </w:rPr>
-      </w:pPr>
-    </w:p>
-    <w:p>
-      <w:pPr>
+        <w:t>Segmentation using edge detection, Scharr</w:t>
+      </w:r>
+    </w:p>
+    <w:p>
+      <w:pPr>
+        <w:rPr>
+          <w:lang w:val="en-US"/>
+        </w:rPr>
+      </w:pPr>
+      <w:r>
+        <w:rPr>
+          <w:lang w:val="en-US"/>
+        </w:rPr>
+        <w:t>The Scharr edge detector is a special 3x3 mask that can be made using the OpenCV Sobel function. It can either have the first derivative in the x-direction or the first derivative in the y-direction.</w:t>
+      </w:r>
+      <w:r>
+        <w:rPr>
+          <w:lang w:val="en-US"/>
+        </w:rPr>
+        <w:t xml:space="preserve"> In the GUI this is </w:t>
+      </w:r>
+      <w:r>
+        <w:rPr>
+          <w:lang w:val="en-US"/>
+        </w:rPr>
+        <w:t xml:space="preserve">chosen with the dx and </w:t>
+      </w:r>
+      <w:proofErr w:type="gramStart"/>
+      <w:r>
+        <w:rPr>
+          <w:lang w:val="en-US"/>
+        </w:rPr>
+        <w:t>dy</w:t>
+      </w:r>
+      <w:proofErr w:type="gramEnd"/>
+      <w:r>
+        <w:rPr>
+          <w:lang w:val="en-US"/>
+        </w:rPr>
+        <w:t xml:space="preserve"> check boxes. If both are chosen both directions are run and the results are then merged. </w:t>
+      </w:r>
+      <w:commentRangeStart w:id="66"/>
+      <w:r>
+        <w:rPr>
+          <w:lang w:val="en-US"/>
+        </w:rPr>
+        <w:t xml:space="preserve">In the local Scharr method one can select the number of sub-images. </w:t>
+      </w:r>
+      <w:commentRangeEnd w:id="66"/>
+      <w:r>
+        <w:rPr>
+          <w:rStyle w:val="CommentReference"/>
+        </w:rPr>
+        <w:commentReference w:id="66"/>
+      </w:r>
+      <w:r>
+        <w:rPr>
+          <w:lang w:val="en-US"/>
+        </w:rPr>
+        <w:t xml:space="preserve">The last parameter is the histogram percentile parameter explained in </w:t>
+      </w:r>
+      <w:r>
+        <w:rPr>
+          <w:lang w:val="en-US"/>
+        </w:rPr>
+        <w:fldChar w:fldCharType="begin"/>
+      </w:r>
+      <w:r>
+        <w:rPr>
+          <w:lang w:val="en-US"/>
+        </w:rPr>
+        <w:instrText xml:space="preserve"> REF _Ref351709858 \r \h </w:instrText>
+      </w:r>
+      <w:r>
+        <w:rPr>
+          <w:lang w:val="en-US"/>
+        </w:rPr>
+      </w:r>
+      <w:r>
+        <w:rPr>
+          <w:lang w:val="en-US"/>
+        </w:rPr>
+        <w:fldChar w:fldCharType="separate"/>
+      </w:r>
+      <w:r>
+        <w:rPr>
+          <w:lang w:val="en-US"/>
+        </w:rPr>
+        <w:t>4.1.2.2</w:t>
+      </w:r>
+      <w:r>
+        <w:rPr>
+          <w:lang w:val="en-US"/>
+        </w:rPr>
+        <w:fldChar w:fldCharType="end"/>
+      </w:r>
+      <w:r>
+        <w:rPr>
+          <w:lang w:val="en-US"/>
+        </w:rPr>
+        <w:t>.</w:t>
+      </w:r>
+    </w:p>
+    <w:p>
+      <w:pPr>
+        <w:spacing w:after="0"/>
         <w:jc w:val="center"/>
         <w:rPr>
           <w:lang w:val="en-US"/>
@@ -12468,10 +12982,10 @@
           <w:lang w:eastAsia="nb-NO"/>
         </w:rPr>
         <w:drawing>
-          <wp:inline distT="0" distB="0" distL="0" distR="0" wp14:anchorId="69CF6CED" wp14:editId="5592B8A8">
-            <wp:extent cx="2814681" cy="807369"/>
-            <wp:effectExtent l="0" t="0" r="5080" b="0"/>
-            <wp:docPr id="33" name="Picture 33"/>
+          <wp:inline distT="0" distB="0" distL="0" distR="0" wp14:anchorId="5C70A212" wp14:editId="5CFEF5F4">
+            <wp:extent cx="2560260" cy="707440"/>
+            <wp:effectExtent l="0" t="0" r="0" b="0"/>
+            <wp:docPr id="36" name="Picture 36"/>
             <wp:cNvGraphicFramePr>
               <a:graphicFrameLocks xmlns:a="http://schemas.openxmlformats.org/drawingml/2006/main" noChangeAspect="1"/>
             </wp:cNvGraphicFramePr>
@@ -12491,7 +13005,7 @@
                   <pic:spPr>
                     <a:xfrm>
                       <a:off x="0" y="0"/>
-                      <a:ext cx="2823315" cy="809846"/>
+                      <a:ext cx="2568414" cy="709693"/>
                     </a:xfrm>
                     <a:prstGeom prst="rect">
                       <a:avLst/>
@@ -12503,207 +13017,16 @@
           </wp:inline>
         </w:drawing>
       </w:r>
-    </w:p>
-    <w:p>
-      <w:pPr>
-        <w:pStyle w:val="Caption"/>
-        <w:jc w:val="center"/>
-        <w:rPr>
-          <w:lang w:val="en-US"/>
-        </w:rPr>
-      </w:pPr>
-      <w:r>
-        <w:rPr>
-          <w:lang w:val="en-US"/>
-        </w:rPr>
-        <w:t xml:space="preserve">Figure </w:t>
-      </w:r>
-      <w:r>
-        <w:fldChar w:fldCharType="begin"/>
-      </w:r>
-      <w:r>
-        <w:rPr>
-          <w:lang w:val="en-US"/>
-        </w:rPr>
-        <w:instrText xml:space="preserve"> SEQ Figure \* ARABIC </w:instrText>
-      </w:r>
-      <w:r>
-        <w:fldChar w:fldCharType="separate"/>
-      </w:r>
-      <w:r>
-        <w:rPr>
-          <w:noProof/>
-          <w:lang w:val="en-US"/>
-        </w:rPr>
-        <w:t>12</w:t>
-      </w:r>
-      <w:r>
-        <w:fldChar w:fldCharType="end"/>
-      </w:r>
-      <w:r>
-        <w:rPr>
-          <w:lang w:val="en-US"/>
-        </w:rPr>
-        <w:t>: Global Sobel segmentation parameters</w:t>
-      </w:r>
-    </w:p>
-    <w:p>
-      <w:pPr>
-        <w:rPr>
-          <w:lang w:val="en-US"/>
-        </w:rPr>
-      </w:pPr>
-      <w:r>
-        <w:rPr>
-          <w:lang w:val="en-US"/>
-        </w:rPr>
-        <w:t xml:space="preserve">In edge detection using global Sobel there are four parameters to adjust. It is possible to take the derivative in </w:t>
-      </w:r>
-      <w:r>
-        <w:rPr>
-          <w:lang w:val="en-US"/>
-        </w:rPr>
-        <w:t>both</w:t>
-      </w:r>
-      <w:r>
-        <w:rPr>
-          <w:lang w:val="en-US"/>
-        </w:rPr>
-        <w:t xml:space="preserve"> x and y direction (dx and </w:t>
-      </w:r>
-      <w:proofErr w:type="gramStart"/>
-      <w:r>
-        <w:rPr>
-          <w:lang w:val="en-US"/>
-        </w:rPr>
-        <w:t>dy</w:t>
-      </w:r>
-      <w:proofErr w:type="gramEnd"/>
-      <w:r>
-        <w:rPr>
-          <w:lang w:val="en-US"/>
-        </w:rPr>
-        <w:t>), the system can handle from 1</w:t>
-      </w:r>
-      <w:r>
-        <w:rPr>
-          <w:vertAlign w:val="superscript"/>
-          <w:lang w:val="en-US"/>
-        </w:rPr>
-        <w:t>st</w:t>
-      </w:r>
-      <w:r>
-        <w:rPr>
-          <w:lang w:val="en-US"/>
-        </w:rPr>
-        <w:t xml:space="preserve"> to 6</w:t>
-      </w:r>
-      <w:r>
-        <w:rPr>
-          <w:vertAlign w:val="superscript"/>
-          <w:lang w:val="en-US"/>
-        </w:rPr>
-        <w:t>th</w:t>
-      </w:r>
-      <w:r>
-        <w:rPr>
-          <w:lang w:val="en-US"/>
-        </w:rPr>
-        <w:t xml:space="preserve"> derivatives. The Kernel size can also be adjusted. It is required that the derivatives are less than the kernel size, i.e. a </w:t>
-      </w:r>
-      <w:r>
-        <w:rPr>
-          <w:lang w:val="en-US"/>
-        </w:rPr>
-        <w:lastRenderedPageBreak/>
-        <w:t>kernel size of 3 can have 1</w:t>
-      </w:r>
-      <w:r>
-        <w:rPr>
-          <w:vertAlign w:val="superscript"/>
-          <w:lang w:val="en-US"/>
-        </w:rPr>
-        <w:t>st</w:t>
-      </w:r>
-      <w:r>
-        <w:rPr>
-          <w:lang w:val="en-US"/>
-        </w:rPr>
-        <w:t xml:space="preserve"> and 2</w:t>
-      </w:r>
-      <w:r>
-        <w:rPr>
-          <w:vertAlign w:val="superscript"/>
-          <w:lang w:val="en-US"/>
-        </w:rPr>
-        <w:t>nd</w:t>
-      </w:r>
-      <w:r>
-        <w:rPr>
-          <w:lang w:val="en-US"/>
-        </w:rPr>
-        <w:t xml:space="preserve"> derivatives. The last parameter is the histogram percentile parameter explained in </w:t>
-      </w:r>
-      <w:r>
-        <w:rPr>
-          <w:lang w:val="en-US"/>
-        </w:rPr>
-        <w:fldChar w:fldCharType="begin"/>
-      </w:r>
-      <w:r>
-        <w:rPr>
-          <w:lang w:val="en-US"/>
-        </w:rPr>
-        <w:instrText xml:space="preserve"> REF _Ref351709858 \r \h </w:instrText>
-      </w:r>
-      <w:r>
-        <w:rPr>
-          <w:lang w:val="en-US"/>
-        </w:rPr>
-      </w:r>
-      <w:r>
-        <w:rPr>
-          <w:lang w:val="en-US"/>
-        </w:rPr>
-        <w:fldChar w:fldCharType="separate"/>
-      </w:r>
-      <w:r>
-        <w:rPr>
-          <w:lang w:val="en-US"/>
-        </w:rPr>
-        <w:t>4.1.2.2</w:t>
-      </w:r>
-      <w:r>
-        <w:rPr>
-          <w:lang w:val="en-US"/>
-        </w:rPr>
-        <w:fldChar w:fldCharType="end"/>
-      </w:r>
-      <w:r>
-        <w:rPr>
-          <w:lang w:val="en-US"/>
-        </w:rPr>
-        <w:t>.</w:t>
-      </w:r>
-    </w:p>
-    <w:p>
-      <w:pPr>
-        <w:spacing w:after="0"/>
-        <w:jc w:val="center"/>
-        <w:rPr>
-          <w:lang w:val="en-US"/>
-        </w:rPr>
-      </w:pPr>
       <w:r>
         <w:rPr>
           <w:noProof/>
           <w:lang w:eastAsia="nb-NO"/>
         </w:rPr>
         <w:drawing>
-          <wp:inline distT="0" distB="0" distL="0" distR="0" wp14:anchorId="6B15A3D7" wp14:editId="566FD1D1">
-            <wp:extent cx="5085503" cy="965602"/>
+          <wp:inline distT="0" distB="0" distL="0" distR="0" wp14:anchorId="396BAE9D" wp14:editId="731685A3">
+            <wp:extent cx="3123222" cy="584200"/>
             <wp:effectExtent l="0" t="0" r="1270" b="6350"/>
-            <wp:docPr id="34" name="Picture 34"/>
+            <wp:docPr id="30" name="Picture 30"/>
             <wp:cNvGraphicFramePr>
               <a:graphicFrameLocks xmlns:a="http://schemas.openxmlformats.org/drawingml/2006/main" noChangeAspect="1"/>
             </wp:cNvGraphicFramePr>
@@ -12723,7 +13046,7 @@
                   <pic:spPr>
                     <a:xfrm>
                       <a:off x="0" y="0"/>
-                      <a:ext cx="5101699" cy="968677"/>
+                      <a:ext cx="3127717" cy="585041"/>
                     </a:xfrm>
                     <a:prstGeom prst="rect">
                       <a:avLst/>
@@ -12739,6 +13062,7 @@
     <w:p>
       <w:pPr>
         <w:pStyle w:val="Caption"/>
+        <w:spacing w:after="0"/>
         <w:jc w:val="center"/>
         <w:rPr>
           <w:lang w:val="en-US"/>
@@ -12767,7 +13091,7 @@
           <w:noProof/>
           <w:lang w:val="en-US"/>
         </w:rPr>
-        <w:t>13</w:t>
+        <w:t>15</w:t>
       </w:r>
       <w:r>
         <w:fldChar w:fldCharType="end"/>
@@ -12776,40 +13100,31 @@
         <w:rPr>
           <w:lang w:val="en-US"/>
         </w:rPr>
-        <w:t>: Local Sobel segmentation parameters</w:t>
-      </w:r>
-    </w:p>
-    <w:p>
-      <w:pPr>
-        <w:rPr>
-          <w:lang w:val="en-US"/>
-        </w:rPr>
-      </w:pPr>
-      <w:commentRangeStart w:id="66"/>
-      <w:r>
-        <w:rPr>
-          <w:lang w:val="en-US"/>
-        </w:rPr>
-        <w:t xml:space="preserve">For the local Sobel approach the image is divided into sub-images, </w:t>
-      </w:r>
-      <w:commentRangeEnd w:id="66"/>
-      <w:r>
-        <w:rPr>
-          <w:rStyle w:val="CommentReference"/>
-        </w:rPr>
-        <w:commentReference w:id="66"/>
-      </w:r>
-      <w:r>
-        <w:rPr>
-          <w:lang w:val="en-US"/>
-        </w:rPr>
-        <w:t xml:space="preserve">the number of sub-images is then naturally a parameter that can be adjusted. It </w:t>
-      </w:r>
-      <w:r>
-        <w:rPr>
-          <w:lang w:val="en-US"/>
-        </w:rPr>
-        <w:t xml:space="preserve">has a range from 1(global) to 1600 sub-images with a default value of 25 sub-images. The sub-images are arranged in a grid pattern so with the default 25 sub-images the sub-images are arranged in a 5x5 pattern. </w:t>
+        <w:t xml:space="preserve">: Global Scharr segmentation </w:t>
+      </w:r>
+      <w:r>
+        <w:rPr>
+          <w:lang w:val="en-US"/>
+        </w:rPr>
+        <w:t>parameters</w:t>
+      </w:r>
+      <w:r>
+        <w:rPr>
+          <w:lang w:val="en-US"/>
+        </w:rPr>
+        <w:t xml:space="preserve"> (left) and Local Scharr </w:t>
+      </w:r>
+      <w:r>
+        <w:rPr>
+          <w:lang w:val="en-US"/>
+        </w:rPr>
+        <w:t>segmentation parameters</w:t>
+      </w:r>
+      <w:r>
+        <w:rPr>
+          <w:lang w:val="en-US"/>
+        </w:rPr>
+        <w:t xml:space="preserve"> (right)</w:t>
       </w:r>
     </w:p>
     <w:p>
@@ -12827,66 +13142,45 @@
         <w:rPr>
           <w:lang w:val="en-US"/>
         </w:rPr>
-        <w:t>Segmentation using edge detection, Scharr</w:t>
-      </w:r>
-    </w:p>
-    <w:p>
-      <w:pPr>
-        <w:rPr>
-          <w:lang w:val="en-US"/>
-        </w:rPr>
-      </w:pPr>
-      <w:r>
-        <w:rPr>
-          <w:lang w:val="en-US"/>
-        </w:rPr>
-        <w:t>The Scharr edge detector is a special 3x3 mask that can be made using the OpenCV Sobel function. It can either have the first derivative in the x-direction or the first derivative in the y-direction.</w:t>
-      </w:r>
-      <w:r>
-        <w:rPr>
-          <w:lang w:val="en-US"/>
-        </w:rPr>
-        <w:t xml:space="preserve"> In the GUI this is </w:t>
-      </w:r>
-      <w:r>
-        <w:rPr>
-          <w:lang w:val="en-US"/>
-        </w:rPr>
-        <w:t xml:space="preserve">chosen with the dx and </w:t>
-      </w:r>
-      <w:proofErr w:type="gramStart"/>
-      <w:r>
-        <w:rPr>
-          <w:lang w:val="en-US"/>
-        </w:rPr>
-        <w:t>dy</w:t>
-      </w:r>
-      <w:proofErr w:type="gramEnd"/>
-      <w:r>
-        <w:rPr>
-          <w:lang w:val="en-US"/>
-        </w:rPr>
-        <w:t xml:space="preserve"> check boxes. If both are chosen both directions are run and the results are then merged. </w:t>
-      </w:r>
-      <w:commentRangeStart w:id="67"/>
-      <w:r>
-        <w:rPr>
-          <w:lang w:val="en-US"/>
-        </w:rPr>
-        <w:t xml:space="preserve">In the local Scharr method one can select the number of sub-images. </w:t>
-      </w:r>
-      <w:commentRangeEnd w:id="67"/>
-      <w:r>
-        <w:rPr>
-          <w:rStyle w:val="CommentReference"/>
-        </w:rPr>
-        <w:commentReference w:id="67"/>
-      </w:r>
-      <w:r>
-        <w:rPr>
-          <w:lang w:val="en-US"/>
-        </w:rPr>
-        <w:t xml:space="preserve">The last parameter is the histogram percentile parameter explained in </w:t>
+        <w:t xml:space="preserve">Segmentation using </w:t>
+      </w:r>
+      <w:r>
+        <w:rPr>
+          <w:lang w:val="en-US"/>
+        </w:rPr>
+        <w:t>Otsu’s</w:t>
+      </w:r>
+      <w:r>
+        <w:rPr>
+          <w:lang w:val="en-US"/>
+        </w:rPr>
+        <w:t xml:space="preserve"> method</w:t>
+      </w:r>
+    </w:p>
+    <w:p>
+      <w:pPr>
+        <w:rPr>
+          <w:lang w:val="en-US"/>
+        </w:rPr>
+      </w:pPr>
+      <w:r>
+        <w:rPr>
+          <w:lang w:val="en-US"/>
+        </w:rPr>
+        <w:t>Using Otsu’s method there really aren’t all that many parameters to set. In this function the sub-image split can be imperative for good performance. In a real environment it is believed that light gradients either from lighting or from the sun will affect the segmentation. To be able to study smaller parts of the image can help the performance of Otsu’s method. This is however a dual edged sword, since Otsu’s method always finds background and foreground it can separate an image into foreground and background when there really isn’t a reason to do it. It can also decide that the sea cage is foreground in one sub-image and that it is background in another image. These are questions to be answered during testing.</w:t>
+      </w:r>
+    </w:p>
+    <w:p>
+      <w:pPr>
+        <w:rPr>
+          <w:lang w:val="en-US"/>
+        </w:rPr>
+      </w:pPr>
+      <w:r>
+        <w:rPr>
+          <w:lang w:val="en-US"/>
+        </w:rPr>
+        <w:t xml:space="preserve">In </w:t>
       </w:r>
       <w:r>
         <w:rPr>
@@ -12898,7 +13192,7 @@
         <w:rPr>
           <w:lang w:val="en-US"/>
         </w:rPr>
-        <w:instrText xml:space="preserve"> REF _Ref351709858 \r \h </w:instrText>
+        <w:instrText xml:space="preserve"> REF _Ref351972014 \h </w:instrText>
       </w:r>
       <w:r>
         <w:rPr>
@@ -12915,7 +13209,14 @@
         <w:rPr>
           <w:lang w:val="en-US"/>
         </w:rPr>
-        <w:t>4.1.2.2</w:t>
+        <w:t xml:space="preserve">Figure </w:t>
+      </w:r>
+      <w:r>
+        <w:rPr>
+          <w:noProof/>
+          <w:lang w:val="en-US"/>
+        </w:rPr>
+        <w:t>16</w:t>
       </w:r>
       <w:r>
         <w:rPr>
@@ -12927,7 +13228,7 @@
         <w:rPr>
           <w:lang w:val="en-US"/>
         </w:rPr>
-        <w:t>.</w:t>
+        <w:t xml:space="preserve"> the parameter box for the local Otsu method is shown. For the global Otsu there are no parameters to set.</w:t>
       </w:r>
     </w:p>
     <w:p>
@@ -12944,10 +13245,10 @@
           <w:lang w:eastAsia="nb-NO"/>
         </w:rPr>
         <w:drawing>
-          <wp:inline distT="0" distB="0" distL="0" distR="0" wp14:anchorId="5C70A212" wp14:editId="5CFEF5F4">
-            <wp:extent cx="2560260" cy="707440"/>
-            <wp:effectExtent l="0" t="0" r="0" b="0"/>
-            <wp:docPr id="36" name="Picture 36"/>
+          <wp:inline distT="0" distB="0" distL="0" distR="0" wp14:anchorId="5EF497EB" wp14:editId="687503A9">
+            <wp:extent cx="2508250" cy="686468"/>
+            <wp:effectExtent l="0" t="0" r="6350" b="0"/>
+            <wp:docPr id="47" name="Picture 47"/>
             <wp:cNvGraphicFramePr>
               <a:graphicFrameLocks xmlns:a="http://schemas.openxmlformats.org/drawingml/2006/main" noChangeAspect="1"/>
             </wp:cNvGraphicFramePr>
@@ -12967,7 +13268,7 @@
                   <pic:spPr>
                     <a:xfrm>
                       <a:off x="0" y="0"/>
-                      <a:ext cx="2568414" cy="709693"/>
+                      <a:ext cx="2508250" cy="686468"/>
                     </a:xfrm>
                     <a:prstGeom prst="rect">
                       <a:avLst/>
@@ -12979,16 +13280,110 @@
           </wp:inline>
         </w:drawing>
       </w:r>
+    </w:p>
+    <w:p>
+      <w:pPr>
+        <w:pStyle w:val="Caption"/>
+        <w:spacing w:after="0"/>
+        <w:jc w:val="center"/>
+        <w:rPr>
+          <w:lang w:val="en-US"/>
+        </w:rPr>
+      </w:pPr>
+      <w:bookmarkStart w:id="67" w:name="_Ref351972014"/>
+      <w:r>
+        <w:rPr>
+          <w:lang w:val="en-US"/>
+        </w:rPr>
+        <w:t xml:space="preserve">Figure </w:t>
+      </w:r>
+      <w:r>
+        <w:fldChar w:fldCharType="begin"/>
+      </w:r>
+      <w:r>
+        <w:rPr>
+          <w:lang w:val="en-US"/>
+        </w:rPr>
+        <w:instrText xml:space="preserve"> SEQ Figure \* ARABIC </w:instrText>
+      </w:r>
+      <w:r>
+        <w:fldChar w:fldCharType="separate"/>
+      </w:r>
+      <w:r>
+        <w:rPr>
+          <w:noProof/>
+          <w:lang w:val="en-US"/>
+        </w:rPr>
+        <w:t>16</w:t>
+      </w:r>
+      <w:r>
+        <w:fldChar w:fldCharType="end"/>
+      </w:r>
+      <w:bookmarkEnd w:id="67"/>
+      <w:r>
+        <w:rPr>
+          <w:lang w:val="en-US"/>
+        </w:rPr>
+        <w:t>: Local Otsu segmentation parameters</w:t>
+      </w:r>
+    </w:p>
+    <w:p>
+      <w:pPr>
+        <w:rPr>
+          <w:lang w:val="en-US"/>
+        </w:rPr>
+      </w:pPr>
+    </w:p>
+    <w:p>
+      <w:pPr>
+        <w:pStyle w:val="Heading4"/>
+        <w:numPr>
+          <w:ilvl w:val="3"/>
+          <w:numId w:val="1"/>
+        </w:numPr>
+        <w:rPr>
+          <w:lang w:val="en-US"/>
+        </w:rPr>
+      </w:pPr>
+      <w:r>
+        <w:rPr>
+          <w:lang w:val="en-US"/>
+        </w:rPr>
+        <w:t>Segmentation using simple thresholding</w:t>
+      </w:r>
+    </w:p>
+    <w:p>
+      <w:pPr>
+        <w:rPr>
+          <w:lang w:val="en-US"/>
+        </w:rPr>
+      </w:pPr>
+      <w:r>
+        <w:rPr>
+          <w:lang w:val="en-US"/>
+        </w:rPr>
+        <w:t xml:space="preserve">With this segmentation method the pixels are segmented into foreground and background depending on if they are above or below the changeable threshold parameter. </w:t>
+      </w:r>
+    </w:p>
+    <w:p>
+      <w:pPr>
+        <w:spacing w:after="0"/>
+        <w:jc w:val="center"/>
+        <w:rPr>
+          <w:lang w:val="en-US"/>
+        </w:rPr>
+      </w:pPr>
       <w:r>
         <w:rPr>
           <w:noProof/>
           <w:lang w:eastAsia="nb-NO"/>
         </w:rPr>
+        <w:lastRenderedPageBreak/>
         <w:drawing>
-          <wp:inline distT="0" distB="0" distL="0" distR="0" wp14:anchorId="396BAE9D" wp14:editId="731685A3">
-            <wp:extent cx="3123222" cy="584200"/>
-            <wp:effectExtent l="0" t="0" r="1270" b="6350"/>
-            <wp:docPr id="30" name="Picture 30"/>
+          <wp:inline distT="0" distB="0" distL="0" distR="0" wp14:anchorId="0EF0F155" wp14:editId="2998F520">
+            <wp:extent cx="2406650" cy="706367"/>
+            <wp:effectExtent l="0" t="0" r="0" b="0"/>
+            <wp:docPr id="48" name="Picture 48"/>
             <wp:cNvGraphicFramePr>
               <a:graphicFrameLocks xmlns:a="http://schemas.openxmlformats.org/drawingml/2006/main" noChangeAspect="1"/>
             </wp:cNvGraphicFramePr>
@@ -13008,7 +13403,7 @@
                   <pic:spPr>
                     <a:xfrm>
                       <a:off x="0" y="0"/>
-                      <a:ext cx="3127717" cy="585041"/>
+                      <a:ext cx="2412644" cy="708126"/>
                     </a:xfrm>
                     <a:prstGeom prst="rect">
                       <a:avLst/>
@@ -13053,7 +13448,7 @@
           <w:noProof/>
           <w:lang w:val="en-US"/>
         </w:rPr>
-        <w:t>14</w:t>
+        <w:t>17</w:t>
       </w:r>
       <w:r>
         <w:fldChar w:fldCharType="end"/>
@@ -13062,31 +13457,7 @@
         <w:rPr>
           <w:lang w:val="en-US"/>
         </w:rPr>
-        <w:t xml:space="preserve">: Global Scharr segmentation </w:t>
-      </w:r>
-      <w:r>
-        <w:rPr>
-          <w:lang w:val="en-US"/>
-        </w:rPr>
-        <w:t>parameters</w:t>
-      </w:r>
-      <w:r>
-        <w:rPr>
-          <w:lang w:val="en-US"/>
-        </w:rPr>
-        <w:t xml:space="preserve"> (left) and Local Scharr </w:t>
-      </w:r>
-      <w:r>
-        <w:rPr>
-          <w:lang w:val="en-US"/>
-        </w:rPr>
-        <w:t>segmentation parameters</w:t>
-      </w:r>
-      <w:r>
-        <w:rPr>
-          <w:lang w:val="en-US"/>
-        </w:rPr>
-        <w:t xml:space="preserve"> (right)</w:t>
+        <w:t>: Simple Thresholding segmentation parameters</w:t>
       </w:r>
     </w:p>
     <w:p>
@@ -13104,93 +13475,38 @@
         <w:rPr>
           <w:lang w:val="en-US"/>
         </w:rPr>
-        <w:t xml:space="preserve">Segmentation using </w:t>
-      </w:r>
-      <w:r>
-        <w:rPr>
-          <w:lang w:val="en-US"/>
-        </w:rPr>
-        <w:t>Otsu’s</w:t>
-      </w:r>
-      <w:r>
-        <w:rPr>
-          <w:lang w:val="en-US"/>
-        </w:rPr>
-        <w:t xml:space="preserve"> method</w:t>
-      </w:r>
-    </w:p>
-    <w:p>
-      <w:pPr>
-        <w:rPr>
-          <w:lang w:val="en-US"/>
-        </w:rPr>
-      </w:pPr>
-      <w:r>
-        <w:rPr>
-          <w:lang w:val="en-US"/>
-        </w:rPr>
-        <w:t>Using Otsu’s method there really aren’t all that many parameters to set. In this function the sub-image split can be imperative for good performance. In a real environment it is believed that light gradients either from lighting or from the sun will affect the segmentation. To be able to study smaller parts of the image can help the performance of Otsu’s method. This is however a dual edged sword, since Otsu’s method always finds background and foreground it can separate an image into foreground and background when there really isn’t a reason to do it. It can also decide that the sea cage is foreground in one sub-image and that it is background in another image. These are questions to be answered during testing.</w:t>
-      </w:r>
-    </w:p>
-    <w:p>
-      <w:pPr>
-        <w:rPr>
-          <w:lang w:val="en-US"/>
-        </w:rPr>
-      </w:pPr>
-      <w:r>
-        <w:rPr>
-          <w:lang w:val="en-US"/>
-        </w:rPr>
-        <w:t xml:space="preserve">In </w:t>
-      </w:r>
-      <w:r>
-        <w:rPr>
-          <w:lang w:val="en-US"/>
-        </w:rPr>
-        <w:fldChar w:fldCharType="begin"/>
-      </w:r>
-      <w:r>
-        <w:rPr>
-          <w:lang w:val="en-US"/>
-        </w:rPr>
-        <w:instrText xml:space="preserve"> REF _Ref351972014 \h </w:instrText>
-      </w:r>
-      <w:r>
-        <w:rPr>
-          <w:lang w:val="en-US"/>
-        </w:rPr>
-      </w:r>
-      <w:r>
-        <w:rPr>
-          <w:lang w:val="en-US"/>
-        </w:rPr>
-        <w:fldChar w:fldCharType="separate"/>
-      </w:r>
-      <w:r>
-        <w:rPr>
-          <w:lang w:val="en-US"/>
-        </w:rPr>
-        <w:t xml:space="preserve">Figure </w:t>
-      </w:r>
-      <w:r>
-        <w:rPr>
-          <w:noProof/>
-          <w:lang w:val="en-US"/>
-        </w:rPr>
-        <w:t>16</w:t>
-      </w:r>
-      <w:r>
-        <w:rPr>
-          <w:lang w:val="en-US"/>
-        </w:rPr>
-        <w:fldChar w:fldCharType="end"/>
-      </w:r>
-      <w:r>
-        <w:rPr>
-          <w:lang w:val="en-US"/>
-        </w:rPr>
-        <w:t xml:space="preserve"> the parameter box for the local Otsu method is shown. For the global Otsu there are no parameters to set.</w:t>
+        <w:t>Segmentation using adaptive thresholding</w:t>
+      </w:r>
+    </w:p>
+    <w:p>
+      <w:pPr>
+        <w:rPr>
+          <w:lang w:val="en-US"/>
+        </w:rPr>
+      </w:pPr>
+      <w:r>
+        <w:rPr>
+          <w:lang w:val="en-US"/>
+        </w:rPr>
+        <w:t>With this segmentation method the user can choose between the Gaussian or mean adaptive method. In addition to choose the adaptive method the user can change the kernel size that is used to calculate a threshold valu</w:t>
+      </w:r>
+      <w:r>
+        <w:rPr>
+          <w:lang w:val="en-US"/>
+        </w:rPr>
+        <w:t>e.</w:t>
+      </w:r>
+      <w:r>
+        <w:rPr>
+          <w:lang w:val="en-US"/>
+        </w:rPr>
+        <w:t xml:space="preserve"> The user can also change C, which is the value </w:t>
+      </w:r>
+      <w:r>
+        <w:rPr>
+          <w:lang w:val="en-US"/>
+        </w:rPr>
+        <w:t xml:space="preserve">that gets subtracted from the weighted sum (if Gaussian) or mean of the pixels neighborhood when calculating the threshold value.  </w:t>
       </w:r>
     </w:p>
     <w:p>
@@ -13207,10 +13523,10 @@
           <w:lang w:eastAsia="nb-NO"/>
         </w:rPr>
         <w:drawing>
-          <wp:inline distT="0" distB="0" distL="0" distR="0" wp14:anchorId="5EF497EB" wp14:editId="687503A9">
-            <wp:extent cx="2508250" cy="686468"/>
-            <wp:effectExtent l="0" t="0" r="6350" b="0"/>
-            <wp:docPr id="47" name="Picture 47"/>
+          <wp:inline distT="0" distB="0" distL="0" distR="0" wp14:anchorId="66E2DF2F" wp14:editId="10196A3F">
+            <wp:extent cx="2501900" cy="682336"/>
+            <wp:effectExtent l="0" t="0" r="0" b="3810"/>
+            <wp:docPr id="51" name="Picture 51"/>
             <wp:cNvGraphicFramePr>
               <a:graphicFrameLocks xmlns:a="http://schemas.openxmlformats.org/drawingml/2006/main" noChangeAspect="1"/>
             </wp:cNvGraphicFramePr>
@@ -13230,261 +13546,6 @@
                   <pic:spPr>
                     <a:xfrm>
                       <a:off x="0" y="0"/>
-                      <a:ext cx="2508250" cy="686468"/>
-                    </a:xfrm>
-                    <a:prstGeom prst="rect">
-                      <a:avLst/>
-                    </a:prstGeom>
-                  </pic:spPr>
-                </pic:pic>
-              </a:graphicData>
-            </a:graphic>
-          </wp:inline>
-        </w:drawing>
-      </w:r>
-    </w:p>
-    <w:p>
-      <w:pPr>
-        <w:pStyle w:val="Caption"/>
-        <w:spacing w:after="0"/>
-        <w:jc w:val="center"/>
-        <w:rPr>
-          <w:lang w:val="en-US"/>
-        </w:rPr>
-      </w:pPr>
-      <w:bookmarkStart w:id="68" w:name="_Ref351972014"/>
-      <w:r>
-        <w:rPr>
-          <w:lang w:val="en-US"/>
-        </w:rPr>
-        <w:t xml:space="preserve">Figure </w:t>
-      </w:r>
-      <w:r>
-        <w:fldChar w:fldCharType="begin"/>
-      </w:r>
-      <w:r>
-        <w:rPr>
-          <w:lang w:val="en-US"/>
-        </w:rPr>
-        <w:instrText xml:space="preserve"> SEQ Figure \* ARABIC </w:instrText>
-      </w:r>
-      <w:r>
-        <w:fldChar w:fldCharType="separate"/>
-      </w:r>
-      <w:r>
-        <w:rPr>
-          <w:noProof/>
-          <w:lang w:val="en-US"/>
-        </w:rPr>
-        <w:t>15</w:t>
-      </w:r>
-      <w:r>
-        <w:fldChar w:fldCharType="end"/>
-      </w:r>
-      <w:bookmarkEnd w:id="68"/>
-      <w:r>
-        <w:rPr>
-          <w:lang w:val="en-US"/>
-        </w:rPr>
-        <w:t>: Local Otsu segmentation parameters</w:t>
-      </w:r>
-    </w:p>
-    <w:p>
-      <w:pPr>
-        <w:rPr>
-          <w:lang w:val="en-US"/>
-        </w:rPr>
-      </w:pPr>
-    </w:p>
-    <w:p>
-      <w:pPr>
-        <w:pStyle w:val="Heading4"/>
-        <w:numPr>
-          <w:ilvl w:val="3"/>
-          <w:numId w:val="1"/>
-        </w:numPr>
-        <w:rPr>
-          <w:lang w:val="en-US"/>
-        </w:rPr>
-      </w:pPr>
-      <w:r>
-        <w:rPr>
-          <w:lang w:val="en-US"/>
-        </w:rPr>
-        <w:t>Segmentation using simple thresholding</w:t>
-      </w:r>
-    </w:p>
-    <w:p>
-      <w:pPr>
-        <w:rPr>
-          <w:lang w:val="en-US"/>
-        </w:rPr>
-      </w:pPr>
-      <w:r>
-        <w:rPr>
-          <w:lang w:val="en-US"/>
-        </w:rPr>
-        <w:t xml:space="preserve">With this segmentation method the pixels are segmented into foreground and background depending on if they are above or below the changeable threshold parameter. </w:t>
-      </w:r>
-    </w:p>
-    <w:p>
-      <w:pPr>
-        <w:spacing w:after="0"/>
-        <w:jc w:val="center"/>
-        <w:rPr>
-          <w:lang w:val="en-US"/>
-        </w:rPr>
-      </w:pPr>
-      <w:r>
-        <w:rPr>
-          <w:noProof/>
-          <w:lang w:eastAsia="nb-NO"/>
-        </w:rPr>
-        <w:lastRenderedPageBreak/>
-        <w:drawing>
-          <wp:inline distT="0" distB="0" distL="0" distR="0" wp14:anchorId="0EF0F155" wp14:editId="2998F520">
-            <wp:extent cx="2406650" cy="706367"/>
-            <wp:effectExtent l="0" t="0" r="0" b="0"/>
-            <wp:docPr id="48" name="Picture 48"/>
-            <wp:cNvGraphicFramePr>
-              <a:graphicFrameLocks xmlns:a="http://schemas.openxmlformats.org/drawingml/2006/main" noChangeAspect="1"/>
-            </wp:cNvGraphicFramePr>
-            <a:graphic xmlns:a="http://schemas.openxmlformats.org/drawingml/2006/main">
-              <a:graphicData uri="http://schemas.openxmlformats.org/drawingml/2006/picture">
-                <pic:pic xmlns:pic="http://schemas.openxmlformats.org/drawingml/2006/picture">
-                  <pic:nvPicPr>
-                    <pic:cNvPr id="0" name=""/>
-                    <pic:cNvPicPr/>
-                  </pic:nvPicPr>
-                  <pic:blipFill>
-                    <a:blip r:embed="rId35"/>
-                    <a:stretch>
-                      <a:fillRect/>
-                    </a:stretch>
-                  </pic:blipFill>
-                  <pic:spPr>
-                    <a:xfrm>
-                      <a:off x="0" y="0"/>
-                      <a:ext cx="2412644" cy="708126"/>
-                    </a:xfrm>
-                    <a:prstGeom prst="rect">
-                      <a:avLst/>
-                    </a:prstGeom>
-                  </pic:spPr>
-                </pic:pic>
-              </a:graphicData>
-            </a:graphic>
-          </wp:inline>
-        </w:drawing>
-      </w:r>
-    </w:p>
-    <w:p>
-      <w:pPr>
-        <w:pStyle w:val="Caption"/>
-        <w:spacing w:after="0"/>
-        <w:jc w:val="center"/>
-      </w:pPr>
-      <w:r>
-        <w:t xml:space="preserve">Figure </w:t>
-      </w:r>
-      <w:fldSimple w:instr=" SEQ Figure \* ARABIC ">
-        <w:r>
-          <w:rPr>
-            <w:noProof/>
-          </w:rPr>
-          <w:t>16</w:t>
-        </w:r>
-      </w:fldSimple>
-      <w:r>
-        <w:t>: Simple Thresholding segmentation parameters</w:t>
-      </w:r>
-    </w:p>
-    <w:p>
-      <w:pPr>
-        <w:pStyle w:val="Heading4"/>
-        <w:numPr>
-          <w:ilvl w:val="3"/>
-          <w:numId w:val="1"/>
-        </w:numPr>
-        <w:rPr>
-          <w:lang w:val="en-US"/>
-        </w:rPr>
-      </w:pPr>
-      <w:r>
-        <w:rPr>
-          <w:lang w:val="en-US"/>
-        </w:rPr>
-        <w:t>Segmentation using adaptive thresholding</w:t>
-      </w:r>
-    </w:p>
-    <w:p>
-      <w:pPr>
-        <w:rPr>
-          <w:lang w:val="en-US"/>
-        </w:rPr>
-      </w:pPr>
-      <w:r>
-        <w:rPr>
-          <w:lang w:val="en-US"/>
-        </w:rPr>
-        <w:t>With this segmentation method the user can choose between the Gaussian or mean adaptive method. In addition to choose the adaptive method the user can change the kernel size that is used to calculate a threshold valu</w:t>
-      </w:r>
-      <w:r>
-        <w:rPr>
-          <w:lang w:val="en-US"/>
-        </w:rPr>
-        <w:t>e.</w:t>
-      </w:r>
-      <w:r>
-        <w:rPr>
-          <w:lang w:val="en-US"/>
-        </w:rPr>
-        <w:t xml:space="preserve"> The user can also change C, which is the value </w:t>
-      </w:r>
-      <w:r>
-        <w:rPr>
-          <w:lang w:val="en-US"/>
-        </w:rPr>
-        <w:t xml:space="preserve">that gets subtracted from the weighted sum (if Gaussian) or mean of the pixels neighborhood when calculating the threshold value.  </w:t>
-      </w:r>
-    </w:p>
-    <w:p>
-      <w:pPr>
-        <w:spacing w:after="0"/>
-        <w:jc w:val="center"/>
-        <w:rPr>
-          <w:lang w:val="en-US"/>
-        </w:rPr>
-      </w:pPr>
-      <w:r>
-        <w:rPr>
-          <w:noProof/>
-          <w:lang w:eastAsia="nb-NO"/>
-        </w:rPr>
-        <w:drawing>
-          <wp:inline distT="0" distB="0" distL="0" distR="0" wp14:anchorId="66E2DF2F" wp14:editId="10196A3F">
-            <wp:extent cx="2501900" cy="682336"/>
-            <wp:effectExtent l="0" t="0" r="0" b="3810"/>
-            <wp:docPr id="51" name="Picture 51"/>
-            <wp:cNvGraphicFramePr>
-              <a:graphicFrameLocks xmlns:a="http://schemas.openxmlformats.org/drawingml/2006/main" noChangeAspect="1"/>
-            </wp:cNvGraphicFramePr>
-            <a:graphic xmlns:a="http://schemas.openxmlformats.org/drawingml/2006/main">
-              <a:graphicData uri="http://schemas.openxmlformats.org/drawingml/2006/picture">
-                <pic:pic xmlns:pic="http://schemas.openxmlformats.org/drawingml/2006/picture">
-                  <pic:nvPicPr>
-                    <pic:cNvPr id="0" name=""/>
-                    <pic:cNvPicPr/>
-                  </pic:nvPicPr>
-                  <pic:blipFill>
-                    <a:blip r:embed="rId36"/>
-                    <a:stretch>
-                      <a:fillRect/>
-                    </a:stretch>
-                  </pic:blipFill>
-                  <pic:spPr>
-                    <a:xfrm>
-                      <a:off x="0" y="0"/>
                       <a:ext cx="2518634" cy="686900"/>
                     </a:xfrm>
                     <a:prstGeom prst="rect">
@@ -13508,17 +13569,37 @@
         </w:rPr>
       </w:pPr>
       <w:r>
+        <w:rPr>
+          <w:lang w:val="en-US"/>
+        </w:rPr>
         <w:t xml:space="preserve">Figure </w:t>
       </w:r>
-      <w:fldSimple w:instr=" SEQ Figure \* ARABIC ">
-        <w:r>
-          <w:rPr>
-            <w:noProof/>
-          </w:rPr>
-          <w:t>17</w:t>
-        </w:r>
-      </w:fldSimple>
-      <w:r>
+      <w:r>
+        <w:fldChar w:fldCharType="begin"/>
+      </w:r>
+      <w:r>
+        <w:rPr>
+          <w:lang w:val="en-US"/>
+        </w:rPr>
+        <w:instrText xml:space="preserve"> SEQ Figure \* ARABIC </w:instrText>
+      </w:r>
+      <w:r>
+        <w:fldChar w:fldCharType="separate"/>
+      </w:r>
+      <w:r>
+        <w:rPr>
+          <w:noProof/>
+          <w:lang w:val="en-US"/>
+        </w:rPr>
+        <w:t>18</w:t>
+      </w:r>
+      <w:r>
+        <w:fldChar w:fldCharType="end"/>
+      </w:r>
+      <w:r>
+        <w:rPr>
+          <w:lang w:val="en-US"/>
+        </w:rPr>
         <w:t>: Adaptive Thresholding segmentation parameters</w:t>
       </w:r>
     </w:p>
@@ -13540,14 +13621,14 @@
           <w:lang w:val="en-US"/>
         </w:rPr>
       </w:pPr>
-      <w:bookmarkStart w:id="69" w:name="_Toc352058910"/>
+      <w:bookmarkStart w:id="68" w:name="_Toc352058910"/>
       <w:r>
         <w:rPr>
           <w:lang w:val="en-US"/>
         </w:rPr>
         <w:t>Cage damage detection</w:t>
       </w:r>
-      <w:bookmarkEnd w:id="69"/>
+      <w:bookmarkEnd w:id="68"/>
     </w:p>
     <w:p>
       <w:pPr>
@@ -13567,14 +13648,14 @@
           <w:lang w:val="en-US"/>
         </w:rPr>
       </w:pPr>
-      <w:bookmarkStart w:id="70" w:name="_Toc352058911"/>
+      <w:bookmarkStart w:id="69" w:name="_Toc352058911"/>
       <w:r>
         <w:rPr>
           <w:lang w:val="en-US"/>
         </w:rPr>
         <w:t>Real Time Considerations</w:t>
       </w:r>
-      <w:bookmarkEnd w:id="70"/>
+      <w:bookmarkEnd w:id="69"/>
     </w:p>
     <w:p>
       <w:pPr>
@@ -13588,14 +13669,14 @@
         </w:rPr>
         <w:t xml:space="preserve">When writing software there are other things than just the complexity of the algorithms that affect the processing time used per image. How data is </w:t>
       </w:r>
-      <w:commentRangeStart w:id="71"/>
+      <w:commentRangeStart w:id="70"/>
       <w:r>
         <w:rPr>
           <w:lang w:val="en-US"/>
         </w:rPr>
         <w:t xml:space="preserve">stored and accessed </w:t>
       </w:r>
-      <w:commentRangeEnd w:id="71"/>
+      <w:commentRangeEnd w:id="70"/>
       <w:r>
         <w:rPr>
           <w:lang w:val="en-US"/>
@@ -13606,7 +13687,7 @@
         <w:rPr>
           <w:rStyle w:val="CommentReference"/>
         </w:rPr>
-        <w:commentReference w:id="71"/>
+        <w:commentReference w:id="70"/>
       </w:r>
     </w:p>
     <w:p>
@@ -14326,7 +14407,7 @@
                     <pic:cNvPicPr/>
                   </pic:nvPicPr>
                   <pic:blipFill>
-                    <a:blip r:embed="rId37"/>
+                    <a:blip r:embed="rId35"/>
                     <a:stretch>
                       <a:fillRect/>
                     </a:stretch>
@@ -14374,7 +14455,7 @@
                     <pic:cNvPicPr/>
                   </pic:nvPicPr>
                   <pic:blipFill>
-                    <a:blip r:embed="rId38"/>
+                    <a:blip r:embed="rId36"/>
                     <a:stretch>
                       <a:fillRect/>
                     </a:stretch>
@@ -14403,8 +14484,8 @@
           <w:lang w:val="en-US"/>
         </w:rPr>
       </w:pPr>
-      <w:bookmarkStart w:id="72" w:name="_Ref351966146"/>
-      <w:bookmarkStart w:id="73" w:name="_Ref351966139"/>
+      <w:bookmarkStart w:id="71" w:name="_Ref351966146"/>
+      <w:bookmarkStart w:id="72" w:name="_Ref351966139"/>
       <w:r>
         <w:rPr>
           <w:lang w:val="en-US"/>
@@ -14428,39 +14509,39 @@
           <w:noProof/>
           <w:lang w:val="en-US"/>
         </w:rPr>
-        <w:t>18</w:t>
+        <w:t>19</w:t>
       </w:r>
       <w:r>
         <w:fldChar w:fldCharType="end"/>
       </w:r>
+      <w:bookmarkEnd w:id="71"/>
+      <w:r>
+        <w:rPr>
+          <w:lang w:val="en-US"/>
+        </w:rPr>
+        <w:t xml:space="preserve">: </w:t>
+      </w:r>
+      <w:r>
+        <w:rPr>
+          <w:lang w:val="en-US"/>
+        </w:rPr>
+        <w:t xml:space="preserve">Run time for loading in image and using self-written XYZ transformation using .at(left) or </w:t>
+      </w:r>
+      <w:proofErr w:type="spellStart"/>
+      <w:r>
+        <w:rPr>
+          <w:lang w:val="en-US"/>
+        </w:rPr>
+        <w:t>OpenCV’s</w:t>
+      </w:r>
+      <w:proofErr w:type="spellEnd"/>
+      <w:r>
+        <w:rPr>
+          <w:lang w:val="en-US"/>
+        </w:rPr>
+        <w:t xml:space="preserve"> XYZ transformation(right)</w:t>
+      </w:r>
       <w:bookmarkEnd w:id="72"/>
-      <w:r>
-        <w:rPr>
-          <w:lang w:val="en-US"/>
-        </w:rPr>
-        <w:t xml:space="preserve">: </w:t>
-      </w:r>
-      <w:r>
-        <w:rPr>
-          <w:lang w:val="en-US"/>
-        </w:rPr>
-        <w:t xml:space="preserve">Run time for loading in image and using self-written XYZ transformation using .at(left) or </w:t>
-      </w:r>
-      <w:proofErr w:type="spellStart"/>
-      <w:r>
-        <w:rPr>
-          <w:lang w:val="en-US"/>
-        </w:rPr>
-        <w:t>OpenCV’s</w:t>
-      </w:r>
-      <w:proofErr w:type="spellEnd"/>
-      <w:r>
-        <w:rPr>
-          <w:lang w:val="en-US"/>
-        </w:rPr>
-        <w:t xml:space="preserve"> XYZ transformation(right)</w:t>
-      </w:r>
-      <w:bookmarkEnd w:id="73"/>
       <w:r>
         <w:rPr>
           <w:lang w:val="en-US"/>
@@ -15881,7 +15962,7 @@
                     <pic:cNvPicPr/>
                   </pic:nvPicPr>
                   <pic:blipFill>
-                    <a:blip r:embed="rId39"/>
+                    <a:blip r:embed="rId37"/>
                     <a:stretch>
                       <a:fillRect/>
                     </a:stretch>
@@ -15910,7 +15991,7 @@
           <w:lang w:val="en-US"/>
         </w:rPr>
       </w:pPr>
-      <w:bookmarkStart w:id="74" w:name="_Ref351966444"/>
+      <w:bookmarkStart w:id="73" w:name="_Ref351966444"/>
       <w:r>
         <w:rPr>
           <w:lang w:val="en-US"/>
@@ -15934,12 +16015,12 @@
           <w:noProof/>
           <w:lang w:val="en-US"/>
         </w:rPr>
-        <w:t>19</w:t>
+        <w:t>20</w:t>
       </w:r>
       <w:r>
         <w:fldChar w:fldCharType="end"/>
       </w:r>
-      <w:bookmarkEnd w:id="74"/>
+      <w:bookmarkEnd w:id="73"/>
       <w:r>
         <w:rPr>
           <w:lang w:val="en-US"/>
@@ -15987,7 +16068,7 @@
         </w:rPr>
         <w:t>In the next figures the run-time per image processed can be seen for different color spaces and segmentation techniques</w:t>
       </w:r>
-      <w:commentRangeStart w:id="75"/>
+      <w:commentRangeStart w:id="74"/>
     </w:p>
     <w:p>
       <w:pPr>
@@ -16005,6 +16086,158 @@
             <wp:extent cx="3048000" cy="552450"/>
             <wp:effectExtent l="0" t="0" r="0" b="0"/>
             <wp:docPr id="17" name="Picture 17"/>
+            <wp:cNvGraphicFramePr>
+              <a:graphicFrameLocks xmlns:a="http://schemas.openxmlformats.org/drawingml/2006/main" noChangeAspect="1"/>
+            </wp:cNvGraphicFramePr>
+            <a:graphic xmlns:a="http://schemas.openxmlformats.org/drawingml/2006/main">
+              <a:graphicData uri="http://schemas.openxmlformats.org/drawingml/2006/picture">
+                <pic:pic xmlns:pic="http://schemas.openxmlformats.org/drawingml/2006/picture">
+                  <pic:nvPicPr>
+                    <pic:cNvPr id="0" name=""/>
+                    <pic:cNvPicPr/>
+                  </pic:nvPicPr>
+                  <pic:blipFill>
+                    <a:blip r:embed="rId38"/>
+                    <a:stretch>
+                      <a:fillRect/>
+                    </a:stretch>
+                  </pic:blipFill>
+                  <pic:spPr>
+                    <a:xfrm>
+                      <a:off x="0" y="0"/>
+                      <a:ext cx="3048000" cy="552450"/>
+                    </a:xfrm>
+                    <a:prstGeom prst="rect">
+                      <a:avLst/>
+                    </a:prstGeom>
+                  </pic:spPr>
+                </pic:pic>
+              </a:graphicData>
+            </a:graphic>
+          </wp:inline>
+        </w:drawing>
+      </w:r>
+    </w:p>
+    <w:p>
+      <w:pPr>
+        <w:pStyle w:val="Caption"/>
+        <w:rPr>
+          <w:lang w:val="en-US"/>
+        </w:rPr>
+      </w:pPr>
+      <w:r>
+        <w:rPr>
+          <w:lang w:val="en-US"/>
+        </w:rPr>
+        <w:t xml:space="preserve">Figure </w:t>
+      </w:r>
+      <w:r>
+        <w:fldChar w:fldCharType="begin"/>
+      </w:r>
+      <w:r>
+        <w:rPr>
+          <w:lang w:val="en-US"/>
+        </w:rPr>
+        <w:instrText xml:space="preserve"> SEQ Figure \* ARABIC </w:instrText>
+      </w:r>
+      <w:r>
+        <w:fldChar w:fldCharType="separate"/>
+      </w:r>
+      <w:r>
+        <w:rPr>
+          <w:noProof/>
+          <w:lang w:val="en-US"/>
+        </w:rPr>
+        <w:t>21</w:t>
+      </w:r>
+      <w:r>
+        <w:fldChar w:fldCharType="end"/>
+      </w:r>
+      <w:r>
+        <w:rPr>
+          <w:lang w:val="en-US"/>
+        </w:rPr>
+        <w:t xml:space="preserve">: Loading in image and using </w:t>
+      </w:r>
+      <w:proofErr w:type="spellStart"/>
+      <w:r>
+        <w:rPr>
+          <w:lang w:val="en-US"/>
+        </w:rPr>
+        <w:t>OpenCVs</w:t>
+      </w:r>
+      <w:proofErr w:type="spellEnd"/>
+      <w:r>
+        <w:rPr>
+          <w:lang w:val="en-US"/>
+        </w:rPr>
+        <w:t xml:space="preserve"> L*a*b transformation, extracting L</w:t>
+      </w:r>
+    </w:p>
+    <w:p>
+      <w:pPr>
+        <w:rPr>
+          <w:lang w:val="en-US"/>
+        </w:rPr>
+      </w:pPr>
+      <w:r>
+        <w:rPr>
+          <w:noProof/>
+          <w:lang w:eastAsia="nb-NO"/>
+        </w:rPr>
+        <w:drawing>
+          <wp:inline distT="0" distB="0" distL="0" distR="0" wp14:anchorId="5AAE8FE9" wp14:editId="75D3C63E">
+            <wp:extent cx="2419350" cy="485411"/>
+            <wp:effectExtent l="0" t="0" r="0" b="0"/>
+            <wp:docPr id="19" name="Picture 19"/>
+            <wp:cNvGraphicFramePr>
+              <a:graphicFrameLocks xmlns:a="http://schemas.openxmlformats.org/drawingml/2006/main" noChangeAspect="1"/>
+            </wp:cNvGraphicFramePr>
+            <a:graphic xmlns:a="http://schemas.openxmlformats.org/drawingml/2006/main">
+              <a:graphicData uri="http://schemas.openxmlformats.org/drawingml/2006/picture">
+                <pic:pic xmlns:pic="http://schemas.openxmlformats.org/drawingml/2006/picture">
+                  <pic:nvPicPr>
+                    <pic:cNvPr id="0" name=""/>
+                    <pic:cNvPicPr/>
+                  </pic:nvPicPr>
+                  <pic:blipFill>
+                    <a:blip r:embed="rId39"/>
+                    <a:stretch>
+                      <a:fillRect/>
+                    </a:stretch>
+                  </pic:blipFill>
+                  <pic:spPr>
+                    <a:xfrm>
+                      <a:off x="0" y="0"/>
+                      <a:ext cx="2432219" cy="487993"/>
+                    </a:xfrm>
+                    <a:prstGeom prst="rect">
+                      <a:avLst/>
+                    </a:prstGeom>
+                  </pic:spPr>
+                </pic:pic>
+              </a:graphicData>
+            </a:graphic>
+          </wp:inline>
+        </w:drawing>
+      </w:r>
+      <w:r>
+        <w:rPr>
+          <w:noProof/>
+          <w:lang w:val="en-US" w:eastAsia="nb-NO"/>
+        </w:rPr>
+        <w:t xml:space="preserve"> </w:t>
+      </w:r>
+      <w:r>
+        <w:rPr>
+          <w:noProof/>
+          <w:lang w:eastAsia="nb-NO"/>
+        </w:rPr>
+        <w:drawing>
+          <wp:inline distT="0" distB="0" distL="0" distR="0" wp14:anchorId="5869283E" wp14:editId="5539A5C5">
+            <wp:extent cx="2908300" cy="541919"/>
+            <wp:effectExtent l="0" t="0" r="0" b="0"/>
+            <wp:docPr id="21" name="Picture 21"/>
             <wp:cNvGraphicFramePr>
               <a:graphicFrameLocks xmlns:a="http://schemas.openxmlformats.org/drawingml/2006/main" noChangeAspect="1"/>
             </wp:cNvGraphicFramePr>
@@ -16024,158 +16257,6 @@
                   <pic:spPr>
                     <a:xfrm>
                       <a:off x="0" y="0"/>
-                      <a:ext cx="3048000" cy="552450"/>
-                    </a:xfrm>
-                    <a:prstGeom prst="rect">
-                      <a:avLst/>
-                    </a:prstGeom>
-                  </pic:spPr>
-                </pic:pic>
-              </a:graphicData>
-            </a:graphic>
-          </wp:inline>
-        </w:drawing>
-      </w:r>
-    </w:p>
-    <w:p>
-      <w:pPr>
-        <w:pStyle w:val="Caption"/>
-        <w:rPr>
-          <w:lang w:val="en-US"/>
-        </w:rPr>
-      </w:pPr>
-      <w:r>
-        <w:rPr>
-          <w:lang w:val="en-US"/>
-        </w:rPr>
-        <w:t xml:space="preserve">Figure </w:t>
-      </w:r>
-      <w:r>
-        <w:fldChar w:fldCharType="begin"/>
-      </w:r>
-      <w:r>
-        <w:rPr>
-          <w:lang w:val="en-US"/>
-        </w:rPr>
-        <w:instrText xml:space="preserve"> SEQ Figure \* ARABIC </w:instrText>
-      </w:r>
-      <w:r>
-        <w:fldChar w:fldCharType="separate"/>
-      </w:r>
-      <w:r>
-        <w:rPr>
-          <w:noProof/>
-          <w:lang w:val="en-US"/>
-        </w:rPr>
-        <w:t>20</w:t>
-      </w:r>
-      <w:r>
-        <w:fldChar w:fldCharType="end"/>
-      </w:r>
-      <w:r>
-        <w:rPr>
-          <w:lang w:val="en-US"/>
-        </w:rPr>
-        <w:t xml:space="preserve">: Loading in image and using </w:t>
-      </w:r>
-      <w:proofErr w:type="spellStart"/>
-      <w:r>
-        <w:rPr>
-          <w:lang w:val="en-US"/>
-        </w:rPr>
-        <w:t>OpenCVs</w:t>
-      </w:r>
-      <w:proofErr w:type="spellEnd"/>
-      <w:r>
-        <w:rPr>
-          <w:lang w:val="en-US"/>
-        </w:rPr>
-        <w:t xml:space="preserve"> L*a*b transformation, extracting L</w:t>
-      </w:r>
-    </w:p>
-    <w:p>
-      <w:pPr>
-        <w:rPr>
-          <w:lang w:val="en-US"/>
-        </w:rPr>
-      </w:pPr>
-      <w:r>
-        <w:rPr>
-          <w:noProof/>
-          <w:lang w:eastAsia="nb-NO"/>
-        </w:rPr>
-        <w:drawing>
-          <wp:inline distT="0" distB="0" distL="0" distR="0" wp14:anchorId="5AAE8FE9" wp14:editId="75D3C63E">
-            <wp:extent cx="2419350" cy="485411"/>
-            <wp:effectExtent l="0" t="0" r="0" b="0"/>
-            <wp:docPr id="19" name="Picture 19"/>
-            <wp:cNvGraphicFramePr>
-              <a:graphicFrameLocks xmlns:a="http://schemas.openxmlformats.org/drawingml/2006/main" noChangeAspect="1"/>
-            </wp:cNvGraphicFramePr>
-            <a:graphic xmlns:a="http://schemas.openxmlformats.org/drawingml/2006/main">
-              <a:graphicData uri="http://schemas.openxmlformats.org/drawingml/2006/picture">
-                <pic:pic xmlns:pic="http://schemas.openxmlformats.org/drawingml/2006/picture">
-                  <pic:nvPicPr>
-                    <pic:cNvPr id="0" name=""/>
-                    <pic:cNvPicPr/>
-                  </pic:nvPicPr>
-                  <pic:blipFill>
-                    <a:blip r:embed="rId41"/>
-                    <a:stretch>
-                      <a:fillRect/>
-                    </a:stretch>
-                  </pic:blipFill>
-                  <pic:spPr>
-                    <a:xfrm>
-                      <a:off x="0" y="0"/>
-                      <a:ext cx="2432219" cy="487993"/>
-                    </a:xfrm>
-                    <a:prstGeom prst="rect">
-                      <a:avLst/>
-                    </a:prstGeom>
-                  </pic:spPr>
-                </pic:pic>
-              </a:graphicData>
-            </a:graphic>
-          </wp:inline>
-        </w:drawing>
-      </w:r>
-      <w:r>
-        <w:rPr>
-          <w:noProof/>
-          <w:lang w:val="en-US" w:eastAsia="nb-NO"/>
-        </w:rPr>
-        <w:t xml:space="preserve"> </w:t>
-      </w:r>
-      <w:r>
-        <w:rPr>
-          <w:noProof/>
-          <w:lang w:eastAsia="nb-NO"/>
-        </w:rPr>
-        <w:drawing>
-          <wp:inline distT="0" distB="0" distL="0" distR="0" wp14:anchorId="5869283E" wp14:editId="5539A5C5">
-            <wp:extent cx="2908300" cy="541919"/>
-            <wp:effectExtent l="0" t="0" r="0" b="0"/>
-            <wp:docPr id="21" name="Picture 21"/>
-            <wp:cNvGraphicFramePr>
-              <a:graphicFrameLocks xmlns:a="http://schemas.openxmlformats.org/drawingml/2006/main" noChangeAspect="1"/>
-            </wp:cNvGraphicFramePr>
-            <a:graphic xmlns:a="http://schemas.openxmlformats.org/drawingml/2006/main">
-              <a:graphicData uri="http://schemas.openxmlformats.org/drawingml/2006/picture">
-                <pic:pic xmlns:pic="http://schemas.openxmlformats.org/drawingml/2006/picture">
-                  <pic:nvPicPr>
-                    <pic:cNvPr id="0" name=""/>
-                    <pic:cNvPicPr/>
-                  </pic:nvPicPr>
-                  <pic:blipFill>
-                    <a:blip r:embed="rId42"/>
-                    <a:stretch>
-                      <a:fillRect/>
-                    </a:stretch>
-                  </pic:blipFill>
-                  <pic:spPr>
-                    <a:xfrm>
-                      <a:off x="0" y="0"/>
                       <a:ext cx="2908300" cy="541919"/>
                     </a:xfrm>
                     <a:prstGeom prst="rect">
@@ -16219,7 +16300,7 @@
           <w:noProof/>
           <w:lang w:val="en-US"/>
         </w:rPr>
-        <w:t>21</w:t>
+        <w:t>22</w:t>
       </w:r>
       <w:r>
         <w:fldChar w:fldCharType="end"/>
@@ -16321,7 +16402,7 @@
                     <pic:cNvPicPr/>
                   </pic:nvPicPr>
                   <pic:blipFill>
-                    <a:blip r:embed="rId43">
+                    <a:blip r:embed="rId41">
                       <a:extLst>
                         <a:ext uri="{28A0092B-C50C-407E-A947-70E740481C1C}">
                           <a14:useLocalDpi xmlns:a14="http://schemas.microsoft.com/office/drawing/2010/main" val="0"/>
@@ -16374,7 +16455,7 @@
                     <pic:cNvPicPr/>
                   </pic:nvPicPr>
                   <pic:blipFill>
-                    <a:blip r:embed="rId44"/>
+                    <a:blip r:embed="rId42"/>
                     <a:stretch>
                       <a:fillRect/>
                     </a:stretch>
@@ -16425,7 +16506,7 @@
           <w:noProof/>
           <w:lang w:val="en-US"/>
         </w:rPr>
-        <w:t>22</w:t>
+        <w:t>23</w:t>
       </w:r>
       <w:r>
         <w:fldChar w:fldCharType="end"/>
@@ -16483,6 +16564,103 @@
             <wp:extent cx="2832100" cy="531019"/>
             <wp:effectExtent l="0" t="0" r="0" b="0"/>
             <wp:docPr id="24" name="Picture 24"/>
+            <wp:cNvGraphicFramePr>
+              <a:graphicFrameLocks xmlns:a="http://schemas.openxmlformats.org/drawingml/2006/main" noChangeAspect="1"/>
+            </wp:cNvGraphicFramePr>
+            <a:graphic xmlns:a="http://schemas.openxmlformats.org/drawingml/2006/main">
+              <a:graphicData uri="http://schemas.openxmlformats.org/drawingml/2006/picture">
+                <pic:pic xmlns:pic="http://schemas.openxmlformats.org/drawingml/2006/picture">
+                  <pic:nvPicPr>
+                    <pic:cNvPr id="0" name=""/>
+                    <pic:cNvPicPr/>
+                  </pic:nvPicPr>
+                  <pic:blipFill>
+                    <a:blip r:embed="rId43"/>
+                    <a:stretch>
+                      <a:fillRect/>
+                    </a:stretch>
+                  </pic:blipFill>
+                  <pic:spPr>
+                    <a:xfrm>
+                      <a:off x="0" y="0"/>
+                      <a:ext cx="2832100" cy="531019"/>
+                    </a:xfrm>
+                    <a:prstGeom prst="rect">
+                      <a:avLst/>
+                    </a:prstGeom>
+                  </pic:spPr>
+                </pic:pic>
+              </a:graphicData>
+            </a:graphic>
+          </wp:inline>
+        </w:drawing>
+      </w:r>
+      <w:r>
+        <w:rPr>
+          <w:noProof/>
+          <w:lang w:val="en-US" w:eastAsia="nb-NO"/>
+        </w:rPr>
+        <w:t xml:space="preserve"> </w:t>
+      </w:r>
+      <w:r>
+        <w:rPr>
+          <w:noProof/>
+          <w:lang w:eastAsia="nb-NO"/>
+        </w:rPr>
+        <w:drawing>
+          <wp:inline distT="0" distB="0" distL="0" distR="0" wp14:anchorId="69F892E0" wp14:editId="00278494">
+            <wp:extent cx="2670791" cy="555724"/>
+            <wp:effectExtent l="0" t="0" r="0" b="0"/>
+            <wp:docPr id="25" name="Picture 25"/>
+            <wp:cNvGraphicFramePr>
+              <a:graphicFrameLocks xmlns:a="http://schemas.openxmlformats.org/drawingml/2006/main" noChangeAspect="1"/>
+            </wp:cNvGraphicFramePr>
+            <a:graphic xmlns:a="http://schemas.openxmlformats.org/drawingml/2006/main">
+              <a:graphicData uri="http://schemas.openxmlformats.org/drawingml/2006/picture">
+                <pic:pic xmlns:pic="http://schemas.openxmlformats.org/drawingml/2006/picture">
+                  <pic:nvPicPr>
+                    <pic:cNvPr id="0" name=""/>
+                    <pic:cNvPicPr/>
+                  </pic:nvPicPr>
+                  <pic:blipFill>
+                    <a:blip r:embed="rId44"/>
+                    <a:stretch>
+                      <a:fillRect/>
+                    </a:stretch>
+                  </pic:blipFill>
+                  <pic:spPr>
+                    <a:xfrm>
+                      <a:off x="0" y="0"/>
+                      <a:ext cx="2684145" cy="558503"/>
+                    </a:xfrm>
+                    <a:prstGeom prst="rect">
+                      <a:avLst/>
+                    </a:prstGeom>
+                  </pic:spPr>
+                </pic:pic>
+              </a:graphicData>
+            </a:graphic>
+          </wp:inline>
+        </w:drawing>
+      </w:r>
+    </w:p>
+    <w:p>
+      <w:pPr>
+        <w:jc w:val="center"/>
+        <w:rPr>
+          <w:lang w:val="en-US" w:eastAsia="nb-NO"/>
+        </w:rPr>
+      </w:pPr>
+      <w:r>
+        <w:rPr>
+          <w:noProof/>
+          <w:lang w:eastAsia="nb-NO"/>
+        </w:rPr>
+        <w:drawing>
+          <wp:inline distT="0" distB="0" distL="0" distR="0" wp14:anchorId="0715D625" wp14:editId="6BC4FBA4">
+            <wp:extent cx="3057525" cy="571500"/>
+            <wp:effectExtent l="0" t="0" r="9525" b="0"/>
+            <wp:docPr id="26" name="Picture 26"/>
             <wp:cNvGraphicFramePr>
               <a:graphicFrameLocks xmlns:a="http://schemas.openxmlformats.org/drawingml/2006/main" noChangeAspect="1"/>
             </wp:cNvGraphicFramePr>
@@ -16502,103 +16680,6 @@
                   <pic:spPr>
                     <a:xfrm>
                       <a:off x="0" y="0"/>
-                      <a:ext cx="2832100" cy="531019"/>
-                    </a:xfrm>
-                    <a:prstGeom prst="rect">
-                      <a:avLst/>
-                    </a:prstGeom>
-                  </pic:spPr>
-                </pic:pic>
-              </a:graphicData>
-            </a:graphic>
-          </wp:inline>
-        </w:drawing>
-      </w:r>
-      <w:r>
-        <w:rPr>
-          <w:noProof/>
-          <w:lang w:val="en-US" w:eastAsia="nb-NO"/>
-        </w:rPr>
-        <w:t xml:space="preserve"> </w:t>
-      </w:r>
-      <w:r>
-        <w:rPr>
-          <w:noProof/>
-          <w:lang w:eastAsia="nb-NO"/>
-        </w:rPr>
-        <w:drawing>
-          <wp:inline distT="0" distB="0" distL="0" distR="0" wp14:anchorId="69F892E0" wp14:editId="00278494">
-            <wp:extent cx="2670791" cy="555724"/>
-            <wp:effectExtent l="0" t="0" r="0" b="0"/>
-            <wp:docPr id="25" name="Picture 25"/>
-            <wp:cNvGraphicFramePr>
-              <a:graphicFrameLocks xmlns:a="http://schemas.openxmlformats.org/drawingml/2006/main" noChangeAspect="1"/>
-            </wp:cNvGraphicFramePr>
-            <a:graphic xmlns:a="http://schemas.openxmlformats.org/drawingml/2006/main">
-              <a:graphicData uri="http://schemas.openxmlformats.org/drawingml/2006/picture">
-                <pic:pic xmlns:pic="http://schemas.openxmlformats.org/drawingml/2006/picture">
-                  <pic:nvPicPr>
-                    <pic:cNvPr id="0" name=""/>
-                    <pic:cNvPicPr/>
-                  </pic:nvPicPr>
-                  <pic:blipFill>
-                    <a:blip r:embed="rId46"/>
-                    <a:stretch>
-                      <a:fillRect/>
-                    </a:stretch>
-                  </pic:blipFill>
-                  <pic:spPr>
-                    <a:xfrm>
-                      <a:off x="0" y="0"/>
-                      <a:ext cx="2684145" cy="558503"/>
-                    </a:xfrm>
-                    <a:prstGeom prst="rect">
-                      <a:avLst/>
-                    </a:prstGeom>
-                  </pic:spPr>
-                </pic:pic>
-              </a:graphicData>
-            </a:graphic>
-          </wp:inline>
-        </w:drawing>
-      </w:r>
-    </w:p>
-    <w:p>
-      <w:pPr>
-        <w:jc w:val="center"/>
-        <w:rPr>
-          <w:lang w:val="en-US" w:eastAsia="nb-NO"/>
-        </w:rPr>
-      </w:pPr>
-      <w:r>
-        <w:rPr>
-          <w:noProof/>
-          <w:lang w:eastAsia="nb-NO"/>
-        </w:rPr>
-        <w:drawing>
-          <wp:inline distT="0" distB="0" distL="0" distR="0" wp14:anchorId="0715D625" wp14:editId="6BC4FBA4">
-            <wp:extent cx="3057525" cy="571500"/>
-            <wp:effectExtent l="0" t="0" r="9525" b="0"/>
-            <wp:docPr id="26" name="Picture 26"/>
-            <wp:cNvGraphicFramePr>
-              <a:graphicFrameLocks xmlns:a="http://schemas.openxmlformats.org/drawingml/2006/main" noChangeAspect="1"/>
-            </wp:cNvGraphicFramePr>
-            <a:graphic xmlns:a="http://schemas.openxmlformats.org/drawingml/2006/main">
-              <a:graphicData uri="http://schemas.openxmlformats.org/drawingml/2006/picture">
-                <pic:pic xmlns:pic="http://schemas.openxmlformats.org/drawingml/2006/picture">
-                  <pic:nvPicPr>
-                    <pic:cNvPr id="0" name=""/>
-                    <pic:cNvPicPr/>
-                  </pic:nvPicPr>
-                  <pic:blipFill>
-                    <a:blip r:embed="rId47"/>
-                    <a:stretch>
-                      <a:fillRect/>
-                    </a:stretch>
-                  </pic:blipFill>
-                  <pic:spPr>
-                    <a:xfrm>
-                      <a:off x="0" y="0"/>
                       <a:ext cx="3057525" cy="571500"/>
                     </a:xfrm>
                     <a:prstGeom prst="rect">
@@ -16642,7 +16723,7 @@
           <w:noProof/>
           <w:lang w:val="en-US"/>
         </w:rPr>
-        <w:t>23</w:t>
+        <w:t>24</w:t>
       </w:r>
       <w:r>
         <w:fldChar w:fldCharType="end"/>
@@ -16741,7 +16822,7 @@
         </w:rPr>
         <w:br w:type="textWrapping" w:clear="all"/>
       </w:r>
-      <w:commentRangeEnd w:id="75"/>
+      <w:commentRangeEnd w:id="74"/>
       <w:r>
         <w:rPr>
           <w:rStyle w:val="CommentReference"/>
@@ -16749,16 +16830,16 @@
           <w:bCs w:val="0"/>
           <w:color w:val="auto"/>
         </w:rPr>
-        <w:commentReference w:id="75"/>
-      </w:r>
-    </w:p>
-    <w:p>
-      <w:pPr>
-        <w:rPr>
-          <w:lang w:val="en-US"/>
-        </w:rPr>
-      </w:pPr>
-      <w:commentRangeStart w:id="76"/>
+        <w:commentReference w:id="74"/>
+      </w:r>
+    </w:p>
+    <w:p>
+      <w:pPr>
+        <w:rPr>
+          <w:lang w:val="en-US"/>
+        </w:rPr>
+      </w:pPr>
+      <w:commentRangeStart w:id="75"/>
       <w:r>
         <w:rPr>
           <w:lang w:val="en-US"/>
@@ -16814,12 +16895,12 @@
         </w:rPr>
         <w:t xml:space="preserve"> using pointers instead of .at didn’t help much, bringing it down 0.02 seconds to ~0.28seconds.</w:t>
       </w:r>
-      <w:commentRangeEnd w:id="76"/>
+      <w:commentRangeEnd w:id="75"/>
       <w:r>
         <w:rPr>
           <w:rStyle w:val="CommentReference"/>
         </w:rPr>
-        <w:commentReference w:id="76"/>
+        <w:commentReference w:id="75"/>
       </w:r>
     </w:p>
     <w:p>
@@ -16859,7 +16940,7 @@
           <w:lang w:val="en-US"/>
         </w:rPr>
       </w:pPr>
-      <w:commentRangeStart w:id="77"/>
+      <w:commentRangeStart w:id="76"/>
       <w:r>
         <w:rPr>
           <w:b/>
@@ -16938,7 +17019,7 @@
         </w:rPr>
         <w:t xml:space="preserve"> is implemented as an array of pointers, this operation is very fast (</w:t>
       </w:r>
-      <w:hyperlink r:id="rId48" w:anchor="constant-time" w:history="1">
+      <w:hyperlink r:id="rId46" w:anchor="constant-time" w:history="1">
         <w:r>
           <w:rPr>
             <w:rStyle w:val="Hyperlink"/>
@@ -16972,7 +17053,7 @@
         </w:rPr>
         <w:t> </w:t>
       </w:r>
-      <w:hyperlink r:id="rId49" w:anchor="at" w:history="1">
+      <w:hyperlink r:id="rId47" w:anchor="at" w:history="1">
         <w:proofErr w:type="gramStart"/>
         <w:r>
           <w:rPr>
@@ -17478,7 +17559,7 @@
           <w:lang w:val="en-US"/>
         </w:rPr>
       </w:pPr>
-      <w:hyperlink r:id="rId50" w:anchor="at" w:history="1">
+      <w:hyperlink r:id="rId48" w:anchor="at" w:history="1">
         <w:proofErr w:type="gramStart"/>
         <w:r>
           <w:rPr>
@@ -17514,7 +17595,7 @@
         </w:rPr>
         <w:t> </w:t>
       </w:r>
-      <w:hyperlink r:id="rId51" w:anchor="deep-copy" w:history="1">
+      <w:hyperlink r:id="rId49" w:anchor="deep-copy" w:history="1">
         <w:r>
           <w:rPr>
             <w:rStyle w:val="Hyperlink"/>
@@ -17548,14 +17629,14 @@
         </w:rPr>
         <w:t>to occur.</w:t>
       </w:r>
-      <w:commentRangeEnd w:id="77"/>
+      <w:commentRangeEnd w:id="76"/>
       <w:r>
         <w:rPr>
           <w:rStyle w:val="CommentReference"/>
           <w:rFonts w:eastAsiaTheme="minorHAnsi" w:cstheme="minorBidi"/>
           <w:lang w:eastAsia="en-US"/>
         </w:rPr>
-        <w:commentReference w:id="77"/>
+        <w:commentReference w:id="76"/>
       </w:r>
     </w:p>
     <w:p>
@@ -17590,7 +17671,7 @@
           <w:lang w:val="en-US"/>
         </w:rPr>
       </w:pPr>
-      <w:bookmarkStart w:id="78" w:name="_Toc352058912"/>
+      <w:bookmarkStart w:id="77" w:name="_Toc352058912"/>
       <w:r>
         <w:rPr>
           <w:lang w:val="en-US"/>
@@ -17598,7 +17679,7 @@
         <w:lastRenderedPageBreak/>
         <w:t>System 2</w:t>
       </w:r>
-      <w:bookmarkEnd w:id="78"/>
+      <w:bookmarkEnd w:id="77"/>
     </w:p>
     <w:p>
       <w:pPr>
@@ -17634,7 +17715,7 @@
           <w:lang w:val="en-US"/>
         </w:rPr>
       </w:pPr>
-      <w:bookmarkStart w:id="79" w:name="_Toc352058913"/>
+      <w:bookmarkStart w:id="78" w:name="_Toc352058913"/>
       <w:r>
         <w:rPr>
           <w:lang w:val="en-US"/>
@@ -17647,7 +17728,7 @@
         </w:rPr>
         <w:t xml:space="preserve"> and Results</w:t>
       </w:r>
-      <w:bookmarkEnd w:id="79"/>
+      <w:bookmarkEnd w:id="78"/>
     </w:p>
     <w:p>
       <w:pPr>
@@ -17667,14 +17748,14 @@
           <w:lang w:val="en-US"/>
         </w:rPr>
       </w:pPr>
-      <w:bookmarkStart w:id="80" w:name="_Toc352058914"/>
+      <w:bookmarkStart w:id="79" w:name="_Toc352058914"/>
       <w:r>
         <w:rPr>
           <w:lang w:val="en-US"/>
         </w:rPr>
         <w:t>Test 1: ideal conditions</w:t>
       </w:r>
-      <w:bookmarkEnd w:id="80"/>
+      <w:bookmarkEnd w:id="79"/>
     </w:p>
     <w:p>
       <w:pPr>
@@ -17694,14 +17775,14 @@
           <w:lang w:val="en-US"/>
         </w:rPr>
       </w:pPr>
-      <w:bookmarkStart w:id="81" w:name="_Toc352058915"/>
+      <w:bookmarkStart w:id="80" w:name="_Toc352058915"/>
       <w:r>
         <w:rPr>
           <w:lang w:val="en-US"/>
         </w:rPr>
         <w:t>Test 2: real-life conditions</w:t>
       </w:r>
-      <w:bookmarkEnd w:id="81"/>
+      <w:bookmarkEnd w:id="80"/>
     </w:p>
     <w:p>
       <w:pPr>
@@ -17723,7 +17804,7 @@
           <w:lang w:val="en-US"/>
         </w:rPr>
       </w:pPr>
-      <w:bookmarkStart w:id="82" w:name="_Toc352058916"/>
+      <w:bookmarkStart w:id="81" w:name="_Toc352058916"/>
       <w:r>
         <w:rPr>
           <w:lang w:val="en-US"/>
@@ -17731,7 +17812,7 @@
         <w:lastRenderedPageBreak/>
         <w:t>Discussion</w:t>
       </w:r>
-      <w:bookmarkEnd w:id="82"/>
+      <w:bookmarkEnd w:id="81"/>
     </w:p>
     <w:p>
       <w:pPr>
@@ -17753,7 +17834,7 @@
           <w:lang w:val="en-US"/>
         </w:rPr>
       </w:pPr>
-      <w:bookmarkStart w:id="83" w:name="_Toc352058917"/>
+      <w:bookmarkStart w:id="82" w:name="_Toc352058917"/>
       <w:r>
         <w:rPr>
           <w:lang w:val="en-US"/>
@@ -17761,7 +17842,7 @@
         <w:lastRenderedPageBreak/>
         <w:t>Conclusion</w:t>
       </w:r>
-      <w:bookmarkEnd w:id="83"/>
+      <w:bookmarkEnd w:id="82"/>
     </w:p>
     <w:p>
       <w:pPr>
@@ -17789,7 +17870,7 @@
           <w:lang w:val="en-US"/>
         </w:rPr>
       </w:pPr>
-      <w:bookmarkStart w:id="84" w:name="_Toc352058918"/>
+      <w:bookmarkStart w:id="83" w:name="_Toc352058918"/>
       <w:r>
         <w:rPr>
           <w:lang w:val="en-US"/>
@@ -17797,7 +17878,7 @@
         <w:lastRenderedPageBreak/>
         <w:t>Future work</w:t>
       </w:r>
-      <w:bookmarkEnd w:id="84"/>
+      <w:bookmarkEnd w:id="83"/>
     </w:p>
     <w:p>
       <w:pPr>
@@ -17819,7 +17900,7 @@
           <w:lang w:val="en-US"/>
         </w:rPr>
         <w:sectPr>
-          <w:footerReference w:type="default" r:id="rId52"/>
+          <w:footerReference w:type="default" r:id="rId50"/>
           <w:pgSz w:w="11906" w:h="16838"/>
           <w:pgMar w:top="1417" w:right="1417" w:bottom="1417" w:left="1417" w:header="708" w:footer="708" w:gutter="0"/>
           <w:pgNumType w:start="1"/>
@@ -17835,7 +17916,7 @@
           <w:lang w:val="en-US"/>
         </w:rPr>
       </w:pPr>
-      <w:bookmarkStart w:id="85" w:name="_Toc352058919"/>
+      <w:bookmarkStart w:id="84" w:name="_Toc352058919"/>
       <w:r>
         <w:rPr>
           <w:lang w:val="en-US"/>
@@ -17843,7 +17924,7 @@
         <w:lastRenderedPageBreak/>
         <w:t>Reference list</w:t>
       </w:r>
-      <w:bookmarkEnd w:id="85"/>
+      <w:bookmarkEnd w:id="84"/>
     </w:p>
     <w:p>
       <w:pPr>
@@ -17851,7 +17932,6 @@
         <w:ind w:left="720" w:hanging="720"/>
         <w:rPr>
           <w:noProof/>
-          <w:lang w:val="en-US"/>
         </w:rPr>
       </w:pPr>
       <w:r>
@@ -17873,23 +17953,21 @@
         <w:rPr>
           <w:noProof/>
         </w:rPr>
-        <w:t xml:space="preserve">Jensen, Ø., Dempster, T., Thorstad, E., Uglem, I., &amp; Fredheim, A. (2010, August 12). </w:t>
+        <w:t xml:space="preserve">Direktoratet for naturforvaltning. (2012, September 17). </w:t>
       </w:r>
       <w:r>
         <w:rPr>
           <w:i/>
           <w:iCs/>
           <w:noProof/>
-          <w:lang w:val="en-US"/>
-        </w:rPr>
-        <w:t>Escapes of fishes from Norwegian sea-cage aquaculture: causes, consequences and prevention.</w:t>
+        </w:rPr>
+        <w:t>Lakselus.</w:t>
       </w:r>
       <w:r>
         <w:rPr>
           <w:noProof/>
-          <w:lang w:val="en-US"/>
-        </w:rPr>
-        <w:t xml:space="preserve"> Retrieved february 17, 2013, from preventscape.eu: http://preventescape.eu/wp-content/downloads/2010_aei_jensen_et_al.pdf</w:t>
+        </w:rPr>
+        <w:t xml:space="preserve"> Hentet March 26, 2013 fra miljøstatus.no: http://www.miljostatus.no/Tema/Ferskvann/Laks/Lakselus/</w:t>
       </w:r>
     </w:p>
     <w:p>
@@ -17905,7 +17983,7 @@
           <w:noProof/>
           <w:lang w:val="en-US"/>
         </w:rPr>
-        <w:t xml:space="preserve">Kerr, D. A. (2010, March 21). </w:t>
+        <w:t xml:space="preserve">Gonzalez , R., Woods, R., &amp; Eddins, S. (2009). </w:t>
       </w:r>
       <w:r>
         <w:rPr>
@@ -17914,7 +17992,7 @@
           <w:noProof/>
           <w:lang w:val="en-US"/>
         </w:rPr>
-        <w:t>The CIE XYZ and xyY Color Spaces.</w:t>
+        <w:t>Digital image processing using MATLAB.</w:t>
       </w:r>
       <w:r>
         <w:rPr>
@@ -17927,7 +18005,7 @@
         <w:rPr>
           <w:noProof/>
         </w:rPr>
-        <w:t>Hentet March 11, 2013 fra http://dougkerr.net: http://dougkerr.net/pumpkin/articles/CIE_XYZ.pdf</w:t>
+        <w:t>Gatesmark publishing.</w:t>
       </w:r>
     </w:p>
     <w:p>
@@ -17936,31 +18014,27 @@
         <w:ind w:left="720" w:hanging="720"/>
         <w:rPr>
           <w:noProof/>
-          <w:lang w:val="en-US"/>
         </w:rPr>
       </w:pPr>
       <w:r>
         <w:rPr>
           <w:noProof/>
-          <w:lang w:val="en-US"/>
-        </w:rPr>
-        <w:t xml:space="preserve">Laganière, R. (2011). </w:t>
+        </w:rPr>
+        <w:t xml:space="preserve">Heide, M. A., &amp; Moe, H. (2004). </w:t>
       </w:r>
       <w:r>
         <w:rPr>
           <w:i/>
           <w:iCs/>
           <w:noProof/>
-          <w:lang w:val="en-US"/>
-        </w:rPr>
-        <w:t>OPENCV 2 Computer Vision Application Programming Cookbook.</w:t>
+        </w:rPr>
+        <w:t>Alternative notkonsepter - Delrapport i prosjekt "nye rømningssikre merdkonsepter".</w:t>
       </w:r>
       <w:r>
         <w:rPr>
           <w:noProof/>
-          <w:lang w:val="en-US"/>
-        </w:rPr>
-        <w:t xml:space="preserve"> Birmingham: Packt Publishing Ltd.</w:t>
+        </w:rPr>
+        <w:t xml:space="preserve"> Trondheim: SINTEF Fiskeri og havbruk.</w:t>
       </w:r>
     </w:p>
     <w:p>
@@ -17969,21 +18043,215 @@
         <w:ind w:left="720" w:hanging="720"/>
         <w:rPr>
           <w:noProof/>
-          <w:lang w:val="en-US"/>
         </w:rPr>
       </w:pPr>
       <w:r>
         <w:rPr>
           <w:noProof/>
-          <w:lang w:val="en-US"/>
-        </w:rPr>
-        <w:t xml:space="preserve">Paschos, G., &amp; Valavanis, K. P. (1999, February). A Color Texture Based Visual Monitoring System For Automated Surveillance. </w:t>
+        </w:rPr>
+        <w:t xml:space="preserve">Hoffmann, G. (2013, Januray 31). </w:t>
       </w:r>
       <w:r>
         <w:rPr>
           <w:i/>
           <w:iCs/>
           <w:noProof/>
+        </w:rPr>
+        <w:t>docs-hoffmann.de</w:t>
+      </w:r>
+      <w:r>
+        <w:rPr>
+          <w:noProof/>
+        </w:rPr>
+        <w:t>. Hentet March 18, 2013 fra hoffmann.de: http://docs-hoffmann.de/cielab03022003.pdf</w:t>
+      </w:r>
+    </w:p>
+    <w:p>
+      <w:pPr>
+        <w:pStyle w:val="Bibliography"/>
+        <w:ind w:left="720" w:hanging="720"/>
+        <w:rPr>
+          <w:noProof/>
+          <w:lang w:val="en-US"/>
+        </w:rPr>
+      </w:pPr>
+      <w:r>
+        <w:rPr>
+          <w:noProof/>
+          <w:lang w:val="en-US"/>
+        </w:rPr>
+        <w:t xml:space="preserve">HunterLab. (2008). </w:t>
+      </w:r>
+      <w:r>
+        <w:rPr>
+          <w:i/>
+          <w:iCs/>
+          <w:noProof/>
+          <w:lang w:val="en-US"/>
+        </w:rPr>
+        <w:t>Application notes</w:t>
+      </w:r>
+      <w:r>
+        <w:rPr>
+          <w:noProof/>
+          <w:lang w:val="en-US"/>
+        </w:rPr>
+        <w:t>. Hentet March 18, 2013 fra hunterlab.com: http://www.hunterlab.com/appnotes/an07_96a.pdf</w:t>
+      </w:r>
+    </w:p>
+    <w:p>
+      <w:pPr>
+        <w:pStyle w:val="Bibliography"/>
+        <w:ind w:left="720" w:hanging="720"/>
+        <w:rPr>
+          <w:noProof/>
+          <w:lang w:val="en-US"/>
+        </w:rPr>
+      </w:pPr>
+      <w:r>
+        <w:rPr>
+          <w:noProof/>
+        </w:rPr>
+        <w:t xml:space="preserve">Jensen, Ø., Dempster, T., Thorstad, E., Uglem, I., &amp; Fredheim, A. (2010, August 12). </w:t>
+      </w:r>
+      <w:r>
+        <w:rPr>
+          <w:i/>
+          <w:iCs/>
+          <w:noProof/>
+          <w:lang w:val="en-US"/>
+        </w:rPr>
+        <w:t>Escapes of fishes from Norwegian sea-cage aquaculture: causes, consequences and prevention.</w:t>
+      </w:r>
+      <w:r>
+        <w:rPr>
+          <w:noProof/>
+          <w:lang w:val="en-US"/>
+        </w:rPr>
+        <w:t xml:space="preserve"> Retrieved february 17, 2013, from preventscape.eu: http://preventescape.eu/wp-content/downloads/2010_aei_jensen_et_al.pdf</w:t>
+      </w:r>
+    </w:p>
+    <w:p>
+      <w:pPr>
+        <w:pStyle w:val="Bibliography"/>
+        <w:ind w:left="720" w:hanging="720"/>
+        <w:rPr>
+          <w:noProof/>
+        </w:rPr>
+      </w:pPr>
+      <w:r>
+        <w:rPr>
+          <w:noProof/>
+          <w:lang w:val="en-US"/>
+        </w:rPr>
+        <w:t xml:space="preserve">Kerr, D. A. (2010, March 21). </w:t>
+      </w:r>
+      <w:r>
+        <w:rPr>
+          <w:i/>
+          <w:iCs/>
+          <w:noProof/>
+          <w:lang w:val="en-US"/>
+        </w:rPr>
+        <w:t>The CIE XYZ and xyY Color Spaces.</w:t>
+      </w:r>
+      <w:r>
+        <w:rPr>
+          <w:noProof/>
+          <w:lang w:val="en-US"/>
+        </w:rPr>
+        <w:t xml:space="preserve"> </w:t>
+      </w:r>
+      <w:r>
+        <w:rPr>
+          <w:noProof/>
+        </w:rPr>
+        <w:t>Hentet March 11, 2013 fra http://dougkerr.net: http://dougkerr.net/pumpkin/articles/CIE_XYZ.pdf</w:t>
+      </w:r>
+    </w:p>
+    <w:p>
+      <w:pPr>
+        <w:pStyle w:val="Bibliography"/>
+        <w:ind w:left="720" w:hanging="720"/>
+        <w:rPr>
+          <w:noProof/>
+        </w:rPr>
+      </w:pPr>
+      <w:r>
+        <w:rPr>
+          <w:noProof/>
+        </w:rPr>
+        <w:t xml:space="preserve">Klima- og forurensningsdirektoratet. (2012, April 14). </w:t>
+      </w:r>
+      <w:r>
+        <w:rPr>
+          <w:i/>
+          <w:iCs/>
+          <w:noProof/>
+        </w:rPr>
+        <w:t>Rømt oppdrettfisk.</w:t>
+      </w:r>
+      <w:r>
+        <w:rPr>
+          <w:noProof/>
+        </w:rPr>
+        <w:t xml:space="preserve"> Hentet March 26, 2013 fra miljøstatus: http://www.miljostatus.no/Tema/Hav-og-kyst/Fiskeoppdrett/Romt-oppdrettsfisk/</w:t>
+      </w:r>
+    </w:p>
+    <w:p>
+      <w:pPr>
+        <w:pStyle w:val="Bibliography"/>
+        <w:ind w:left="720" w:hanging="720"/>
+        <w:rPr>
+          <w:noProof/>
+          <w:lang w:val="en-US"/>
+        </w:rPr>
+      </w:pPr>
+      <w:r>
+        <w:rPr>
+          <w:noProof/>
+          <w:lang w:val="en-US"/>
+        </w:rPr>
+        <w:t xml:space="preserve">Laganière, R. (2011). </w:t>
+      </w:r>
+      <w:r>
+        <w:rPr>
+          <w:i/>
+          <w:iCs/>
+          <w:noProof/>
+          <w:lang w:val="en-US"/>
+        </w:rPr>
+        <w:t>OPENCV 2 Computer Vision Application Programming Cookbook.</w:t>
+      </w:r>
+      <w:r>
+        <w:rPr>
+          <w:noProof/>
+          <w:lang w:val="en-US"/>
+        </w:rPr>
+        <w:t xml:space="preserve"> Birmingham: Packt Publishing Ltd.</w:t>
+      </w:r>
+    </w:p>
+    <w:p>
+      <w:pPr>
+        <w:pStyle w:val="Bibliography"/>
+        <w:ind w:left="720" w:hanging="720"/>
+        <w:rPr>
+          <w:noProof/>
+          <w:lang w:val="en-US"/>
+        </w:rPr>
+      </w:pPr>
+      <w:r>
+        <w:rPr>
+          <w:noProof/>
+          <w:lang w:val="en-US"/>
+        </w:rPr>
+        <w:t xml:space="preserve">Paschos, G., &amp; Valavanis, K. P. (1999, February). A Color Texture Based Visual Monitoring System For Automated Surveillance. </w:t>
+      </w:r>
+      <w:r>
+        <w:rPr>
+          <w:i/>
+          <w:iCs/>
+          <w:noProof/>
           <w:lang w:val="en-US"/>
         </w:rPr>
         <w:t>IEEE TRANSACTIONS ON SYSTEMS, MAN, AND CYBERNETICS--PARTC: APPLICATIONS AND REVIEWS, 29, NO. 2,</w:t>
@@ -17998,6 +18266,73 @@
     </w:p>
     <w:p>
       <w:pPr>
+        <w:pStyle w:val="Bibliography"/>
+        <w:ind w:left="720" w:hanging="720"/>
+        <w:rPr>
+          <w:noProof/>
+        </w:rPr>
+      </w:pPr>
+      <w:r>
+        <w:rPr>
+          <w:noProof/>
+        </w:rPr>
+        <w:t xml:space="preserve">Rønning, A. (2011, August 20). </w:t>
+      </w:r>
+      <w:r>
+        <w:rPr>
+          <w:i/>
+          <w:iCs/>
+          <w:noProof/>
+        </w:rPr>
+        <w:t>Villaks-gener påvirket av oppdrett.</w:t>
+      </w:r>
+      <w:r>
+        <w:rPr>
+          <w:noProof/>
+        </w:rPr>
+        <w:t xml:space="preserve"> Hentet March 26, 2013 fra forskning.no: http://www.forskning.no/artikler/2011/august/295798</w:t>
+      </w:r>
+    </w:p>
+    <w:p>
+      <w:pPr>
+        <w:pStyle w:val="Bibliography"/>
+        <w:ind w:left="720" w:hanging="720"/>
+        <w:rPr>
+          <w:noProof/>
+        </w:rPr>
+      </w:pPr>
+      <w:r>
+        <w:rPr>
+          <w:noProof/>
+          <w:lang w:val="en-US"/>
+        </w:rPr>
+        <w:t xml:space="preserve">Taylor, M., &amp; Kelly, R. (2010). </w:t>
+      </w:r>
+      <w:r>
+        <w:rPr>
+          <w:i/>
+          <w:iCs/>
+          <w:noProof/>
+          <w:lang w:val="en-US"/>
+        </w:rPr>
+        <w:t>Assessment of Protocols and Development of Best Practice Contingency Guidance to Improve Stock Containment of Cage and Land-based Sites Volume 1:Report.</w:t>
+      </w:r>
+      <w:r>
+        <w:rPr>
+          <w:noProof/>
+          <w:lang w:val="en-US"/>
+        </w:rPr>
+        <w:t xml:space="preserve"> </w:t>
+      </w:r>
+      <w:r>
+        <w:rPr>
+          <w:noProof/>
+        </w:rPr>
+        <w:t>Scottish Aquaculture Research Forum.</w:t>
+      </w:r>
+    </w:p>
+    <w:p>
+      <w:pPr>
         <w:rPr>
           <w:lang w:val="en-US"/>
         </w:rPr>
@@ -18022,7 +18357,7 @@
           <w:lang w:val="en-US"/>
         </w:rPr>
       </w:pPr>
-      <w:bookmarkStart w:id="86" w:name="_Toc352058920"/>
+      <w:bookmarkStart w:id="85" w:name="_Toc352058920"/>
       <w:r>
         <w:rPr>
           <w:lang w:val="en-US"/>
@@ -18030,61 +18365,61 @@
         <w:lastRenderedPageBreak/>
         <w:t>Appendices</w:t>
       </w:r>
+      <w:bookmarkEnd w:id="85"/>
+    </w:p>
+    <w:p>
+      <w:pPr>
+        <w:rPr>
+          <w:lang w:val="en-US"/>
+        </w:rPr>
+      </w:pPr>
+    </w:p>
+    <w:p>
+      <w:pPr>
+        <w:pStyle w:val="Heading2"/>
+        <w:rPr>
+          <w:lang w:val="en-US"/>
+        </w:rPr>
+      </w:pPr>
+      <w:bookmarkStart w:id="86" w:name="_Ref350070726"/>
+      <w:bookmarkStart w:id="87" w:name="_Toc352058921"/>
+      <w:r>
+        <w:rPr>
+          <w:lang w:val="en-US"/>
+        </w:rPr>
+        <w:t xml:space="preserve">Appendix </w:t>
+      </w:r>
+      <w:r>
+        <w:rPr>
+          <w:lang w:val="en-US"/>
+        </w:rPr>
+        <w:t>A – Color space images</w:t>
+      </w:r>
       <w:bookmarkEnd w:id="86"/>
-    </w:p>
-    <w:p>
-      <w:pPr>
-        <w:rPr>
-          <w:lang w:val="en-US"/>
-        </w:rPr>
-      </w:pPr>
-    </w:p>
-    <w:p>
-      <w:pPr>
-        <w:pStyle w:val="Heading2"/>
-        <w:rPr>
-          <w:lang w:val="en-US"/>
-        </w:rPr>
-      </w:pPr>
-      <w:bookmarkStart w:id="87" w:name="_Ref350070726"/>
-      <w:bookmarkStart w:id="88" w:name="_Toc352058921"/>
-      <w:r>
-        <w:rPr>
-          <w:lang w:val="en-US"/>
-        </w:rPr>
-        <w:t xml:space="preserve">Appendix </w:t>
-      </w:r>
-      <w:r>
-        <w:rPr>
-          <w:lang w:val="en-US"/>
-        </w:rPr>
-        <w:t>A – Color space images</w:t>
-      </w:r>
       <w:bookmarkEnd w:id="87"/>
+    </w:p>
+    <w:p>
+      <w:pPr>
+        <w:rPr>
+          <w:lang w:val="en-US"/>
+        </w:rPr>
+      </w:pPr>
+    </w:p>
+    <w:p>
+      <w:pPr>
+        <w:pStyle w:val="Heading3"/>
+        <w:rPr>
+          <w:lang w:val="en-US"/>
+        </w:rPr>
+      </w:pPr>
+      <w:bookmarkStart w:id="88" w:name="_Toc352058922"/>
+      <w:r>
+        <w:rPr>
+          <w:lang w:val="en-US"/>
+        </w:rPr>
+        <w:t>Prototype color spaces</w:t>
+      </w:r>
       <w:bookmarkEnd w:id="88"/>
-    </w:p>
-    <w:p>
-      <w:pPr>
-        <w:rPr>
-          <w:lang w:val="en-US"/>
-        </w:rPr>
-      </w:pPr>
-    </w:p>
-    <w:p>
-      <w:pPr>
-        <w:pStyle w:val="Heading3"/>
-        <w:rPr>
-          <w:lang w:val="en-US"/>
-        </w:rPr>
-      </w:pPr>
-      <w:bookmarkStart w:id="89" w:name="_Toc352058922"/>
-      <w:r>
-        <w:rPr>
-          <w:lang w:val="en-US"/>
-        </w:rPr>
-        <w:t>Prototype color spaces</w:t>
-      </w:r>
-      <w:bookmarkEnd w:id="89"/>
     </w:p>
     <w:p>
       <w:pPr>
@@ -18133,7 +18468,7 @@
                     </pic:cNvPicPr>
                   </pic:nvPicPr>
                   <pic:blipFill>
-                    <a:blip r:embed="rId53" cstate="print"/>
+                    <a:blip r:embed="rId51" cstate="print"/>
                     <a:srcRect/>
                     <a:stretch>
                       <a:fillRect/>
@@ -18220,7 +18555,7 @@
                     </pic:cNvPicPr>
                   </pic:nvPicPr>
                   <pic:blipFill>
-                    <a:blip r:embed="rId54" cstate="print"/>
+                    <a:blip r:embed="rId52" cstate="print"/>
                     <a:srcRect/>
                     <a:stretch>
                       <a:fillRect/>
@@ -18279,7 +18614,7 @@
                     </pic:cNvPicPr>
                   </pic:nvPicPr>
                   <pic:blipFill>
-                    <a:blip r:embed="rId55" cstate="print"/>
+                    <a:blip r:embed="rId53" cstate="print"/>
                     <a:srcRect/>
                     <a:stretch>
                       <a:fillRect/>
@@ -18339,7 +18674,7 @@
                     </pic:cNvPicPr>
                   </pic:nvPicPr>
                   <pic:blipFill>
-                    <a:blip r:embed="rId56" cstate="print"/>
+                    <a:blip r:embed="rId54" cstate="print"/>
                     <a:srcRect/>
                     <a:stretch>
                       <a:fillRect/>
@@ -18432,7 +18767,7 @@
                     </pic:cNvPicPr>
                   </pic:nvPicPr>
                   <pic:blipFill>
-                    <a:blip r:embed="rId57" cstate="print"/>
+                    <a:blip r:embed="rId55" cstate="print"/>
                     <a:srcRect/>
                     <a:stretch>
                       <a:fillRect/>
@@ -18491,7 +18826,7 @@
                     </pic:cNvPicPr>
                   </pic:nvPicPr>
                   <pic:blipFill>
-                    <a:blip r:embed="rId58" cstate="print"/>
+                    <a:blip r:embed="rId56" cstate="print"/>
                     <a:srcRect/>
                     <a:stretch>
                       <a:fillRect/>
@@ -18550,7 +18885,7 @@
                     </pic:cNvPicPr>
                   </pic:nvPicPr>
                   <pic:blipFill>
-                    <a:blip r:embed="rId59" cstate="print"/>
+                    <a:blip r:embed="rId57" cstate="print"/>
                     <a:srcRect/>
                     <a:stretch>
                       <a:fillRect/>
@@ -18641,7 +18976,7 @@
                     </pic:cNvPicPr>
                   </pic:nvPicPr>
                   <pic:blipFill>
-                    <a:blip r:embed="rId60" cstate="print"/>
+                    <a:blip r:embed="rId58" cstate="print"/>
                     <a:srcRect/>
                     <a:stretch>
                       <a:fillRect/>
@@ -18700,7 +19035,7 @@
                     </pic:cNvPicPr>
                   </pic:nvPicPr>
                   <pic:blipFill>
-                    <a:blip r:embed="rId61" cstate="print"/>
+                    <a:blip r:embed="rId59" cstate="print"/>
                     <a:srcRect/>
                     <a:stretch>
                       <a:fillRect/>
@@ -18759,7 +19094,7 @@
                     </pic:cNvPicPr>
                   </pic:nvPicPr>
                   <pic:blipFill>
-                    <a:blip r:embed="rId62" cstate="print"/>
+                    <a:blip r:embed="rId60" cstate="print"/>
                     <a:srcRect/>
                     <a:stretch>
                       <a:fillRect/>
@@ -18831,7 +19166,7 @@
       </w:pPr>
     </w:p>
     <w:sectPr>
-      <w:footerReference w:type="default" r:id="rId63"/>
+      <w:footerReference w:type="default" r:id="rId61"/>
       <w:pgSz w:w="11906" w:h="16838"/>
       <w:pgMar w:top="1417" w:right="1417" w:bottom="1417" w:left="1417" w:header="708" w:footer="708" w:gutter="0"/>
       <w:pgNumType w:fmt="lowerRoman" w:start="1"/>
@@ -18913,7 +19248,7 @@
       </w:r>
     </w:p>
   </w:comment>
-  <w:comment w:id="14" w:author="Windows User" w:date="2013-03-18T09:14:00Z" w:initials="WU">
+  <w:comment w:id="13" w:author="Windows User" w:date="2013-03-26T12:34:00Z" w:initials="WU">
     <w:p>
       <w:pPr>
         <w:pStyle w:val="CommentText"/>
@@ -18925,11 +19260,11 @@
         <w:annotationRef/>
       </w:r>
       <w:r>
-        <w:t>I forhold til total antallet</w:t>
+        <w:t>Bak inn detta</w:t>
       </w:r>
     </w:p>
   </w:comment>
-  <w:comment w:id="20" w:author="Frelsern" w:date="2013-03-11T12:30:00Z" w:initials="F">
+  <w:comment w:id="16" w:author="Frelsern" w:date="2013-03-11T12:30:00Z" w:initials="F">
     <w:p>
       <w:pPr>
         <w:pStyle w:val="CommentText"/>
@@ -18977,7 +19312,7 @@
       </w:sdt>
     </w:p>
   </w:comment>
-  <w:comment w:id="21" w:author="Frelsern" w:date="2013-03-11T12:36:00Z" w:initials="F">
+  <w:comment w:id="17" w:author="Frelsern" w:date="2013-03-11T12:36:00Z" w:initials="F">
     <w:p>
       <w:pPr>
         <w:pStyle w:val="CommentText"/>
@@ -18990,7 +19325,7 @@
       </w:r>
     </w:p>
   </w:comment>
-  <w:comment w:id="24" w:author="Frelsern" w:date="2013-03-11T12:23:00Z" w:initials="F">
+  <w:comment w:id="20" w:author="Frelsern" w:date="2013-03-11T12:23:00Z" w:initials="F">
     <w:p>
       <w:pPr>
         <w:pStyle w:val="CommentText"/>
@@ -19006,10 +19341,13 @@
       </w:r>
     </w:p>
   </w:comment>
-  <w:comment w:id="41" w:author="Windows User" w:date="2013-03-25T12:22:00Z" w:initials="WU">
+  <w:comment w:id="24" w:author="Windows User" w:date="2013-03-26T12:40:00Z" w:initials="WU">
     <w:p>
       <w:pPr>
         <w:pStyle w:val="CommentText"/>
+        <w:rPr>
+          <w:lang w:val="en-US"/>
+        </w:rPr>
       </w:pPr>
       <w:r>
         <w:rPr>
@@ -19017,12 +19355,39 @@
         </w:rPr>
         <w:annotationRef/>
       </w:r>
+      <w:proofErr w:type="spellStart"/>
+      <w:r>
+        <w:rPr>
+          <w:lang w:val="en-US"/>
+        </w:rPr>
+        <w:t>Mer</w:t>
+      </w:r>
+      <w:proofErr w:type="spellEnd"/>
+      <w:r>
+        <w:rPr>
+          <w:lang w:val="en-US"/>
+        </w:rPr>
+        <w:t xml:space="preserve"> her</w:t>
+      </w:r>
+    </w:p>
+  </w:comment>
+  <w:comment w:id="40" w:author="Windows User" w:date="2013-03-25T12:22:00Z" w:initials="WU">
+    <w:p>
+      <w:pPr>
+        <w:pStyle w:val="CommentText"/>
+      </w:pPr>
+      <w:r>
+        <w:rPr>
+          <w:rStyle w:val="CommentReference"/>
+        </w:rPr>
+        <w:annotationRef/>
+      </w:r>
       <w:r>
         <w:t>Bruker mean og gaussian, finn ut om det</w:t>
       </w:r>
     </w:p>
   </w:comment>
-  <w:comment w:id="45" w:author="Windows User" w:date="2013-03-18T12:48:00Z" w:initials="WU">
+  <w:comment w:id="44" w:author="Windows User" w:date="2013-03-18T12:48:00Z" w:initials="WU">
     <w:p>
       <w:pPr>
         <w:pStyle w:val="CommentText"/>
@@ -19038,7 +19403,7 @@
       </w:r>
     </w:p>
   </w:comment>
-  <w:comment w:id="62" w:author="Windows User" w:date="2013-03-25T08:34:00Z" w:initials="WU">
+  <w:comment w:id="61" w:author="Windows User" w:date="2013-03-25T08:34:00Z" w:initials="WU">
     <w:p>
       <w:pPr>
         <w:pStyle w:val="CommentText"/>
@@ -19051,6 +19416,22 @@
       </w:r>
       <w:r>
         <w:t>Mer’?</w:t>
+      </w:r>
+    </w:p>
+  </w:comment>
+  <w:comment w:id="65" w:author="Windows User" w:date="2013-03-25T10:56:00Z" w:initials="WU">
+    <w:p>
+      <w:pPr>
+        <w:pStyle w:val="CommentText"/>
+      </w:pPr>
+      <w:r>
+        <w:rPr>
+          <w:rStyle w:val="CommentReference"/>
+        </w:rPr>
+        <w:annotationRef/>
+      </w:r>
+      <w:r>
+        <w:t>Se local scharr kommentar</w:t>
       </w:r>
     </w:p>
   </w:comment>
@@ -19066,11 +19447,11 @@
         <w:annotationRef/>
       </w:r>
       <w:r>
-        <w:t>Se local scharr kommentar</w:t>
+        <w:t>Skriv at det ikke gjør noe, siden den ser på kanter ikke histogram/alle pixler</w:t>
       </w:r>
     </w:p>
   </w:comment>
-  <w:comment w:id="67" w:author="Windows User" w:date="2013-03-25T10:56:00Z" w:initials="WU">
+  <w:comment w:id="70" w:author="Windows User" w:date="2013-03-25T08:41:00Z" w:initials="WU">
     <w:p>
       <w:pPr>
         <w:pStyle w:val="CommentText"/>
@@ -19082,11 +19463,11 @@
         <w:annotationRef/>
       </w:r>
       <w:r>
-        <w:t>Skriv at det ikke gjør noe, siden den ser på kanter ikke histogram/alle pixler</w:t>
+        <w:t>Knaskje endre til bare accessed</w:t>
       </w:r>
     </w:p>
   </w:comment>
-  <w:comment w:id="71" w:author="Windows User" w:date="2013-03-25T08:41:00Z" w:initials="WU">
+  <w:comment w:id="74" w:author="Windows User" w:date="2013-03-25T09:13:00Z" w:initials="WU">
     <w:p>
       <w:pPr>
         <w:pStyle w:val="CommentText"/>
@@ -19098,11 +19479,11 @@
         <w:annotationRef/>
       </w:r>
       <w:r>
-        <w:t>Knaskje endre til bare accessed</w:t>
+        <w:t>Skal nok vekk</w:t>
       </w:r>
     </w:p>
   </w:comment>
-  <w:comment w:id="75" w:author="Windows User" w:date="2013-03-25T09:13:00Z" w:initials="WU">
+  <w:comment w:id="75" w:author="Windows User" w:date="2013-03-25T09:21:00Z" w:initials="WU">
     <w:p>
       <w:pPr>
         <w:pStyle w:val="CommentText"/>
@@ -19118,23 +19499,7 @@
       </w:r>
     </w:p>
   </w:comment>
-  <w:comment w:id="76" w:author="Windows User" w:date="2013-03-25T09:21:00Z" w:initials="WU">
-    <w:p>
-      <w:pPr>
-        <w:pStyle w:val="CommentText"/>
-      </w:pPr>
-      <w:r>
-        <w:rPr>
-          <w:rStyle w:val="CommentReference"/>
-        </w:rPr>
-        <w:annotationRef/>
-      </w:r>
-      <w:r>
-        <w:t>Skal nok vekk</w:t>
-      </w:r>
-    </w:p>
-  </w:comment>
-  <w:comment w:id="77" w:author="Windows User" w:date="2013-03-25T09:22:00Z" w:initials="WU">
+  <w:comment w:id="76" w:author="Windows User" w:date="2013-03-25T09:22:00Z" w:initials="WU">
     <w:p>
       <w:pPr>
         <w:pStyle w:val="CommentText"/>
@@ -19260,7 +19625,7 @@
           <w:rPr>
             <w:noProof/>
           </w:rPr>
-          <w:t>4</w:t>
+          <w:t>8</w:t>
         </w:r>
         <w:r>
           <w:rPr>
@@ -21868,6 +22233,555 @@
 </w:styles>
 </file>
 
+<file path=word/glossary/document.xml><?xml version="1.0" encoding="utf-8"?>
+<w:glossaryDocument xmlns:wpc="http://schemas.microsoft.com/office/word/2010/wordprocessingCanvas" xmlns:mc="http://schemas.openxmlformats.org/markup-compatibility/2006" xmlns:o="urn:schemas-microsoft-com:office:office" xmlns:r="http://schemas.openxmlformats.org/officeDocument/2006/relationships" xmlns:m="http://schemas.openxmlformats.org/officeDocument/2006/math" xmlns:v="urn:schemas-microsoft-com:vml" xmlns:wp14="http://schemas.microsoft.com/office/word/2010/wordprocessingDrawing" xmlns:wp="http://schemas.openxmlformats.org/drawingml/2006/wordprocessingDrawing" xmlns:w10="urn:schemas-microsoft-com:office:word" xmlns:w="http://schemas.openxmlformats.org/wordprocessingml/2006/main" xmlns:w14="http://schemas.microsoft.com/office/word/2010/wordml" xmlns:wpg="http://schemas.microsoft.com/office/word/2010/wordprocessingGroup" xmlns:wpi="http://schemas.microsoft.com/office/word/2010/wordprocessingInk" xmlns:wne="http://schemas.microsoft.com/office/word/2006/wordml" xmlns:wps="http://schemas.microsoft.com/office/word/2010/wordprocessingShape" mc:Ignorable="w14 wp14"/>
+</file>
+
+<file path=word/glossary/fontTable.xml><?xml version="1.0" encoding="utf-8"?>
+<w:fonts xmlns:mc="http://schemas.openxmlformats.org/markup-compatibility/2006" xmlns:r="http://schemas.openxmlformats.org/officeDocument/2006/relationships" xmlns:w="http://schemas.openxmlformats.org/wordprocessingml/2006/main" xmlns:w14="http://schemas.microsoft.com/office/word/2010/wordml" mc:Ignorable="w14">
+  <w:font w:name="Symbol">
+    <w:panose1 w:val="05050102010706020507"/>
+    <w:charset w:val="02"/>
+    <w:family w:val="roman"/>
+    <w:pitch w:val="variable"/>
+    <w:sig w:usb0="00000000" w:usb1="10000000" w:usb2="00000000" w:usb3="00000000" w:csb0="80000000" w:csb1="00000000"/>
+  </w:font>
+  <w:font w:name="Times New Roman">
+    <w:panose1 w:val="02020603050405020304"/>
+    <w:charset w:val="00"/>
+    <w:family w:val="roman"/>
+    <w:pitch w:val="variable"/>
+    <w:sig w:usb0="E0002AFF" w:usb1="C0007841" w:usb2="00000009" w:usb3="00000000" w:csb0="000001FF" w:csb1="00000000"/>
+  </w:font>
+  <w:font w:name="Courier New">
+    <w:panose1 w:val="02070309020205020404"/>
+    <w:charset w:val="00"/>
+    <w:family w:val="modern"/>
+    <w:pitch w:val="fixed"/>
+    <w:sig w:usb0="E0002AFF" w:usb1="C0007843" w:usb2="00000009" w:usb3="00000000" w:csb0="000001FF" w:csb1="00000000"/>
+  </w:font>
+  <w:font w:name="Wingdings">
+    <w:panose1 w:val="05000000000000000000"/>
+    <w:charset w:val="02"/>
+    <w:family w:val="auto"/>
+    <w:pitch w:val="variable"/>
+    <w:sig w:usb0="00000000" w:usb1="10000000" w:usb2="00000000" w:usb3="00000000" w:csb0="80000000" w:csb1="00000000"/>
+  </w:font>
+  <w:font w:name="Calibri">
+    <w:panose1 w:val="020F0502020204030204"/>
+    <w:charset w:val="00"/>
+    <w:family w:val="swiss"/>
+    <w:pitch w:val="variable"/>
+    <w:sig w:usb0="E00002FF" w:usb1="4000ACFF" w:usb2="00000001" w:usb3="00000000" w:csb0="0000019F" w:csb1="00000000"/>
+  </w:font>
+  <w:font w:name="Cambria">
+    <w:panose1 w:val="02040503050406030204"/>
+    <w:charset w:val="00"/>
+    <w:family w:val="roman"/>
+    <w:pitch w:val="variable"/>
+    <w:sig w:usb0="E00002FF" w:usb1="400004FF" w:usb2="00000000" w:usb3="00000000" w:csb0="0000019F" w:csb1="00000000"/>
+  </w:font>
+  <w:font w:name="Tahoma">
+    <w:panose1 w:val="020B0604030504040204"/>
+    <w:charset w:val="00"/>
+    <w:family w:val="swiss"/>
+    <w:pitch w:val="variable"/>
+    <w:sig w:usb0="E1002EFF" w:usb1="C000605B" w:usb2="00000029" w:usb3="00000000" w:csb0="000101FF" w:csb1="00000000"/>
+  </w:font>
+  <w:font w:name="Times">
+    <w:panose1 w:val="02020603050405020304"/>
+    <w:charset w:val="00"/>
+    <w:family w:val="roman"/>
+    <w:pitch w:val="variable"/>
+    <w:sig w:usb0="E0002AFF" w:usb1="C0007841" w:usb2="00000009" w:usb3="00000000" w:csb0="000001FF" w:csb1="00000000"/>
+  </w:font>
+  <w:font w:name="Arial">
+    <w:panose1 w:val="020B0604020202020204"/>
+    <w:charset w:val="00"/>
+    <w:family w:val="swiss"/>
+    <w:pitch w:val="variable"/>
+    <w:sig w:usb0="E0002AFF" w:usb1="C0007843" w:usb2="00000009" w:usb3="00000000" w:csb0="000001FF" w:csb1="00000000"/>
+  </w:font>
+  <w:font w:name="Cambria Math">
+    <w:panose1 w:val="02040503050406030204"/>
+    <w:charset w:val="00"/>
+    <w:family w:val="roman"/>
+    <w:pitch w:val="variable"/>
+    <w:sig w:usb0="E00002FF" w:usb1="420024FF" w:usb2="00000000" w:usb3="00000000" w:csb0="0000019F" w:csb1="00000000"/>
+  </w:font>
+  <w:font w:name="Univers-Medium">
+    <w:panose1 w:val="00000000000000000000"/>
+    <w:charset w:val="00"/>
+    <w:family w:val="swiss"/>
+    <w:notTrueType/>
+    <w:pitch w:val="default"/>
+    <w:sig w:usb0="00000003" w:usb1="00000000" w:usb2="00000000" w:usb3="00000000" w:csb0="00000001" w:csb1="00000000"/>
+  </w:font>
+  <w:font w:name="Univers-MediumItalic">
+    <w:panose1 w:val="00000000000000000000"/>
+    <w:charset w:val="00"/>
+    <w:family w:val="swiss"/>
+    <w:notTrueType/>
+    <w:pitch w:val="default"/>
+    <w:sig w:usb0="00000003" w:usb1="00000000" w:usb2="00000000" w:usb3="00000000" w:csb0="00000001" w:csb1="00000000"/>
+  </w:font>
+  <w:font w:name="Univers_-Bold">
+    <w:panose1 w:val="00000000000000000000"/>
+    <w:charset w:val="00"/>
+    <w:family w:val="swiss"/>
+    <w:notTrueType/>
+    <w:pitch w:val="default"/>
+    <w:sig w:usb0="00000003" w:usb1="00000000" w:usb2="00000000" w:usb3="00000000" w:csb0="00000001" w:csb1="00000000"/>
+  </w:font>
+</w:fonts>
+</file>
+
+<file path=word/glossary/settings.xml><?xml version="1.0" encoding="utf-8"?>
+<w:settings xmlns:mc="http://schemas.openxmlformats.org/markup-compatibility/2006" xmlns:o="urn:schemas-microsoft-com:office:office" xmlns:r="http://schemas.openxmlformats.org/officeDocument/2006/relationships" xmlns:m="http://schemas.openxmlformats.org/officeDocument/2006/math" xmlns:v="urn:schemas-microsoft-com:vml" xmlns:w10="urn:schemas-microsoft-com:office:word" xmlns:w="http://schemas.openxmlformats.org/wordprocessingml/2006/main" xmlns:w14="http://schemas.microsoft.com/office/word/2010/wordml" xmlns:sl="http://schemas.openxmlformats.org/schemaLibrary/2006/main" mc:Ignorable="w14">
+  <w:view w:val="normal"/>
+  <w:revisionView w:comments="0" w:inkAnnotations="0"/>
+  <w:defaultTabStop w:val="708"/>
+  <w:hyphenationZone w:val="425"/>
+  <w:characterSpacingControl w:val="doNotCompress"/>
+  <w:compat>
+    <w:useFELayout/>
+    <w:compatSetting w:name="compatibilityMode" w:uri="http://schemas.microsoft.com/office/word" w:val="14"/>
+    <w:compatSetting w:name="overrideTableStyleFontSizeAndJustification" w:uri="http://schemas.microsoft.com/office/word" w:val="1"/>
+    <w:compatSetting w:name="enableOpenTypeFeatures" w:uri="http://schemas.microsoft.com/office/word" w:val="1"/>
+    <w:compatSetting w:name="doNotFlipMirrorIndents" w:uri="http://schemas.microsoft.com/office/word" w:val="1"/>
+  </w:compat>
+  <w:rsids>
+    <w:rsidRoot w:val="00B22B90"/>
+    <w:rsid w:val="00B22B90"/>
+    <w:rsid w:val="00E4706B"/>
+  </w:rsids>
+  <m:mathPr>
+    <m:mathFont m:val="Cambria Math"/>
+    <m:brkBin m:val="before"/>
+    <m:brkBinSub m:val="--"/>
+    <m:smallFrac m:val="0"/>
+    <m:dispDef/>
+    <m:lMargin m:val="0"/>
+    <m:rMargin m:val="0"/>
+    <m:defJc m:val="centerGroup"/>
+    <m:wrapIndent m:val="1440"/>
+    <m:intLim m:val="subSup"/>
+    <m:naryLim m:val="undOvr"/>
+  </m:mathPr>
+  <w:themeFontLang w:val="nb-NO"/>
+  <w:clrSchemeMapping w:bg1="light1" w:t1="dark1" w:bg2="light2" w:t2="dark2" w:accent1="accent1" w:accent2="accent2" w:accent3="accent3" w:accent4="accent4" w:accent5="accent5" w:accent6="accent6" w:hyperlink="hyperlink" w:followedHyperlink="followedHyperlink"/>
+  <w:decimalSymbol w:val=","/>
+  <w:listSeparator w:val=";"/>
+</w:settings>
+</file>
+
+<file path=word/glossary/styles.xml><?xml version="1.0" encoding="utf-8"?>
+<w:styles xmlns:mc="http://schemas.openxmlformats.org/markup-compatibility/2006" xmlns:r="http://schemas.openxmlformats.org/officeDocument/2006/relationships" xmlns:w="http://schemas.openxmlformats.org/wordprocessingml/2006/main" xmlns:w14="http://schemas.microsoft.com/office/word/2010/wordml" mc:Ignorable="w14">
+  <w:docDefaults>
+    <w:rPrDefault>
+      <w:rPr>
+        <w:rFonts w:asciiTheme="minorHAnsi" w:eastAsiaTheme="minorEastAsia" w:hAnsiTheme="minorHAnsi" w:cstheme="minorBidi"/>
+        <w:sz w:val="22"/>
+        <w:szCs w:val="22"/>
+        <w:lang w:val="nb-NO" w:eastAsia="nb-NO" w:bidi="ar-SA"/>
+      </w:rPr>
+    </w:rPrDefault>
+    <w:pPrDefault>
+      <w:pPr>
+        <w:spacing w:after="200" w:line="276" w:lineRule="auto"/>
+      </w:pPr>
+    </w:pPrDefault>
+  </w:docDefaults>
+  <w:latentStyles w:defLockedState="0" w:defUIPriority="99" w:defSemiHidden="1" w:defUnhideWhenUsed="1" w:defQFormat="0" w:count="267">
+    <w:lsdException w:name="Normal" w:semiHidden="0" w:uiPriority="0" w:unhideWhenUsed="0" w:qFormat="1"/>
+    <w:lsdException w:name="heading 1" w:semiHidden="0" w:uiPriority="9" w:unhideWhenUsed="0" w:qFormat="1"/>
+    <w:lsdException w:name="heading 2" w:uiPriority="9" w:qFormat="1"/>
+    <w:lsdException w:name="heading 3" w:uiPriority="9" w:qFormat="1"/>
+    <w:lsdException w:name="heading 4" w:uiPriority="9" w:qFormat="1"/>
+    <w:lsdException w:name="heading 5" w:uiPriority="9" w:qFormat="1"/>
+    <w:lsdException w:name="heading 6" w:uiPriority="9" w:qFormat="1"/>
+    <w:lsdException w:name="heading 7" w:uiPriority="9" w:qFormat="1"/>
+    <w:lsdException w:name="heading 8" w:uiPriority="9" w:qFormat="1"/>
+    <w:lsdException w:name="heading 9" w:uiPriority="9" w:qFormat="1"/>
+    <w:lsdException w:name="toc 1" w:uiPriority="39"/>
+    <w:lsdException w:name="toc 2" w:uiPriority="39"/>
+    <w:lsdException w:name="toc 3" w:uiPriority="39"/>
+    <w:lsdException w:name="toc 4" w:uiPriority="39"/>
+    <w:lsdException w:name="toc 5" w:uiPriority="39"/>
+    <w:lsdException w:name="toc 6" w:uiPriority="39"/>
+    <w:lsdException w:name="toc 7" w:uiPriority="39"/>
+    <w:lsdException w:name="toc 8" w:uiPriority="39"/>
+    <w:lsdException w:name="toc 9" w:uiPriority="39"/>
+    <w:lsdException w:name="caption" w:uiPriority="35" w:qFormat="1"/>
+    <w:lsdException w:name="Title" w:semiHidden="0" w:uiPriority="10" w:unhideWhenUsed="0" w:qFormat="1"/>
+    <w:lsdException w:name="Default Paragraph Font" w:uiPriority="1"/>
+    <w:lsdException w:name="Subtitle" w:semiHidden="0" w:uiPriority="11" w:unhideWhenUsed="0" w:qFormat="1"/>
+    <w:lsdException w:name="Strong" w:semiHidden="0" w:uiPriority="22" w:unhideWhenUsed="0" w:qFormat="1"/>
+    <w:lsdException w:name="Emphasis" w:semiHidden="0" w:uiPriority="20" w:unhideWhenUsed="0" w:qFormat="1"/>
+    <w:lsdException w:name="Table Grid" w:semiHidden="0" w:uiPriority="59" w:unhideWhenUsed="0"/>
+    <w:lsdException w:name="Placeholder Text" w:unhideWhenUsed="0"/>
+    <w:lsdException w:name="No Spacing" w:semiHidden="0" w:uiPriority="1" w:unhideWhenUsed="0" w:qFormat="1"/>
+    <w:lsdException w:name="Light Shading" w:semiHidden="0" w:uiPriority="60" w:unhideWhenUsed="0"/>
+    <w:lsdException w:name="Light List" w:semiHidden="0" w:uiPriority="61" w:unhideWhenUsed="0"/>
+    <w:lsdException w:name="Light Grid" w:semiHidden="0" w:uiPriority="62" w:unhideWhenUsed="0"/>
+    <w:lsdException w:name="Medium Shading 1" w:semiHidden="0" w:uiPriority="63" w:unhideWhenUsed="0"/>
+    <w:lsdException w:name="Medium Shading 2" w:semiHidden="0" w:uiPriority="64" w:unhideWhenUsed="0"/>
+    <w:lsdException w:name="Medium List 1" w:semiHidden="0" w:uiPriority="65" w:unhideWhenUsed="0"/>
+    <w:lsdException w:name="Medium List 2" w:semiHidden="0" w:uiPriority="66" w:unhideWhenUsed="0"/>
+    <w:lsdException w:name="Medium Grid 1" w:semiHidden="0" w:uiPriority="67" w:unhideWhenUsed="0"/>
+    <w:lsdException w:name="Medium Grid 2" w:semiHidden="0" w:uiPriority="68" w:unhideWhenUsed="0"/>
+    <w:lsdException w:name="Medium Grid 3" w:semiHidden="0" w:uiPriority="69" w:unhideWhenUsed="0"/>
+    <w:lsdException w:name="Dark List" w:semiHidden="0" w:uiPriority="70" w:unhideWhenUsed="0"/>
+    <w:lsdException w:name="Colorful Shading" w:semiHidden="0" w:uiPriority="71" w:unhideWhenUsed="0"/>
+    <w:lsdException w:name="Colorful List" w:semiHidden="0" w:uiPriority="72" w:unhideWhenUsed="0"/>
+    <w:lsdException w:name="Colorful Grid" w:semiHidden="0" w:uiPriority="73" w:unhideWhenUsed="0"/>
+    <w:lsdException w:name="Light Shading Accent 1" w:semiHidden="0" w:uiPriority="60" w:unhideWhenUsed="0"/>
+    <w:lsdException w:name="Light List Accent 1" w:semiHidden="0" w:uiPriority="61" w:unhideWhenUsed="0"/>
+    <w:lsdException w:name="Light Grid Accent 1" w:semiHidden="0" w:uiPriority="62" w:unhideWhenUsed="0"/>
+    <w:lsdException w:name="Medium Shading 1 Accent 1" w:semiHidden="0" w:uiPriority="63" w:unhideWhenUsed="0"/>
+    <w:lsdException w:name="Medium Shading 2 Accent 1" w:semiHidden="0" w:uiPriority="64" w:unhideWhenUsed="0"/>
+    <w:lsdException w:name="Medium List 1 Accent 1" w:semiHidden="0" w:uiPriority="65" w:unhideWhenUsed="0"/>
+    <w:lsdException w:name="Revision" w:unhideWhenUsed="0"/>
+    <w:lsdException w:name="List Paragraph" w:semiHidden="0" w:uiPriority="34" w:unhideWhenUsed="0" w:qFormat="1"/>
+    <w:lsdException w:name="Quote" w:semiHidden="0" w:uiPriority="29" w:unhideWhenUsed="0" w:qFormat="1"/>
+    <w:lsdException w:name="Intense Quote" w:semiHidden="0" w:uiPriority="30" w:unhideWhenUsed="0" w:qFormat="1"/>
+    <w:lsdException w:name="Medium List 2 Accent 1" w:semiHidden="0" w:uiPriority="66" w:unhideWhenUsed="0"/>
+    <w:lsdException w:name="Medium Grid 1 Accent 1" w:semiHidden="0" w:uiPriority="67" w:unhideWhenUsed="0"/>
+    <w:lsdException w:name="Medium Grid 2 Accent 1" w:semiHidden="0" w:uiPriority="68" w:unhideWhenUsed="0"/>
+    <w:lsdException w:name="Medium Grid 3 Accent 1" w:semiHidden="0" w:uiPriority="69" w:unhideWhenUsed="0"/>
+    <w:lsdException w:name="Dark List Accent 1" w:semiHidden="0" w:uiPriority="70" w:unhideWhenUsed="0"/>
+    <w:lsdException w:name="Colorful Shading Accent 1" w:semiHidden="0" w:uiPriority="71" w:unhideWhenUsed="0"/>
+    <w:lsdException w:name="Colorful List Accent 1" w:semiHidden="0" w:uiPriority="72" w:unhideWhenUsed="0"/>
+    <w:lsdException w:name="Colorful Grid Accent 1" w:semiHidden="0" w:uiPriority="73" w:unhideWhenUsed="0"/>
+    <w:lsdException w:name="Light Shading Accent 2" w:semiHidden="0" w:uiPriority="60" w:unhideWhenUsed="0"/>
+    <w:lsdException w:name="Light List Accent 2" w:semiHidden="0" w:uiPriority="61" w:unhideWhenUsed="0"/>
+    <w:lsdException w:name="Light Grid Accent 2" w:semiHidden="0" w:uiPriority="62" w:unhideWhenUsed="0"/>
+    <w:lsdException w:name="Medium Shading 1 Accent 2" w:semiHidden="0" w:uiPriority="63" w:unhideWhenUsed="0"/>
+    <w:lsdException w:name="Medium Shading 2 Accent 2" w:semiHidden="0" w:uiPriority="64" w:unhideWhenUsed="0"/>
+    <w:lsdException w:name="Medium List 1 Accent 2" w:semiHidden="0" w:uiPriority="65" w:unhideWhenUsed="0"/>
+    <w:lsdException w:name="Medium List 2 Accent 2" w:semiHidden="0" w:uiPriority="66" w:unhideWhenUsed="0"/>
+    <w:lsdException w:name="Medium Grid 1 Accent 2" w:semiHidden="0" w:uiPriority="67" w:unhideWhenUsed="0"/>
+    <w:lsdException w:name="Medium Grid 2 Accent 2" w:semiHidden="0" w:uiPriority="68" w:unhideWhenUsed="0"/>
+    <w:lsdException w:name="Medium Grid 3 Accent 2" w:semiHidden="0" w:uiPriority="69" w:unhideWhenUsed="0"/>
+    <w:lsdException w:name="Dark List Accent 2" w:semiHidden="0" w:uiPriority="70" w:unhideWhenUsed="0"/>
+    <w:lsdException w:name="Colorful Shading Accent 2" w:semiHidden="0" w:uiPriority="71" w:unhideWhenUsed="0"/>
+    <w:lsdException w:name="Colorful List Accent 2" w:semiHidden="0" w:uiPriority="72" w:unhideWhenUsed="0"/>
+    <w:lsdException w:name="Colorful Grid Accent 2" w:semiHidden="0" w:uiPriority="73" w:unhideWhenUsed="0"/>
+    <w:lsdException w:name="Light Shading Accent 3" w:semiHidden="0" w:uiPriority="60" w:unhideWhenUsed="0"/>
+    <w:lsdException w:name="Light List Accent 3" w:semiHidden="0" w:uiPriority="61" w:unhideWhenUsed="0"/>
+    <w:lsdException w:name="Light Grid Accent 3" w:semiHidden="0" w:uiPriority="62" w:unhideWhenUsed="0"/>
+    <w:lsdException w:name="Medium Shading 1 Accent 3" w:semiHidden="0" w:uiPriority="63" w:unhideWhenUsed="0"/>
+    <w:lsdException w:name="Medium Shading 2 Accent 3" w:semiHidden="0" w:uiPriority="64" w:unhideWhenUsed="0"/>
+    <w:lsdException w:name="Medium List 1 Accent 3" w:semiHidden="0" w:uiPriority="65" w:unhideWhenUsed="0"/>
+    <w:lsdException w:name="Medium List 2 Accent 3" w:semiHidden="0" w:uiPriority="66" w:unhideWhenUsed="0"/>
+    <w:lsdException w:name="Medium Grid 1 Accent 3" w:semiHidden="0" w:uiPriority="67" w:unhideWhenUsed="0"/>
+    <w:lsdException w:name="Medium Grid 2 Accent 3" w:semiHidden="0" w:uiPriority="68" w:unhideWhenUsed="0"/>
+    <w:lsdException w:name="Medium Grid 3 Accent 3" w:semiHidden="0" w:uiPriority="69" w:unhideWhenUsed="0"/>
+    <w:lsdException w:name="Dark List Accent 3" w:semiHidden="0" w:uiPriority="70" w:unhideWhenUsed="0"/>
+    <w:lsdException w:name="Colorful Shading Accent 3" w:semiHidden="0" w:uiPriority="71" w:unhideWhenUsed="0"/>
+    <w:lsdException w:name="Colorful List Accent 3" w:semiHidden="0" w:uiPriority="72" w:unhideWhenUsed="0"/>
+    <w:lsdException w:name="Colorful Grid Accent 3" w:semiHidden="0" w:uiPriority="73" w:unhideWhenUsed="0"/>
+    <w:lsdException w:name="Light Shading Accent 4" w:semiHidden="0" w:uiPriority="60" w:unhideWhenUsed="0"/>
+    <w:lsdException w:name="Light List Accent 4" w:semiHidden="0" w:uiPriority="61" w:unhideWhenUsed="0"/>
+    <w:lsdException w:name="Light Grid Accent 4" w:semiHidden="0" w:uiPriority="62" w:unhideWhenUsed="0"/>
+    <w:lsdException w:name="Medium Shading 1 Accent 4" w:semiHidden="0" w:uiPriority="63" w:unhideWhenUsed="0"/>
+    <w:lsdException w:name="Medium Shading 2 Accent 4" w:semiHidden="0" w:uiPriority="64" w:unhideWhenUsed="0"/>
+    <w:lsdException w:name="Medium List 1 Accent 4" w:semiHidden="0" w:uiPriority="65" w:unhideWhenUsed="0"/>
+    <w:lsdException w:name="Medium List 2 Accent 4" w:semiHidden="0" w:uiPriority="66" w:unhideWhenUsed="0"/>
+    <w:lsdException w:name="Medium Grid 1 Accent 4" w:semiHidden="0" w:uiPriority="67" w:unhideWhenUsed="0"/>
+    <w:lsdException w:name="Medium Grid 2 Accent 4" w:semiHidden="0" w:uiPriority="68" w:unhideWhenUsed="0"/>
+    <w:lsdException w:name="Medium Grid 3 Accent 4" w:semiHidden="0" w:uiPriority="69" w:unhideWhenUsed="0"/>
+    <w:lsdException w:name="Dark List Accent 4" w:semiHidden="0" w:uiPriority="70" w:unhideWhenUsed="0"/>
+    <w:lsdException w:name="Colorful Shading Accent 4" w:semiHidden="0" w:uiPriority="71" w:unhideWhenUsed="0"/>
+    <w:lsdException w:name="Colorful List Accent 4" w:semiHidden="0" w:uiPriority="72" w:unhideWhenUsed="0"/>
+    <w:lsdException w:name="Colorful Grid Accent 4" w:semiHidden="0" w:uiPriority="73" w:unhideWhenUsed="0"/>
+    <w:lsdException w:name="Light Shading Accent 5" w:semiHidden="0" w:uiPriority="60" w:unhideWhenUsed="0"/>
+    <w:lsdException w:name="Light List Accent 5" w:semiHidden="0" w:uiPriority="61" w:unhideWhenUsed="0"/>
+    <w:lsdException w:name="Light Grid Accent 5" w:semiHidden="0" w:uiPriority="62" w:unhideWhenUsed="0"/>
+    <w:lsdException w:name="Medium Shading 1 Accent 5" w:semiHidden="0" w:uiPriority="63" w:unhideWhenUsed="0"/>
+    <w:lsdException w:name="Medium Shading 2 Accent 5" w:semiHidden="0" w:uiPriority="64" w:unhideWhenUsed="0"/>
+    <w:lsdException w:name="Medium List 1 Accent 5" w:semiHidden="0" w:uiPriority="65" w:unhideWhenUsed="0"/>
+    <w:lsdException w:name="Medium List 2 Accent 5" w:semiHidden="0" w:uiPriority="66" w:unhideWhenUsed="0"/>
+    <w:lsdException w:name="Medium Grid 1 Accent 5" w:semiHidden="0" w:uiPriority="67" w:unhideWhenUsed="0"/>
+    <w:lsdException w:name="Medium Grid 2 Accent 5" w:semiHidden="0" w:uiPriority="68" w:unhideWhenUsed="0"/>
+    <w:lsdException w:name="Medium Grid 3 Accent 5" w:semiHidden="0" w:uiPriority="69" w:unhideWhenUsed="0"/>
+    <w:lsdException w:name="Dark List Accent 5" w:semiHidden="0" w:uiPriority="70" w:unhideWhenUsed="0"/>
+    <w:lsdException w:name="Colorful Shading Accent 5" w:semiHidden="0" w:uiPriority="71" w:unhideWhenUsed="0"/>
+    <w:lsdException w:name="Colorful List Accent 5" w:semiHidden="0" w:uiPriority="72" w:unhideWhenUsed="0"/>
+    <w:lsdException w:name="Colorful Grid Accent 5" w:semiHidden="0" w:uiPriority="73" w:unhideWhenUsed="0"/>
+    <w:lsdException w:name="Light Shading Accent 6" w:semiHidden="0" w:uiPriority="60" w:unhideWhenUsed="0"/>
+    <w:lsdException w:name="Light List Accent 6" w:semiHidden="0" w:uiPriority="61" w:unhideWhenUsed="0"/>
+    <w:lsdException w:name="Light Grid Accent 6" w:semiHidden="0" w:uiPriority="62" w:unhideWhenUsed="0"/>
+    <w:lsdException w:name="Medium Shading 1 Accent 6" w:semiHidden="0" w:uiPriority="63" w:unhideWhenUsed="0"/>
+    <w:lsdException w:name="Medium Shading 2 Accent 6" w:semiHidden="0" w:uiPriority="64" w:unhideWhenUsed="0"/>
+    <w:lsdException w:name="Medium List 1 Accent 6" w:semiHidden="0" w:uiPriority="65" w:unhideWhenUsed="0"/>
+    <w:lsdException w:name="Medium List 2 Accent 6" w:semiHidden="0" w:uiPriority="66" w:unhideWhenUsed="0"/>
+    <w:lsdException w:name="Medium Grid 1 Accent 6" w:semiHidden="0" w:uiPriority="67" w:unhideWhenUsed="0"/>
+    <w:lsdException w:name="Medium Grid 2 Accent 6" w:semiHidden="0" w:uiPriority="68" w:unhideWhenUsed="0"/>
+    <w:lsdException w:name="Medium Grid 3 Accent 6" w:semiHidden="0" w:uiPriority="69" w:unhideWhenUsed="0"/>
+    <w:lsdException w:name="Dark List Accent 6" w:semiHidden="0" w:uiPriority="70" w:unhideWhenUsed="0"/>
+    <w:lsdException w:name="Colorful Shading Accent 6" w:semiHidden="0" w:uiPriority="71" w:unhideWhenUsed="0"/>
+    <w:lsdException w:name="Colorful List Accent 6" w:semiHidden="0" w:uiPriority="72" w:unhideWhenUsed="0"/>
+    <w:lsdException w:name="Colorful Grid Accent 6" w:semiHidden="0" w:uiPriority="73" w:unhideWhenUsed="0"/>
+    <w:lsdException w:name="Subtle Emphasis" w:semiHidden="0" w:uiPriority="19" w:unhideWhenUsed="0" w:qFormat="1"/>
+    <w:lsdException w:name="Intense Emphasis" w:semiHidden="0" w:uiPriority="21" w:unhideWhenUsed="0" w:qFormat="1"/>
+    <w:lsdException w:name="Subtle Reference" w:semiHidden="0" w:uiPriority="31" w:unhideWhenUsed="0" w:qFormat="1"/>
+    <w:lsdException w:name="Intense Reference" w:semiHidden="0" w:uiPriority="32" w:unhideWhenUsed="0" w:qFormat="1"/>
+    <w:lsdException w:name="Book Title" w:semiHidden="0" w:uiPriority="33" w:unhideWhenUsed="0" w:qFormat="1"/>
+    <w:lsdException w:name="Bibliography" w:uiPriority="37"/>
+    <w:lsdException w:name="TOC Heading" w:uiPriority="39" w:qFormat="1"/>
+  </w:latentStyles>
+  <w:style w:type="paragraph" w:default="1" w:styleId="Normal">
+    <w:name w:val="Normal"/>
+    <w:qFormat/>
+  </w:style>
+  <w:style w:type="character" w:default="1" w:styleId="DefaultParagraphFont">
+    <w:name w:val="Default Paragraph Font"/>
+    <w:uiPriority w:val="1"/>
+    <w:semiHidden/>
+    <w:unhideWhenUsed/>
+  </w:style>
+  <w:style w:type="table" w:default="1" w:styleId="TableNormal">
+    <w:name w:val="Normal Table"/>
+    <w:uiPriority w:val="99"/>
+    <w:semiHidden/>
+    <w:unhideWhenUsed/>
+    <w:tblPr>
+      <w:tblInd w:w="0" w:type="dxa"/>
+      <w:tblCellMar>
+        <w:top w:w="0" w:type="dxa"/>
+        <w:left w:w="108" w:type="dxa"/>
+        <w:bottom w:w="0" w:type="dxa"/>
+        <w:right w:w="108" w:type="dxa"/>
+      </w:tblCellMar>
+    </w:tblPr>
+  </w:style>
+  <w:style w:type="numbering" w:default="1" w:styleId="NoList">
+    <w:name w:val="No List"/>
+    <w:uiPriority w:val="99"/>
+    <w:semiHidden/>
+    <w:unhideWhenUsed/>
+  </w:style>
+  <w:style w:type="character" w:styleId="PlaceholderText">
+    <w:name w:val="Placeholder Text"/>
+    <w:basedOn w:val="DefaultParagraphFont"/>
+    <w:uiPriority w:val="99"/>
+    <w:semiHidden/>
+    <w:rsid w:val="00B22B90"/>
+    <w:rPr>
+      <w:color w:val="808080"/>
+    </w:rPr>
+  </w:style>
+</w:styles>
+</file>
+
+<file path=word/glossary/stylesWithEffects.xml><?xml version="1.0" encoding="utf-8"?>
+<w:styles xmlns:wpc="http://schemas.microsoft.com/office/word/2010/wordprocessingCanvas" xmlns:mc="http://schemas.openxmlformats.org/markup-compatibility/2006" xmlns:o="urn:schemas-microsoft-com:office:office" xmlns:r="http://schemas.openxmlformats.org/officeDocument/2006/relationships" xmlns:m="http://schemas.openxmlformats.org/officeDocument/2006/math" xmlns:v="urn:schemas-microsoft-com:vml" xmlns:wp14="http://schemas.microsoft.com/office/word/2010/wordprocessingDrawing" xmlns:wp="http://schemas.openxmlformats.org/drawingml/2006/wordprocessingDrawing" xmlns:w10="urn:schemas-microsoft-com:office:word" xmlns:w="http://schemas.openxmlformats.org/wordprocessingml/2006/main" xmlns:w14="http://schemas.microsoft.com/office/word/2010/wordml" xmlns:wpg="http://schemas.microsoft.com/office/word/2010/wordprocessingGroup" xmlns:wpi="http://schemas.microsoft.com/office/word/2010/wordprocessingInk" xmlns:wne="http://schemas.microsoft.com/office/word/2006/wordml" xmlns:wps="http://schemas.microsoft.com/office/word/2010/wordprocessingShape" mc:Ignorable="w14 wp14">
+  <w:docDefaults>
+    <w:rPrDefault>
+      <w:rPr>
+        <w:rFonts w:asciiTheme="minorHAnsi" w:eastAsiaTheme="minorEastAsia" w:hAnsiTheme="minorHAnsi" w:cstheme="minorBidi"/>
+        <w:sz w:val="22"/>
+        <w:szCs w:val="22"/>
+        <w:lang w:val="nb-NO" w:eastAsia="nb-NO" w:bidi="ar-SA"/>
+      </w:rPr>
+    </w:rPrDefault>
+    <w:pPrDefault>
+      <w:pPr>
+        <w:spacing w:after="200" w:line="276" w:lineRule="auto"/>
+      </w:pPr>
+    </w:pPrDefault>
+  </w:docDefaults>
+  <w:latentStyles w:defLockedState="0" w:defUIPriority="99" w:defSemiHidden="1" w:defUnhideWhenUsed="1" w:defQFormat="0" w:count="267">
+    <w:lsdException w:name="Normal" w:semiHidden="0" w:uiPriority="0" w:unhideWhenUsed="0" w:qFormat="1"/>
+    <w:lsdException w:name="heading 1" w:semiHidden="0" w:uiPriority="9" w:unhideWhenUsed="0" w:qFormat="1"/>
+    <w:lsdException w:name="heading 2" w:uiPriority="9" w:qFormat="1"/>
+    <w:lsdException w:name="heading 3" w:uiPriority="9" w:qFormat="1"/>
+    <w:lsdException w:name="heading 4" w:uiPriority="9" w:qFormat="1"/>
+    <w:lsdException w:name="heading 5" w:uiPriority="9" w:qFormat="1"/>
+    <w:lsdException w:name="heading 6" w:uiPriority="9" w:qFormat="1"/>
+    <w:lsdException w:name="heading 7" w:uiPriority="9" w:qFormat="1"/>
+    <w:lsdException w:name="heading 8" w:uiPriority="9" w:qFormat="1"/>
+    <w:lsdException w:name="heading 9" w:uiPriority="9" w:qFormat="1"/>
+    <w:lsdException w:name="toc 1" w:uiPriority="39"/>
+    <w:lsdException w:name="toc 2" w:uiPriority="39"/>
+    <w:lsdException w:name="toc 3" w:uiPriority="39"/>
+    <w:lsdException w:name="toc 4" w:uiPriority="39"/>
+    <w:lsdException w:name="toc 5" w:uiPriority="39"/>
+    <w:lsdException w:name="toc 6" w:uiPriority="39"/>
+    <w:lsdException w:name="toc 7" w:uiPriority="39"/>
+    <w:lsdException w:name="toc 8" w:uiPriority="39"/>
+    <w:lsdException w:name="toc 9" w:uiPriority="39"/>
+    <w:lsdException w:name="caption" w:uiPriority="35" w:qFormat="1"/>
+    <w:lsdException w:name="Title" w:semiHidden="0" w:uiPriority="10" w:unhideWhenUsed="0" w:qFormat="1"/>
+    <w:lsdException w:name="Default Paragraph Font" w:uiPriority="1"/>
+    <w:lsdException w:name="Subtitle" w:semiHidden="0" w:uiPriority="11" w:unhideWhenUsed="0" w:qFormat="1"/>
+    <w:lsdException w:name="Strong" w:semiHidden="0" w:uiPriority="22" w:unhideWhenUsed="0" w:qFormat="1"/>
+    <w:lsdException w:name="Emphasis" w:semiHidden="0" w:uiPriority="20" w:unhideWhenUsed="0" w:qFormat="1"/>
+    <w:lsdException w:name="Table Grid" w:semiHidden="0" w:uiPriority="59" w:unhideWhenUsed="0"/>
+    <w:lsdException w:name="Placeholder Text" w:unhideWhenUsed="0"/>
+    <w:lsdException w:name="No Spacing" w:semiHidden="0" w:uiPriority="1" w:unhideWhenUsed="0" w:qFormat="1"/>
+    <w:lsdException w:name="Light Shading" w:semiHidden="0" w:uiPriority="60" w:unhideWhenUsed="0"/>
+    <w:lsdException w:name="Light List" w:semiHidden="0" w:uiPriority="61" w:unhideWhenUsed="0"/>
+    <w:lsdException w:name="Light Grid" w:semiHidden="0" w:uiPriority="62" w:unhideWhenUsed="0"/>
+    <w:lsdException w:name="Medium Shading 1" w:semiHidden="0" w:uiPriority="63" w:unhideWhenUsed="0"/>
+    <w:lsdException w:name="Medium Shading 2" w:semiHidden="0" w:uiPriority="64" w:unhideWhenUsed="0"/>
+    <w:lsdException w:name="Medium List 1" w:semiHidden="0" w:uiPriority="65" w:unhideWhenUsed="0"/>
+    <w:lsdException w:name="Medium List 2" w:semiHidden="0" w:uiPriority="66" w:unhideWhenUsed="0"/>
+    <w:lsdException w:name="Medium Grid 1" w:semiHidden="0" w:uiPriority="67" w:unhideWhenUsed="0"/>
+    <w:lsdException w:name="Medium Grid 2" w:semiHidden="0" w:uiPriority="68" w:unhideWhenUsed="0"/>
+    <w:lsdException w:name="Medium Grid 3" w:semiHidden="0" w:uiPriority="69" w:unhideWhenUsed="0"/>
+    <w:lsdException w:name="Dark List" w:semiHidden="0" w:uiPriority="70" w:unhideWhenUsed="0"/>
+    <w:lsdException w:name="Colorful Shading" w:semiHidden="0" w:uiPriority="71" w:unhideWhenUsed="0"/>
+    <w:lsdException w:name="Colorful List" w:semiHidden="0" w:uiPriority="72" w:unhideWhenUsed="0"/>
+    <w:lsdException w:name="Colorful Grid" w:semiHidden="0" w:uiPriority="73" w:unhideWhenUsed="0"/>
+    <w:lsdException w:name="Light Shading Accent 1" w:semiHidden="0" w:uiPriority="60" w:unhideWhenUsed="0"/>
+    <w:lsdException w:name="Light List Accent 1" w:semiHidden="0" w:uiPriority="61" w:unhideWhenUsed="0"/>
+    <w:lsdException w:name="Light Grid Accent 1" w:semiHidden="0" w:uiPriority="62" w:unhideWhenUsed="0"/>
+    <w:lsdException w:name="Medium Shading 1 Accent 1" w:semiHidden="0" w:uiPriority="63" w:unhideWhenUsed="0"/>
+    <w:lsdException w:name="Medium Shading 2 Accent 1" w:semiHidden="0" w:uiPriority="64" w:unhideWhenUsed="0"/>
+    <w:lsdException w:name="Medium List 1 Accent 1" w:semiHidden="0" w:uiPriority="65" w:unhideWhenUsed="0"/>
+    <w:lsdException w:name="Revision" w:unhideWhenUsed="0"/>
+    <w:lsdException w:name="List Paragraph" w:semiHidden="0" w:uiPriority="34" w:unhideWhenUsed="0" w:qFormat="1"/>
+    <w:lsdException w:name="Quote" w:semiHidden="0" w:uiPriority="29" w:unhideWhenUsed="0" w:qFormat="1"/>
+    <w:lsdException w:name="Intense Quote" w:semiHidden="0" w:uiPriority="30" w:unhideWhenUsed="0" w:qFormat="1"/>
+    <w:lsdException w:name="Medium List 2 Accent 1" w:semiHidden="0" w:uiPriority="66" w:unhideWhenUsed="0"/>
+    <w:lsdException w:name="Medium Grid 1 Accent 1" w:semiHidden="0" w:uiPriority="67" w:unhideWhenUsed="0"/>
+    <w:lsdException w:name="Medium Grid 2 Accent 1" w:semiHidden="0" w:uiPriority="68" w:unhideWhenUsed="0"/>
+    <w:lsdException w:name="Medium Grid 3 Accent 1" w:semiHidden="0" w:uiPriority="69" w:unhideWhenUsed="0"/>
+    <w:lsdException w:name="Dark List Accent 1" w:semiHidden="0" w:uiPriority="70" w:unhideWhenUsed="0"/>
+    <w:lsdException w:name="Colorful Shading Accent 1" w:semiHidden="0" w:uiPriority="71" w:unhideWhenUsed="0"/>
+    <w:lsdException w:name="Colorful List Accent 1" w:semiHidden="0" w:uiPriority="72" w:unhideWhenUsed="0"/>
+    <w:lsdException w:name="Colorful Grid Accent 1" w:semiHidden="0" w:uiPriority="73" w:unhideWhenUsed="0"/>
+    <w:lsdException w:name="Light Shading Accent 2" w:semiHidden="0" w:uiPriority="60" w:unhideWhenUsed="0"/>
+    <w:lsdException w:name="Light List Accent 2" w:semiHidden="0" w:uiPriority="61" w:unhideWhenUsed="0"/>
+    <w:lsdException w:name="Light Grid Accent 2" w:semiHidden="0" w:uiPriority="62" w:unhideWhenUsed="0"/>
+    <w:lsdException w:name="Medium Shading 1 Accent 2" w:semiHidden="0" w:uiPriority="63" w:unhideWhenUsed="0"/>
+    <w:lsdException w:name="Medium Shading 2 Accent 2" w:semiHidden="0" w:uiPriority="64" w:unhideWhenUsed="0"/>
+    <w:lsdException w:name="Medium List 1 Accent 2" w:semiHidden="0" w:uiPriority="65" w:unhideWhenUsed="0"/>
+    <w:lsdException w:name="Medium List 2 Accent 2" w:semiHidden="0" w:uiPriority="66" w:unhideWhenUsed="0"/>
+    <w:lsdException w:name="Medium Grid 1 Accent 2" w:semiHidden="0" w:uiPriority="67" w:unhideWhenUsed="0"/>
+    <w:lsdException w:name="Medium Grid 2 Accent 2" w:semiHidden="0" w:uiPriority="68" w:unhideWhenUsed="0"/>
+    <w:lsdException w:name="Medium Grid 3 Accent 2" w:semiHidden="0" w:uiPriority="69" w:unhideWhenUsed="0"/>
+    <w:lsdException w:name="Dark List Accent 2" w:semiHidden="0" w:uiPriority="70" w:unhideWhenUsed="0"/>
+    <w:lsdException w:name="Colorful Shading Accent 2" w:semiHidden="0" w:uiPriority="71" w:unhideWhenUsed="0"/>
+    <w:lsdException w:name="Colorful List Accent 2" w:semiHidden="0" w:uiPriority="72" w:unhideWhenUsed="0"/>
+    <w:lsdException w:name="Colorful Grid Accent 2" w:semiHidden="0" w:uiPriority="73" w:unhideWhenUsed="0"/>
+    <w:lsdException w:name="Light Shading Accent 3" w:semiHidden="0" w:uiPriority="60" w:unhideWhenUsed="0"/>
+    <w:lsdException w:name="Light List Accent 3" w:semiHidden="0" w:uiPriority="61" w:unhideWhenUsed="0"/>
+    <w:lsdException w:name="Light Grid Accent 3" w:semiHidden="0" w:uiPriority="62" w:unhideWhenUsed="0"/>
+    <w:lsdException w:name="Medium Shading 1 Accent 3" w:semiHidden="0" w:uiPriority="63" w:unhideWhenUsed="0"/>
+    <w:lsdException w:name="Medium Shading 2 Accent 3" w:semiHidden="0" w:uiPriority="64" w:unhideWhenUsed="0"/>
+    <w:lsdException w:name="Medium List 1 Accent 3" w:semiHidden="0" w:uiPriority="65" w:unhideWhenUsed="0"/>
+    <w:lsdException w:name="Medium List 2 Accent 3" w:semiHidden="0" w:uiPriority="66" w:unhideWhenUsed="0"/>
+    <w:lsdException w:name="Medium Grid 1 Accent 3" w:semiHidden="0" w:uiPriority="67" w:unhideWhenUsed="0"/>
+    <w:lsdException w:name="Medium Grid 2 Accent 3" w:semiHidden="0" w:uiPriority="68" w:unhideWhenUsed="0"/>
+    <w:lsdException w:name="Medium Grid 3 Accent 3" w:semiHidden="0" w:uiPriority="69" w:unhideWhenUsed="0"/>
+    <w:lsdException w:name="Dark List Accent 3" w:semiHidden="0" w:uiPriority="70" w:unhideWhenUsed="0"/>
+    <w:lsdException w:name="Colorful Shading Accent 3" w:semiHidden="0" w:uiPriority="71" w:unhideWhenUsed="0"/>
+    <w:lsdException w:name="Colorful List Accent 3" w:semiHidden="0" w:uiPriority="72" w:unhideWhenUsed="0"/>
+    <w:lsdException w:name="Colorful Grid Accent 3" w:semiHidden="0" w:uiPriority="73" w:unhideWhenUsed="0"/>
+    <w:lsdException w:name="Light Shading Accent 4" w:semiHidden="0" w:uiPriority="60" w:unhideWhenUsed="0"/>
+    <w:lsdException w:name="Light List Accent 4" w:semiHidden="0" w:uiPriority="61" w:unhideWhenUsed="0"/>
+    <w:lsdException w:name="Light Grid Accent 4" w:semiHidden="0" w:uiPriority="62" w:unhideWhenUsed="0"/>
+    <w:lsdException w:name="Medium Shading 1 Accent 4" w:semiHidden="0" w:uiPriority="63" w:unhideWhenUsed="0"/>
+    <w:lsdException w:name="Medium Shading 2 Accent 4" w:semiHidden="0" w:uiPriority="64" w:unhideWhenUsed="0"/>
+    <w:lsdException w:name="Medium List 1 Accent 4" w:semiHidden="0" w:uiPriority="65" w:unhideWhenUsed="0"/>
+    <w:lsdException w:name="Medium List 2 Accent 4" w:semiHidden="0" w:uiPriority="66" w:unhideWhenUsed="0"/>
+    <w:lsdException w:name="Medium Grid 1 Accent 4" w:semiHidden="0" w:uiPriority="67" w:unhideWhenUsed="0"/>
+    <w:lsdException w:name="Medium Grid 2 Accent 4" w:semiHidden="0" w:uiPriority="68" w:unhideWhenUsed="0"/>
+    <w:lsdException w:name="Medium Grid 3 Accent 4" w:semiHidden="0" w:uiPriority="69" w:unhideWhenUsed="0"/>
+    <w:lsdException w:name="Dark List Accent 4" w:semiHidden="0" w:uiPriority="70" w:unhideWhenUsed="0"/>
+    <w:lsdException w:name="Colorful Shading Accent 4" w:semiHidden="0" w:uiPriority="71" w:unhideWhenUsed="0"/>
+    <w:lsdException w:name="Colorful List Accent 4" w:semiHidden="0" w:uiPriority="72" w:unhideWhenUsed="0"/>
+    <w:lsdException w:name="Colorful Grid Accent 4" w:semiHidden="0" w:uiPriority="73" w:unhideWhenUsed="0"/>
+    <w:lsdException w:name="Light Shading Accent 5" w:semiHidden="0" w:uiPriority="60" w:unhideWhenUsed="0"/>
+    <w:lsdException w:name="Light List Accent 5" w:semiHidden="0" w:uiPriority="61" w:unhideWhenUsed="0"/>
+    <w:lsdException w:name="Light Grid Accent 5" w:semiHidden="0" w:uiPriority="62" w:unhideWhenUsed="0"/>
+    <w:lsdException w:name="Medium Shading 1 Accent 5" w:semiHidden="0" w:uiPriority="63" w:unhideWhenUsed="0"/>
+    <w:lsdException w:name="Medium Shading 2 Accent 5" w:semiHidden="0" w:uiPriority="64" w:unhideWhenUsed="0"/>
+    <w:lsdException w:name="Medium List 1 Accent 5" w:semiHidden="0" w:uiPriority="65" w:unhideWhenUsed="0"/>
+    <w:lsdException w:name="Medium List 2 Accent 5" w:semiHidden="0" w:uiPriority="66" w:unhideWhenUsed="0"/>
+    <w:lsdException w:name="Medium Grid 1 Accent 5" w:semiHidden="0" w:uiPriority="67" w:unhideWhenUsed="0"/>
+    <w:lsdException w:name="Medium Grid 2 Accent 5" w:semiHidden="0" w:uiPriority="68" w:unhideWhenUsed="0"/>
+    <w:lsdException w:name="Medium Grid 3 Accent 5" w:semiHidden="0" w:uiPriority="69" w:unhideWhenUsed="0"/>
+    <w:lsdException w:name="Dark List Accent 5" w:semiHidden="0" w:uiPriority="70" w:unhideWhenUsed="0"/>
+    <w:lsdException w:name="Colorful Shading Accent 5" w:semiHidden="0" w:uiPriority="71" w:unhideWhenUsed="0"/>
+    <w:lsdException w:name="Colorful List Accent 5" w:semiHidden="0" w:uiPriority="72" w:unhideWhenUsed="0"/>
+    <w:lsdException w:name="Colorful Grid Accent 5" w:semiHidden="0" w:uiPriority="73" w:unhideWhenUsed="0"/>
+    <w:lsdException w:name="Light Shading Accent 6" w:semiHidden="0" w:uiPriority="60" w:unhideWhenUsed="0"/>
+    <w:lsdException w:name="Light List Accent 6" w:semiHidden="0" w:uiPriority="61" w:unhideWhenUsed="0"/>
+    <w:lsdException w:name="Light Grid Accent 6" w:semiHidden="0" w:uiPriority="62" w:unhideWhenUsed="0"/>
+    <w:lsdException w:name="Medium Shading 1 Accent 6" w:semiHidden="0" w:uiPriority="63" w:unhideWhenUsed="0"/>
+    <w:lsdException w:name="Medium Shading 2 Accent 6" w:semiHidden="0" w:uiPriority="64" w:unhideWhenUsed="0"/>
+    <w:lsdException w:name="Medium List 1 Accent 6" w:semiHidden="0" w:uiPriority="65" w:unhideWhenUsed="0"/>
+    <w:lsdException w:name="Medium List 2 Accent 6" w:semiHidden="0" w:uiPriority="66" w:unhideWhenUsed="0"/>
+    <w:lsdException w:name="Medium Grid 1 Accent 6" w:semiHidden="0" w:uiPriority="67" w:unhideWhenUsed="0"/>
+    <w:lsdException w:name="Medium Grid 2 Accent 6" w:semiHidden="0" w:uiPriority="68" w:unhideWhenUsed="0"/>
+    <w:lsdException w:name="Medium Grid 3 Accent 6" w:semiHidden="0" w:uiPriority="69" w:unhideWhenUsed="0"/>
+    <w:lsdException w:name="Dark List Accent 6" w:semiHidden="0" w:uiPriority="70" w:unhideWhenUsed="0"/>
+    <w:lsdException w:name="Colorful Shading Accent 6" w:semiHidden="0" w:uiPriority="71" w:unhideWhenUsed="0"/>
+    <w:lsdException w:name="Colorful List Accent 6" w:semiHidden="0" w:uiPriority="72" w:unhideWhenUsed="0"/>
+    <w:lsdException w:name="Colorful Grid Accent 6" w:semiHidden="0" w:uiPriority="73" w:unhideWhenUsed="0"/>
+    <w:lsdException w:name="Subtle Emphasis" w:semiHidden="0" w:uiPriority="19" w:unhideWhenUsed="0" w:qFormat="1"/>
+    <w:lsdException w:name="Intense Emphasis" w:semiHidden="0" w:uiPriority="21" w:unhideWhenUsed="0" w:qFormat="1"/>
+    <w:lsdException w:name="Subtle Reference" w:semiHidden="0" w:uiPriority="31" w:unhideWhenUsed="0" w:qFormat="1"/>
+    <w:lsdException w:name="Intense Reference" w:semiHidden="0" w:uiPriority="32" w:unhideWhenUsed="0" w:qFormat="1"/>
+    <w:lsdException w:name="Book Title" w:semiHidden="0" w:uiPriority="33" w:unhideWhenUsed="0" w:qFormat="1"/>
+    <w:lsdException w:name="Bibliography" w:uiPriority="37"/>
+    <w:lsdException w:name="TOC Heading" w:uiPriority="39" w:qFormat="1"/>
+  </w:latentStyles>
+  <w:style w:type="paragraph" w:default="1" w:styleId="Normal">
+    <w:name w:val="Normal"/>
+    <w:qFormat/>
+  </w:style>
+  <w:style w:type="character" w:default="1" w:styleId="DefaultParagraphFont">
+    <w:name w:val="Default Paragraph Font"/>
+    <w:uiPriority w:val="1"/>
+    <w:semiHidden/>
+    <w:unhideWhenUsed/>
+  </w:style>
+  <w:style w:type="table" w:default="1" w:styleId="TableNormal">
+    <w:name w:val="Normal Table"/>
+    <w:uiPriority w:val="99"/>
+    <w:semiHidden/>
+    <w:unhideWhenUsed/>
+    <w:tblPr>
+      <w:tblInd w:w="0" w:type="dxa"/>
+      <w:tblCellMar>
+        <w:top w:w="0" w:type="dxa"/>
+        <w:left w:w="108" w:type="dxa"/>
+        <w:bottom w:w="0" w:type="dxa"/>
+        <w:right w:w="108" w:type="dxa"/>
+      </w:tblCellMar>
+    </w:tblPr>
+  </w:style>
+  <w:style w:type="numbering" w:default="1" w:styleId="NoList">
+    <w:name w:val="No List"/>
+    <w:uiPriority w:val="99"/>
+    <w:semiHidden/>
+    <w:unhideWhenUsed/>
+  </w:style>
+  <w:style w:type="character" w:styleId="PlaceholderText">
+    <w:name w:val="Placeholder Text"/>
+    <w:basedOn w:val="DefaultParagraphFont"/>
+    <w:uiPriority w:val="99"/>
+    <w:semiHidden/>
+    <w:rsid w:val="00B22B90"/>
+    <w:rPr>
+      <w:color w:val="808080"/>
+    </w:rPr>
+  </w:style>
+</w:styles>
+</file>
+
+<file path=word/glossary/webSettings.xml><?xml version="1.0" encoding="utf-8"?>
+<w:webSettings xmlns:mc="http://schemas.openxmlformats.org/markup-compatibility/2006" xmlns:r="http://schemas.openxmlformats.org/officeDocument/2006/relationships" xmlns:w="http://schemas.openxmlformats.org/wordprocessingml/2006/main" xmlns:w14="http://schemas.microsoft.com/office/word/2010/wordml" mc:Ignorable="w14">
+  <w:optimizeForBrowser/>
+  <w:allowPNG/>
+</w:webSettings>
+</file>
+
 <file path=word/theme/theme1.xml><?xml version="1.0" encoding="utf-8"?>
 <a:theme xmlns:a="http://schemas.openxmlformats.org/drawingml/2006/main" name="Office Theme">
   <a:themeElements>
@@ -22459,7 +23373,7 @@
 </file>
 
 <file path=customXml/itemProps1.xml><?xml version="1.0" encoding="utf-8"?>
-<ds:datastoreItem xmlns:ds="http://schemas.openxmlformats.org/officeDocument/2006/customXml" ds:itemID="{7AEF9C83-A00C-4F7B-ABCD-7E4B402FF351}">
+<ds:datastoreItem xmlns:ds="http://schemas.openxmlformats.org/officeDocument/2006/customXml" ds:itemID="{513996A6-2CF9-4E31-9B54-E272DE033B2C}">
   <ds:schemaRefs>
     <ds:schemaRef ds:uri="http://schemas.openxmlformats.org/officeDocument/2006/bibliography"/>
   </ds:schemaRefs>

--- a/Rapport.docx
+++ b/Rapport.docx
@@ -239,6 +239,9 @@
         <w:tab/>
         <w:t>Morten Sletta</w:t>
       </w:r>
+      <w:r>
+        <w:t>-Heimdal</w:t>
+      </w:r>
     </w:p>
     <w:p>
       <w:pPr>
@@ -353,6 +356,7 @@
           <w:lang w:val="en-US"/>
         </w:rPr>
         <w:tab/>
+        <w:t>Machine vision for real time dete</w:t>
       </w:r>
       <w:r>
         <w:rPr>
@@ -360,31 +364,7 @@
           <w:szCs w:val="24"/>
           <w:lang w:val="en-US"/>
         </w:rPr>
-        <w:t>M</w:t>
-      </w:r>
-      <w:r>
-        <w:rPr>
-          <w:sz w:val="24"/>
-          <w:szCs w:val="24"/>
-          <w:lang w:val="en-US"/>
-        </w:rPr>
-        <w:t xml:space="preserve">achine vision </w:t>
-      </w:r>
-      <w:r>
-        <w:rPr>
-          <w:sz w:val="24"/>
-          <w:szCs w:val="24"/>
-          <w:lang w:val="en-US"/>
-        </w:rPr>
-        <w:t>for r</w:t>
-      </w:r>
-      <w:r>
-        <w:rPr>
-          <w:sz w:val="24"/>
-          <w:szCs w:val="24"/>
-          <w:lang w:val="en-US"/>
-        </w:rPr>
-        <w:t>eal time detection of net damage in sea cages</w:t>
+        <w:t>ction of net damage in sea cages</w:t>
       </w:r>
     </w:p>
     <w:p>
@@ -5025,14 +5005,7 @@
           <w:i/>
           <w:lang w:val="en-US"/>
         </w:rPr>
-        <w:t>Lepeophteirus salmonis</w:t>
-      </w:r>
-      <w:r>
-        <w:rPr>
-          <w:i/>
-          <w:lang w:val="en-US"/>
-        </w:rPr>
-        <w:t xml:space="preserve"> </w:t>
+        <w:t xml:space="preserve">Lepeophteirus salmonis </w:t>
       </w:r>
       <w:r>
         <w:rPr>
@@ -5151,13 +5124,7 @@
         <w:rPr>
           <w:lang w:val="en-US"/>
         </w:rPr>
-        <w:t xml:space="preserve"> many interesting numbers about aquaculture in Norway can be found. In Norway 3.93 million salmon and 0.98 million rainbow trout escaped in the span 2001-2009, while 1.05 million cod escaped in the span 2004-2009. This seems a lot but as an example there was at any given time in 2009 approximately 310 million Atlantic salmon and rainbow trout in sea cages in Norway. </w:t>
-      </w:r>
-      <w:r>
-        <w:rPr>
-          <w:lang w:val="en-US"/>
-        </w:rPr>
-        <w:t>It seems that cod is especially hard to prevent from escaping. While the salmon escapes mainly after structural failures of containment equipment the cod escapes more often through holes in the net.</w:t>
+        <w:t xml:space="preserve"> many interesting numbers about aquaculture in Norway can be found. In Norway 3.93 million salmon and 0.98 million rainbow trout escaped in the span 2001-2009, while 1.05 million cod escaped in the span 2004-2009. This seems a lot but as an example there was at any given time in 2009 approximately 310 million Atlantic salmon and rainbow trout in sea cages in Norway. It seems that cod is especially hard to prevent from escaping. While the salmon escapes mainly after structural failures of containment equipment the cod escapes more often through holes in the net.</w:t>
       </w:r>
     </w:p>
     <w:p>
@@ -5218,13 +5185,7 @@
         <w:rPr>
           <w:lang w:val="en-US"/>
         </w:rPr>
-        <w:t xml:space="preserve"> escaped incidents in Scottish aquaculture are reviewed. </w:t>
-      </w:r>
-      <w:r>
-        <w:rPr>
-          <w:lang w:val="en-US"/>
-        </w:rPr>
-        <w:t xml:space="preserve">In Scottish aquaculture the most common cause of escape incidents is holes in the net. Of the reported incidents from May 2002 to October 2009 57% of the incidents were due to holes in the net, which led to a total of 700.359 escaped fish. Incidents caused by predation and chafe/snag are the two most frequently occurring causes for holes in the net. </w:t>
+        <w:t xml:space="preserve"> escaped incidents in Scottish aquaculture are reviewed. In Scottish aquaculture the most common cause of escape incidents is holes in the net. Of the reported incidents from May 2002 to October 2009 57% of the incidents were due to holes in the net, which led to a total of 700.359 escaped fish. Incidents caused by predation and chafe/snag are the two most frequently occurring causes for holes in the net. </w:t>
       </w:r>
     </w:p>
     <w:p>
@@ -7514,8 +7475,6 @@
         </w:rPr>
         <w:t xml:space="preserve"> </w:t>
       </w:r>
-      <w:bookmarkStart w:id="25" w:name="_GoBack"/>
-      <w:bookmarkEnd w:id="25"/>
     </w:p>
     <w:p>
       <w:pPr>
@@ -7581,7 +7540,7 @@
           <w:lang w:val="en-US"/>
         </w:rPr>
       </w:pPr>
-      <w:bookmarkStart w:id="26" w:name="_Ref352065762"/>
+      <w:bookmarkStart w:id="25" w:name="_Ref352065762"/>
       <w:r>
         <w:rPr>
           <w:lang w:val="en-US"/>
@@ -7610,7 +7569,7 @@
       <w:r>
         <w:fldChar w:fldCharType="end"/>
       </w:r>
-      <w:bookmarkEnd w:id="26"/>
+      <w:bookmarkEnd w:id="25"/>
       <w:r>
         <w:rPr>
           <w:lang w:val="en-US"/>
@@ -7666,14 +7625,14 @@
           <w:lang w:val="en-US"/>
         </w:rPr>
       </w:pPr>
-      <w:bookmarkStart w:id="27" w:name="_Ref350861671"/>
-      <w:bookmarkStart w:id="28" w:name="_Ref350861696"/>
-      <w:bookmarkStart w:id="29" w:name="_Ref350861701"/>
-      <w:bookmarkStart w:id="30" w:name="_Ref350861709"/>
-      <w:bookmarkStart w:id="31" w:name="_Ref350861712"/>
-      <w:bookmarkStart w:id="32" w:name="_Ref350861729"/>
-      <w:bookmarkStart w:id="33" w:name="_Ref350861732"/>
-      <w:bookmarkStart w:id="34" w:name="_Toc352058893"/>
+      <w:bookmarkStart w:id="26" w:name="_Ref350861671"/>
+      <w:bookmarkStart w:id="27" w:name="_Ref350861696"/>
+      <w:bookmarkStart w:id="28" w:name="_Ref350861701"/>
+      <w:bookmarkStart w:id="29" w:name="_Ref350861709"/>
+      <w:bookmarkStart w:id="30" w:name="_Ref350861712"/>
+      <w:bookmarkStart w:id="31" w:name="_Ref350861729"/>
+      <w:bookmarkStart w:id="32" w:name="_Ref350861732"/>
+      <w:bookmarkStart w:id="33" w:name="_Toc352058893"/>
       <w:r>
         <w:rPr>
           <w:lang w:val="en-US"/>
@@ -7687,6 +7646,7 @@
         </w:rPr>
         <w:t>xyY</w:t>
       </w:r>
+      <w:bookmarkEnd w:id="26"/>
       <w:bookmarkEnd w:id="27"/>
       <w:bookmarkEnd w:id="28"/>
       <w:bookmarkEnd w:id="29"/>
@@ -7694,7 +7654,6 @@
       <w:bookmarkEnd w:id="31"/>
       <w:bookmarkEnd w:id="32"/>
       <w:bookmarkEnd w:id="33"/>
-      <w:bookmarkEnd w:id="34"/>
       <w:proofErr w:type="spellEnd"/>
     </w:p>
     <w:p>
@@ -7841,24 +7800,14 @@
       <w:r>
         <w:t xml:space="preserve">Equation </w:t>
       </w:r>
-      <w:r>
-        <w:fldChar w:fldCharType="begin"/>
-      </w:r>
-      <w:r>
-        <w:instrText xml:space="preserve"> SEQ Equation \* ARABIC </w:instrText>
-      </w:r>
-      <w:r>
-        <w:fldChar w:fldCharType="separate"/>
-      </w:r>
-      <w:r>
-        <w:rPr>
-          <w:noProof/>
-        </w:rPr>
-        <w:t>1</w:t>
-      </w:r>
-      <w:r>
-        <w:fldChar w:fldCharType="end"/>
-      </w:r>
+      <w:fldSimple w:instr=" SEQ Equation \* ARABIC ">
+        <w:r>
+          <w:rPr>
+            <w:noProof/>
+          </w:rPr>
+          <w:t>1</w:t>
+        </w:r>
+      </w:fldSimple>
       <w:r>
         <w:t>: XYZ to xyY</w:t>
       </w:r>
@@ -7881,7 +7830,7 @@
           <w:lang w:val="en-US"/>
         </w:rPr>
       </w:pPr>
-      <w:bookmarkStart w:id="35" w:name="_Toc352058894"/>
+      <w:bookmarkStart w:id="34" w:name="_Toc352058894"/>
       <w:r>
         <w:rPr>
           <w:lang w:val="en-US"/>
@@ -7894,7 +7843,7 @@
         </w:rPr>
         <w:t>L*a*b</w:t>
       </w:r>
-      <w:bookmarkEnd w:id="35"/>
+      <w:bookmarkEnd w:id="34"/>
     </w:p>
     <w:p>
       <w:pPr>
@@ -8116,7 +8065,7 @@
           <w:lang w:val="en-US"/>
         </w:rPr>
       </w:pPr>
-      <w:bookmarkStart w:id="36" w:name="_Ref351365883"/>
+      <w:bookmarkStart w:id="35" w:name="_Ref351365883"/>
       <w:r>
         <w:rPr>
           <w:lang w:val="en-US"/>
@@ -8145,7 +8094,7 @@
       <w:r>
         <w:fldChar w:fldCharType="end"/>
       </w:r>
-      <w:bookmarkEnd w:id="36"/>
+      <w:bookmarkEnd w:id="35"/>
       <w:r>
         <w:rPr>
           <w:lang w:val="en-US"/>
@@ -8226,14 +8175,14 @@
           <w:lang w:val="en-US"/>
         </w:rPr>
       </w:pPr>
-      <w:bookmarkStart w:id="37" w:name="_Toc352058895"/>
+      <w:bookmarkStart w:id="36" w:name="_Toc352058895"/>
       <w:r>
         <w:rPr>
           <w:lang w:val="en-US"/>
         </w:rPr>
         <w:t>Segmentation methods</w:t>
       </w:r>
-      <w:bookmarkEnd w:id="37"/>
+      <w:bookmarkEnd w:id="36"/>
     </w:p>
     <w:p>
       <w:pPr>
@@ -8338,7 +8287,7 @@
           <w:lang w:val="en-US"/>
         </w:rPr>
       </w:pPr>
-      <w:bookmarkStart w:id="38" w:name="_Toc352058896"/>
+      <w:bookmarkStart w:id="37" w:name="_Toc352058896"/>
       <w:r>
         <w:rPr>
           <w:lang w:val="en-US"/>
@@ -8357,7 +8306,7 @@
         </w:rPr>
         <w:t>Thresholding</w:t>
       </w:r>
-      <w:bookmarkEnd w:id="38"/>
+      <w:bookmarkEnd w:id="37"/>
     </w:p>
     <w:p>
       <w:pPr>
@@ -8389,21 +8338,21 @@
           <w:lang w:val="en-US"/>
         </w:rPr>
       </w:pPr>
-      <w:bookmarkStart w:id="39" w:name="_Toc352058897"/>
+      <w:bookmarkStart w:id="38" w:name="_Toc352058897"/>
       <w:r>
         <w:rPr>
           <w:lang w:val="en-US"/>
         </w:rPr>
         <w:t xml:space="preserve">Adaptive </w:t>
       </w:r>
-      <w:commentRangeStart w:id="40"/>
+      <w:commentRangeStart w:id="39"/>
       <w:r>
         <w:rPr>
           <w:lang w:val="en-US"/>
         </w:rPr>
         <w:t>thresholding</w:t>
       </w:r>
-      <w:commentRangeEnd w:id="40"/>
+      <w:commentRangeEnd w:id="39"/>
       <w:r>
         <w:rPr>
           <w:rStyle w:val="CommentReference"/>
@@ -8412,9 +8361,9 @@
           <w:bCs w:val="0"/>
           <w:color w:val="auto"/>
         </w:rPr>
-        <w:commentReference w:id="40"/>
-      </w:r>
-      <w:bookmarkEnd w:id="39"/>
+        <w:commentReference w:id="39"/>
+      </w:r>
+      <w:bookmarkEnd w:id="38"/>
     </w:p>
     <w:p>
       <w:pPr>
@@ -8434,7 +8383,7 @@
           <w:lang w:val="en-US"/>
         </w:rPr>
       </w:pPr>
-      <w:bookmarkStart w:id="41" w:name="_Toc352058898"/>
+      <w:bookmarkStart w:id="40" w:name="_Toc352058898"/>
       <w:r>
         <w:rPr>
           <w:lang w:val="en-US"/>
@@ -8447,7 +8396,7 @@
         </w:rPr>
         <w:t xml:space="preserve"> method</w:t>
       </w:r>
-      <w:bookmarkEnd w:id="41"/>
+      <w:bookmarkEnd w:id="40"/>
     </w:p>
     <w:p>
       <w:pPr>
@@ -9388,21 +9337,126 @@
           <w:lang w:val="en-US"/>
         </w:rPr>
       </w:pPr>
-      <w:bookmarkStart w:id="42" w:name="_Toc352058899"/>
+      <w:bookmarkStart w:id="41" w:name="_Toc352058899"/>
       <w:r>
         <w:rPr>
           <w:lang w:val="en-US"/>
         </w:rPr>
         <w:t>Using Edge detection</w:t>
       </w:r>
+      <w:bookmarkEnd w:id="41"/>
+    </w:p>
+    <w:p>
+      <w:pPr>
+        <w:rPr>
+          <w:lang w:val="en-US"/>
+        </w:rPr>
+      </w:pPr>
+      <w:r>
+        <w:rPr>
+          <w:lang w:val="en-US"/>
+        </w:rPr>
+        <w:t xml:space="preserve">In </w:t>
+      </w:r>
+      <w:sdt>
+        <w:sdtPr>
+          <w:rPr>
+            <w:lang w:val="en-US"/>
+          </w:rPr>
+          <w:id w:val="1670751559"/>
+          <w:citation/>
+        </w:sdtPr>
+        <w:sdtContent>
+          <w:r>
+            <w:rPr>
+              <w:lang w:val="en-US"/>
+            </w:rPr>
+            <w:fldChar w:fldCharType="begin"/>
+          </w:r>
+          <w:r>
+            <w:rPr>
+              <w:lang w:val="en-US"/>
+            </w:rPr>
+            <w:instrText xml:space="preserve"> CITATION Gon09 \l 1044 </w:instrText>
+          </w:r>
+          <w:r>
+            <w:rPr>
+              <w:lang w:val="en-US"/>
+            </w:rPr>
+            <w:fldChar w:fldCharType="separate"/>
+          </w:r>
+          <w:r>
+            <w:rPr>
+              <w:noProof/>
+              <w:lang w:val="en-US"/>
+            </w:rPr>
+            <w:t>(Gonzalez , Woods, &amp; Eddins, 2009)</w:t>
+          </w:r>
+          <w:r>
+            <w:rPr>
+              <w:lang w:val="en-US"/>
+            </w:rPr>
+            <w:fldChar w:fldCharType="end"/>
+          </w:r>
+        </w:sdtContent>
+      </w:sdt>
+      <w:r>
+        <w:rPr>
+          <w:lang w:val="en-US"/>
+        </w:rPr>
+        <w:t xml:space="preserve"> chapter 11.3.5 an algorithm that uses edges to improve global thresholding is presented. This algorithm first computes the edges in an image. During this Master thesis Sobel and Scharr edge detection masks have been used. After obtaining the edge image the edge image is thresholded using a threshold value. This threshold value is found by using a percentile function which thresholds the edge image so that the given percentile edge pixels are kept.</w:t>
+      </w:r>
+      <w:r>
+        <w:rPr>
+          <w:lang w:val="en-US"/>
+        </w:rPr>
+        <w:t xml:space="preserve"> Now we have a binary image where the ones are the strong edges. Now the binary image is laid on the original image and a histogram is calculated using only the pixels in the original image corresponding to ones in the binary image. Lastly this histogram is segmented using Otsu’s method</w:t>
+      </w:r>
+      <w:r>
+        <w:rPr>
+          <w:lang w:val="en-US"/>
+        </w:rPr>
+        <w:t>.</w:t>
+      </w:r>
+    </w:p>
+    <w:p>
+      <w:pPr>
+        <w:rPr>
+          <w:lang w:val="en-US"/>
+        </w:rPr>
+      </w:pPr>
+      <w:r>
+        <w:rPr>
+          <w:lang w:val="en-US"/>
+        </w:rPr>
+        <w:t>During the project this algorithm have been implemented both as stated above and also with the option of not calculating the last histogram and doing the thresholding. The algorithm then uses the strong edge binary image as the thresholded image.</w:t>
+      </w:r>
+      <w:r>
+        <w:rPr>
+          <w:lang w:val="en-US"/>
+        </w:rPr>
+        <w:t xml:space="preserve"> This uses less computing time and combined with Gaussian smoothing it may perform adequately. </w:t>
+      </w:r>
+      <w:bookmarkStart w:id="42" w:name="_GoBack"/>
       <w:bookmarkEnd w:id="42"/>
-    </w:p>
-    <w:p>
-      <w:pPr>
-        <w:rPr>
-          <w:lang w:val="en-US"/>
-        </w:rPr>
-      </w:pPr>
+      <w:r>
+        <w:rPr>
+          <w:lang w:val="en-US"/>
+        </w:rPr>
+        <w:t xml:space="preserve"> </w:t>
+      </w:r>
+      <w:r>
+        <w:rPr>
+          <w:lang w:val="en-US"/>
+        </w:rPr>
+        <w:t xml:space="preserve">  </w:t>
+      </w:r>
+      <w:r>
+        <w:rPr>
+          <w:lang w:val="en-US"/>
+        </w:rPr>
+        <w:t xml:space="preserve"> </w:t>
+      </w:r>
     </w:p>
     <w:p>
       <w:pPr>
@@ -18299,6 +18353,7 @@
         <w:ind w:left="720" w:hanging="720"/>
         <w:rPr>
           <w:noProof/>
+          <w:lang w:val="en-US"/>
         </w:rPr>
       </w:pPr>
       <w:r>
@@ -18327,6 +18382,7 @@
       <w:r>
         <w:rPr>
           <w:noProof/>
+          <w:lang w:val="en-US"/>
         </w:rPr>
         <w:t>Scottish Aquaculture Research Forum.</w:t>
       </w:r>
@@ -19345,9 +19401,6 @@
     <w:p>
       <w:pPr>
         <w:pStyle w:val="CommentText"/>
-        <w:rPr>
-          <w:lang w:val="en-US"/>
-        </w:rPr>
       </w:pPr>
       <w:r>
         <w:rPr>
@@ -19355,23 +19408,12 @@
         </w:rPr>
         <w:annotationRef/>
       </w:r>
-      <w:proofErr w:type="spellStart"/>
-      <w:r>
-        <w:rPr>
-          <w:lang w:val="en-US"/>
-        </w:rPr>
-        <w:t>Mer</w:t>
-      </w:r>
-      <w:proofErr w:type="spellEnd"/>
-      <w:r>
-        <w:rPr>
-          <w:lang w:val="en-US"/>
-        </w:rPr>
-        <w:t xml:space="preserve"> her</w:t>
+      <w:r>
+        <w:t>Mer her</w:t>
       </w:r>
     </w:p>
   </w:comment>
-  <w:comment w:id="40" w:author="Windows User" w:date="2013-03-25T12:22:00Z" w:initials="WU">
+  <w:comment w:id="39" w:author="Windows User" w:date="2013-03-25T12:22:00Z" w:initials="WU">
     <w:p>
       <w:pPr>
         <w:pStyle w:val="CommentText"/>
@@ -22233,555 +22275,6 @@
 </w:styles>
 </file>
 
-<file path=word/glossary/document.xml><?xml version="1.0" encoding="utf-8"?>
-<w:glossaryDocument xmlns:wpc="http://schemas.microsoft.com/office/word/2010/wordprocessingCanvas" xmlns:mc="http://schemas.openxmlformats.org/markup-compatibility/2006" xmlns:o="urn:schemas-microsoft-com:office:office" xmlns:r="http://schemas.openxmlformats.org/officeDocument/2006/relationships" xmlns:m="http://schemas.openxmlformats.org/officeDocument/2006/math" xmlns:v="urn:schemas-microsoft-com:vml" xmlns:wp14="http://schemas.microsoft.com/office/word/2010/wordprocessingDrawing" xmlns:wp="http://schemas.openxmlformats.org/drawingml/2006/wordprocessingDrawing" xmlns:w10="urn:schemas-microsoft-com:office:word" xmlns:w="http://schemas.openxmlformats.org/wordprocessingml/2006/main" xmlns:w14="http://schemas.microsoft.com/office/word/2010/wordml" xmlns:wpg="http://schemas.microsoft.com/office/word/2010/wordprocessingGroup" xmlns:wpi="http://schemas.microsoft.com/office/word/2010/wordprocessingInk" xmlns:wne="http://schemas.microsoft.com/office/word/2006/wordml" xmlns:wps="http://schemas.microsoft.com/office/word/2010/wordprocessingShape" mc:Ignorable="w14 wp14"/>
-</file>
-
-<file path=word/glossary/fontTable.xml><?xml version="1.0" encoding="utf-8"?>
-<w:fonts xmlns:mc="http://schemas.openxmlformats.org/markup-compatibility/2006" xmlns:r="http://schemas.openxmlformats.org/officeDocument/2006/relationships" xmlns:w="http://schemas.openxmlformats.org/wordprocessingml/2006/main" xmlns:w14="http://schemas.microsoft.com/office/word/2010/wordml" mc:Ignorable="w14">
-  <w:font w:name="Symbol">
-    <w:panose1 w:val="05050102010706020507"/>
-    <w:charset w:val="02"/>
-    <w:family w:val="roman"/>
-    <w:pitch w:val="variable"/>
-    <w:sig w:usb0="00000000" w:usb1="10000000" w:usb2="00000000" w:usb3="00000000" w:csb0="80000000" w:csb1="00000000"/>
-  </w:font>
-  <w:font w:name="Times New Roman">
-    <w:panose1 w:val="02020603050405020304"/>
-    <w:charset w:val="00"/>
-    <w:family w:val="roman"/>
-    <w:pitch w:val="variable"/>
-    <w:sig w:usb0="E0002AFF" w:usb1="C0007841" w:usb2="00000009" w:usb3="00000000" w:csb0="000001FF" w:csb1="00000000"/>
-  </w:font>
-  <w:font w:name="Courier New">
-    <w:panose1 w:val="02070309020205020404"/>
-    <w:charset w:val="00"/>
-    <w:family w:val="modern"/>
-    <w:pitch w:val="fixed"/>
-    <w:sig w:usb0="E0002AFF" w:usb1="C0007843" w:usb2="00000009" w:usb3="00000000" w:csb0="000001FF" w:csb1="00000000"/>
-  </w:font>
-  <w:font w:name="Wingdings">
-    <w:panose1 w:val="05000000000000000000"/>
-    <w:charset w:val="02"/>
-    <w:family w:val="auto"/>
-    <w:pitch w:val="variable"/>
-    <w:sig w:usb0="00000000" w:usb1="10000000" w:usb2="00000000" w:usb3="00000000" w:csb0="80000000" w:csb1="00000000"/>
-  </w:font>
-  <w:font w:name="Calibri">
-    <w:panose1 w:val="020F0502020204030204"/>
-    <w:charset w:val="00"/>
-    <w:family w:val="swiss"/>
-    <w:pitch w:val="variable"/>
-    <w:sig w:usb0="E00002FF" w:usb1="4000ACFF" w:usb2="00000001" w:usb3="00000000" w:csb0="0000019F" w:csb1="00000000"/>
-  </w:font>
-  <w:font w:name="Cambria">
-    <w:panose1 w:val="02040503050406030204"/>
-    <w:charset w:val="00"/>
-    <w:family w:val="roman"/>
-    <w:pitch w:val="variable"/>
-    <w:sig w:usb0="E00002FF" w:usb1="400004FF" w:usb2="00000000" w:usb3="00000000" w:csb0="0000019F" w:csb1="00000000"/>
-  </w:font>
-  <w:font w:name="Tahoma">
-    <w:panose1 w:val="020B0604030504040204"/>
-    <w:charset w:val="00"/>
-    <w:family w:val="swiss"/>
-    <w:pitch w:val="variable"/>
-    <w:sig w:usb0="E1002EFF" w:usb1="C000605B" w:usb2="00000029" w:usb3="00000000" w:csb0="000101FF" w:csb1="00000000"/>
-  </w:font>
-  <w:font w:name="Times">
-    <w:panose1 w:val="02020603050405020304"/>
-    <w:charset w:val="00"/>
-    <w:family w:val="roman"/>
-    <w:pitch w:val="variable"/>
-    <w:sig w:usb0="E0002AFF" w:usb1="C0007841" w:usb2="00000009" w:usb3="00000000" w:csb0="000001FF" w:csb1="00000000"/>
-  </w:font>
-  <w:font w:name="Arial">
-    <w:panose1 w:val="020B0604020202020204"/>
-    <w:charset w:val="00"/>
-    <w:family w:val="swiss"/>
-    <w:pitch w:val="variable"/>
-    <w:sig w:usb0="E0002AFF" w:usb1="C0007843" w:usb2="00000009" w:usb3="00000000" w:csb0="000001FF" w:csb1="00000000"/>
-  </w:font>
-  <w:font w:name="Cambria Math">
-    <w:panose1 w:val="02040503050406030204"/>
-    <w:charset w:val="00"/>
-    <w:family w:val="roman"/>
-    <w:pitch w:val="variable"/>
-    <w:sig w:usb0="E00002FF" w:usb1="420024FF" w:usb2="00000000" w:usb3="00000000" w:csb0="0000019F" w:csb1="00000000"/>
-  </w:font>
-  <w:font w:name="Univers-Medium">
-    <w:panose1 w:val="00000000000000000000"/>
-    <w:charset w:val="00"/>
-    <w:family w:val="swiss"/>
-    <w:notTrueType/>
-    <w:pitch w:val="default"/>
-    <w:sig w:usb0="00000003" w:usb1="00000000" w:usb2="00000000" w:usb3="00000000" w:csb0="00000001" w:csb1="00000000"/>
-  </w:font>
-  <w:font w:name="Univers-MediumItalic">
-    <w:panose1 w:val="00000000000000000000"/>
-    <w:charset w:val="00"/>
-    <w:family w:val="swiss"/>
-    <w:notTrueType/>
-    <w:pitch w:val="default"/>
-    <w:sig w:usb0="00000003" w:usb1="00000000" w:usb2="00000000" w:usb3="00000000" w:csb0="00000001" w:csb1="00000000"/>
-  </w:font>
-  <w:font w:name="Univers_-Bold">
-    <w:panose1 w:val="00000000000000000000"/>
-    <w:charset w:val="00"/>
-    <w:family w:val="swiss"/>
-    <w:notTrueType/>
-    <w:pitch w:val="default"/>
-    <w:sig w:usb0="00000003" w:usb1="00000000" w:usb2="00000000" w:usb3="00000000" w:csb0="00000001" w:csb1="00000000"/>
-  </w:font>
-</w:fonts>
-</file>
-
-<file path=word/glossary/settings.xml><?xml version="1.0" encoding="utf-8"?>
-<w:settings xmlns:mc="http://schemas.openxmlformats.org/markup-compatibility/2006" xmlns:o="urn:schemas-microsoft-com:office:office" xmlns:r="http://schemas.openxmlformats.org/officeDocument/2006/relationships" xmlns:m="http://schemas.openxmlformats.org/officeDocument/2006/math" xmlns:v="urn:schemas-microsoft-com:vml" xmlns:w10="urn:schemas-microsoft-com:office:word" xmlns:w="http://schemas.openxmlformats.org/wordprocessingml/2006/main" xmlns:w14="http://schemas.microsoft.com/office/word/2010/wordml" xmlns:sl="http://schemas.openxmlformats.org/schemaLibrary/2006/main" mc:Ignorable="w14">
-  <w:view w:val="normal"/>
-  <w:revisionView w:comments="0" w:inkAnnotations="0"/>
-  <w:defaultTabStop w:val="708"/>
-  <w:hyphenationZone w:val="425"/>
-  <w:characterSpacingControl w:val="doNotCompress"/>
-  <w:compat>
-    <w:useFELayout/>
-    <w:compatSetting w:name="compatibilityMode" w:uri="http://schemas.microsoft.com/office/word" w:val="14"/>
-    <w:compatSetting w:name="overrideTableStyleFontSizeAndJustification" w:uri="http://schemas.microsoft.com/office/word" w:val="1"/>
-    <w:compatSetting w:name="enableOpenTypeFeatures" w:uri="http://schemas.microsoft.com/office/word" w:val="1"/>
-    <w:compatSetting w:name="doNotFlipMirrorIndents" w:uri="http://schemas.microsoft.com/office/word" w:val="1"/>
-  </w:compat>
-  <w:rsids>
-    <w:rsidRoot w:val="00B22B90"/>
-    <w:rsid w:val="00B22B90"/>
-    <w:rsid w:val="00E4706B"/>
-  </w:rsids>
-  <m:mathPr>
-    <m:mathFont m:val="Cambria Math"/>
-    <m:brkBin m:val="before"/>
-    <m:brkBinSub m:val="--"/>
-    <m:smallFrac m:val="0"/>
-    <m:dispDef/>
-    <m:lMargin m:val="0"/>
-    <m:rMargin m:val="0"/>
-    <m:defJc m:val="centerGroup"/>
-    <m:wrapIndent m:val="1440"/>
-    <m:intLim m:val="subSup"/>
-    <m:naryLim m:val="undOvr"/>
-  </m:mathPr>
-  <w:themeFontLang w:val="nb-NO"/>
-  <w:clrSchemeMapping w:bg1="light1" w:t1="dark1" w:bg2="light2" w:t2="dark2" w:accent1="accent1" w:accent2="accent2" w:accent3="accent3" w:accent4="accent4" w:accent5="accent5" w:accent6="accent6" w:hyperlink="hyperlink" w:followedHyperlink="followedHyperlink"/>
-  <w:decimalSymbol w:val=","/>
-  <w:listSeparator w:val=";"/>
-</w:settings>
-</file>
-
-<file path=word/glossary/styles.xml><?xml version="1.0" encoding="utf-8"?>
-<w:styles xmlns:mc="http://schemas.openxmlformats.org/markup-compatibility/2006" xmlns:r="http://schemas.openxmlformats.org/officeDocument/2006/relationships" xmlns:w="http://schemas.openxmlformats.org/wordprocessingml/2006/main" xmlns:w14="http://schemas.microsoft.com/office/word/2010/wordml" mc:Ignorable="w14">
-  <w:docDefaults>
-    <w:rPrDefault>
-      <w:rPr>
-        <w:rFonts w:asciiTheme="minorHAnsi" w:eastAsiaTheme="minorEastAsia" w:hAnsiTheme="minorHAnsi" w:cstheme="minorBidi"/>
-        <w:sz w:val="22"/>
-        <w:szCs w:val="22"/>
-        <w:lang w:val="nb-NO" w:eastAsia="nb-NO" w:bidi="ar-SA"/>
-      </w:rPr>
-    </w:rPrDefault>
-    <w:pPrDefault>
-      <w:pPr>
-        <w:spacing w:after="200" w:line="276" w:lineRule="auto"/>
-      </w:pPr>
-    </w:pPrDefault>
-  </w:docDefaults>
-  <w:latentStyles w:defLockedState="0" w:defUIPriority="99" w:defSemiHidden="1" w:defUnhideWhenUsed="1" w:defQFormat="0" w:count="267">
-    <w:lsdException w:name="Normal" w:semiHidden="0" w:uiPriority="0" w:unhideWhenUsed="0" w:qFormat="1"/>
-    <w:lsdException w:name="heading 1" w:semiHidden="0" w:uiPriority="9" w:unhideWhenUsed="0" w:qFormat="1"/>
-    <w:lsdException w:name="heading 2" w:uiPriority="9" w:qFormat="1"/>
-    <w:lsdException w:name="heading 3" w:uiPriority="9" w:qFormat="1"/>
-    <w:lsdException w:name="heading 4" w:uiPriority="9" w:qFormat="1"/>
-    <w:lsdException w:name="heading 5" w:uiPriority="9" w:qFormat="1"/>
-    <w:lsdException w:name="heading 6" w:uiPriority="9" w:qFormat="1"/>
-    <w:lsdException w:name="heading 7" w:uiPriority="9" w:qFormat="1"/>
-    <w:lsdException w:name="heading 8" w:uiPriority="9" w:qFormat="1"/>
-    <w:lsdException w:name="heading 9" w:uiPriority="9" w:qFormat="1"/>
-    <w:lsdException w:name="toc 1" w:uiPriority="39"/>
-    <w:lsdException w:name="toc 2" w:uiPriority="39"/>
-    <w:lsdException w:name="toc 3" w:uiPriority="39"/>
-    <w:lsdException w:name="toc 4" w:uiPriority="39"/>
-    <w:lsdException w:name="toc 5" w:uiPriority="39"/>
-    <w:lsdException w:name="toc 6" w:uiPriority="39"/>
-    <w:lsdException w:name="toc 7" w:uiPriority="39"/>
-    <w:lsdException w:name="toc 8" w:uiPriority="39"/>
-    <w:lsdException w:name="toc 9" w:uiPriority="39"/>
-    <w:lsdException w:name="caption" w:uiPriority="35" w:qFormat="1"/>
-    <w:lsdException w:name="Title" w:semiHidden="0" w:uiPriority="10" w:unhideWhenUsed="0" w:qFormat="1"/>
-    <w:lsdException w:name="Default Paragraph Font" w:uiPriority="1"/>
-    <w:lsdException w:name="Subtitle" w:semiHidden="0" w:uiPriority="11" w:unhideWhenUsed="0" w:qFormat="1"/>
-    <w:lsdException w:name="Strong" w:semiHidden="0" w:uiPriority="22" w:unhideWhenUsed="0" w:qFormat="1"/>
-    <w:lsdException w:name="Emphasis" w:semiHidden="0" w:uiPriority="20" w:unhideWhenUsed="0" w:qFormat="1"/>
-    <w:lsdException w:name="Table Grid" w:semiHidden="0" w:uiPriority="59" w:unhideWhenUsed="0"/>
-    <w:lsdException w:name="Placeholder Text" w:unhideWhenUsed="0"/>
-    <w:lsdException w:name="No Spacing" w:semiHidden="0" w:uiPriority="1" w:unhideWhenUsed="0" w:qFormat="1"/>
-    <w:lsdException w:name="Light Shading" w:semiHidden="0" w:uiPriority="60" w:unhideWhenUsed="0"/>
-    <w:lsdException w:name="Light List" w:semiHidden="0" w:uiPriority="61" w:unhideWhenUsed="0"/>
-    <w:lsdException w:name="Light Grid" w:semiHidden="0" w:uiPriority="62" w:unhideWhenUsed="0"/>
-    <w:lsdException w:name="Medium Shading 1" w:semiHidden="0" w:uiPriority="63" w:unhideWhenUsed="0"/>
-    <w:lsdException w:name="Medium Shading 2" w:semiHidden="0" w:uiPriority="64" w:unhideWhenUsed="0"/>
-    <w:lsdException w:name="Medium List 1" w:semiHidden="0" w:uiPriority="65" w:unhideWhenUsed="0"/>
-    <w:lsdException w:name="Medium List 2" w:semiHidden="0" w:uiPriority="66" w:unhideWhenUsed="0"/>
-    <w:lsdException w:name="Medium Grid 1" w:semiHidden="0" w:uiPriority="67" w:unhideWhenUsed="0"/>
-    <w:lsdException w:name="Medium Grid 2" w:semiHidden="0" w:uiPriority="68" w:unhideWhenUsed="0"/>
-    <w:lsdException w:name="Medium Grid 3" w:semiHidden="0" w:uiPriority="69" w:unhideWhenUsed="0"/>
-    <w:lsdException w:name="Dark List" w:semiHidden="0" w:uiPriority="70" w:unhideWhenUsed="0"/>
-    <w:lsdException w:name="Colorful Shading" w:semiHidden="0" w:uiPriority="71" w:unhideWhenUsed="0"/>
-    <w:lsdException w:name="Colorful List" w:semiHidden="0" w:uiPriority="72" w:unhideWhenUsed="0"/>
-    <w:lsdException w:name="Colorful Grid" w:semiHidden="0" w:uiPriority="73" w:unhideWhenUsed="0"/>
-    <w:lsdException w:name="Light Shading Accent 1" w:semiHidden="0" w:uiPriority="60" w:unhideWhenUsed="0"/>
-    <w:lsdException w:name="Light List Accent 1" w:semiHidden="0" w:uiPriority="61" w:unhideWhenUsed="0"/>
-    <w:lsdException w:name="Light Grid Accent 1" w:semiHidden="0" w:uiPriority="62" w:unhideWhenUsed="0"/>
-    <w:lsdException w:name="Medium Shading 1 Accent 1" w:semiHidden="0" w:uiPriority="63" w:unhideWhenUsed="0"/>
-    <w:lsdException w:name="Medium Shading 2 Accent 1" w:semiHidden="0" w:uiPriority="64" w:unhideWhenUsed="0"/>
-    <w:lsdException w:name="Medium List 1 Accent 1" w:semiHidden="0" w:uiPriority="65" w:unhideWhenUsed="0"/>
-    <w:lsdException w:name="Revision" w:unhideWhenUsed="0"/>
-    <w:lsdException w:name="List Paragraph" w:semiHidden="0" w:uiPriority="34" w:unhideWhenUsed="0" w:qFormat="1"/>
-    <w:lsdException w:name="Quote" w:semiHidden="0" w:uiPriority="29" w:unhideWhenUsed="0" w:qFormat="1"/>
-    <w:lsdException w:name="Intense Quote" w:semiHidden="0" w:uiPriority="30" w:unhideWhenUsed="0" w:qFormat="1"/>
-    <w:lsdException w:name="Medium List 2 Accent 1" w:semiHidden="0" w:uiPriority="66" w:unhideWhenUsed="0"/>
-    <w:lsdException w:name="Medium Grid 1 Accent 1" w:semiHidden="0" w:uiPriority="67" w:unhideWhenUsed="0"/>
-    <w:lsdException w:name="Medium Grid 2 Accent 1" w:semiHidden="0" w:uiPriority="68" w:unhideWhenUsed="0"/>
-    <w:lsdException w:name="Medium Grid 3 Accent 1" w:semiHidden="0" w:uiPriority="69" w:unhideWhenUsed="0"/>
-    <w:lsdException w:name="Dark List Accent 1" w:semiHidden="0" w:uiPriority="70" w:unhideWhenUsed="0"/>
-    <w:lsdException w:name="Colorful Shading Accent 1" w:semiHidden="0" w:uiPriority="71" w:unhideWhenUsed="0"/>
-    <w:lsdException w:name="Colorful List Accent 1" w:semiHidden="0" w:uiPriority="72" w:unhideWhenUsed="0"/>
-    <w:lsdException w:name="Colorful Grid Accent 1" w:semiHidden="0" w:uiPriority="73" w:unhideWhenUsed="0"/>
-    <w:lsdException w:name="Light Shading Accent 2" w:semiHidden="0" w:uiPriority="60" w:unhideWhenUsed="0"/>
-    <w:lsdException w:name="Light List Accent 2" w:semiHidden="0" w:uiPriority="61" w:unhideWhenUsed="0"/>
-    <w:lsdException w:name="Light Grid Accent 2" w:semiHidden="0" w:uiPriority="62" w:unhideWhenUsed="0"/>
-    <w:lsdException w:name="Medium Shading 1 Accent 2" w:semiHidden="0" w:uiPriority="63" w:unhideWhenUsed="0"/>
-    <w:lsdException w:name="Medium Shading 2 Accent 2" w:semiHidden="0" w:uiPriority="64" w:unhideWhenUsed="0"/>
-    <w:lsdException w:name="Medium List 1 Accent 2" w:semiHidden="0" w:uiPriority="65" w:unhideWhenUsed="0"/>
-    <w:lsdException w:name="Medium List 2 Accent 2" w:semiHidden="0" w:uiPriority="66" w:unhideWhenUsed="0"/>
-    <w:lsdException w:name="Medium Grid 1 Accent 2" w:semiHidden="0" w:uiPriority="67" w:unhideWhenUsed="0"/>
-    <w:lsdException w:name="Medium Grid 2 Accent 2" w:semiHidden="0" w:uiPriority="68" w:unhideWhenUsed="0"/>
-    <w:lsdException w:name="Medium Grid 3 Accent 2" w:semiHidden="0" w:uiPriority="69" w:unhideWhenUsed="0"/>
-    <w:lsdException w:name="Dark List Accent 2" w:semiHidden="0" w:uiPriority="70" w:unhideWhenUsed="0"/>
-    <w:lsdException w:name="Colorful Shading Accent 2" w:semiHidden="0" w:uiPriority="71" w:unhideWhenUsed="0"/>
-    <w:lsdException w:name="Colorful List Accent 2" w:semiHidden="0" w:uiPriority="72" w:unhideWhenUsed="0"/>
-    <w:lsdException w:name="Colorful Grid Accent 2" w:semiHidden="0" w:uiPriority="73" w:unhideWhenUsed="0"/>
-    <w:lsdException w:name="Light Shading Accent 3" w:semiHidden="0" w:uiPriority="60" w:unhideWhenUsed="0"/>
-    <w:lsdException w:name="Light List Accent 3" w:semiHidden="0" w:uiPriority="61" w:unhideWhenUsed="0"/>
-    <w:lsdException w:name="Light Grid Accent 3" w:semiHidden="0" w:uiPriority="62" w:unhideWhenUsed="0"/>
-    <w:lsdException w:name="Medium Shading 1 Accent 3" w:semiHidden="0" w:uiPriority="63" w:unhideWhenUsed="0"/>
-    <w:lsdException w:name="Medium Shading 2 Accent 3" w:semiHidden="0" w:uiPriority="64" w:unhideWhenUsed="0"/>
-    <w:lsdException w:name="Medium List 1 Accent 3" w:semiHidden="0" w:uiPriority="65" w:unhideWhenUsed="0"/>
-    <w:lsdException w:name="Medium List 2 Accent 3" w:semiHidden="0" w:uiPriority="66" w:unhideWhenUsed="0"/>
-    <w:lsdException w:name="Medium Grid 1 Accent 3" w:semiHidden="0" w:uiPriority="67" w:unhideWhenUsed="0"/>
-    <w:lsdException w:name="Medium Grid 2 Accent 3" w:semiHidden="0" w:uiPriority="68" w:unhideWhenUsed="0"/>
-    <w:lsdException w:name="Medium Grid 3 Accent 3" w:semiHidden="0" w:uiPriority="69" w:unhideWhenUsed="0"/>
-    <w:lsdException w:name="Dark List Accent 3" w:semiHidden="0" w:uiPriority="70" w:unhideWhenUsed="0"/>
-    <w:lsdException w:name="Colorful Shading Accent 3" w:semiHidden="0" w:uiPriority="71" w:unhideWhenUsed="0"/>
-    <w:lsdException w:name="Colorful List Accent 3" w:semiHidden="0" w:uiPriority="72" w:unhideWhenUsed="0"/>
-    <w:lsdException w:name="Colorful Grid Accent 3" w:semiHidden="0" w:uiPriority="73" w:unhideWhenUsed="0"/>
-    <w:lsdException w:name="Light Shading Accent 4" w:semiHidden="0" w:uiPriority="60" w:unhideWhenUsed="0"/>
-    <w:lsdException w:name="Light List Accent 4" w:semiHidden="0" w:uiPriority="61" w:unhideWhenUsed="0"/>
-    <w:lsdException w:name="Light Grid Accent 4" w:semiHidden="0" w:uiPriority="62" w:unhideWhenUsed="0"/>
-    <w:lsdException w:name="Medium Shading 1 Accent 4" w:semiHidden="0" w:uiPriority="63" w:unhideWhenUsed="0"/>
-    <w:lsdException w:name="Medium Shading 2 Accent 4" w:semiHidden="0" w:uiPriority="64" w:unhideWhenUsed="0"/>
-    <w:lsdException w:name="Medium List 1 Accent 4" w:semiHidden="0" w:uiPriority="65" w:unhideWhenUsed="0"/>
-    <w:lsdException w:name="Medium List 2 Accent 4" w:semiHidden="0" w:uiPriority="66" w:unhideWhenUsed="0"/>
-    <w:lsdException w:name="Medium Grid 1 Accent 4" w:semiHidden="0" w:uiPriority="67" w:unhideWhenUsed="0"/>
-    <w:lsdException w:name="Medium Grid 2 Accent 4" w:semiHidden="0" w:uiPriority="68" w:unhideWhenUsed="0"/>
-    <w:lsdException w:name="Medium Grid 3 Accent 4" w:semiHidden="0" w:uiPriority="69" w:unhideWhenUsed="0"/>
-    <w:lsdException w:name="Dark List Accent 4" w:semiHidden="0" w:uiPriority="70" w:unhideWhenUsed="0"/>
-    <w:lsdException w:name="Colorful Shading Accent 4" w:semiHidden="0" w:uiPriority="71" w:unhideWhenUsed="0"/>
-    <w:lsdException w:name="Colorful List Accent 4" w:semiHidden="0" w:uiPriority="72" w:unhideWhenUsed="0"/>
-    <w:lsdException w:name="Colorful Grid Accent 4" w:semiHidden="0" w:uiPriority="73" w:unhideWhenUsed="0"/>
-    <w:lsdException w:name="Light Shading Accent 5" w:semiHidden="0" w:uiPriority="60" w:unhideWhenUsed="0"/>
-    <w:lsdException w:name="Light List Accent 5" w:semiHidden="0" w:uiPriority="61" w:unhideWhenUsed="0"/>
-    <w:lsdException w:name="Light Grid Accent 5" w:semiHidden="0" w:uiPriority="62" w:unhideWhenUsed="0"/>
-    <w:lsdException w:name="Medium Shading 1 Accent 5" w:semiHidden="0" w:uiPriority="63" w:unhideWhenUsed="0"/>
-    <w:lsdException w:name="Medium Shading 2 Accent 5" w:semiHidden="0" w:uiPriority="64" w:unhideWhenUsed="0"/>
-    <w:lsdException w:name="Medium List 1 Accent 5" w:semiHidden="0" w:uiPriority="65" w:unhideWhenUsed="0"/>
-    <w:lsdException w:name="Medium List 2 Accent 5" w:semiHidden="0" w:uiPriority="66" w:unhideWhenUsed="0"/>
-    <w:lsdException w:name="Medium Grid 1 Accent 5" w:semiHidden="0" w:uiPriority="67" w:unhideWhenUsed="0"/>
-    <w:lsdException w:name="Medium Grid 2 Accent 5" w:semiHidden="0" w:uiPriority="68" w:unhideWhenUsed="0"/>
-    <w:lsdException w:name="Medium Grid 3 Accent 5" w:semiHidden="0" w:uiPriority="69" w:unhideWhenUsed="0"/>
-    <w:lsdException w:name="Dark List Accent 5" w:semiHidden="0" w:uiPriority="70" w:unhideWhenUsed="0"/>
-    <w:lsdException w:name="Colorful Shading Accent 5" w:semiHidden="0" w:uiPriority="71" w:unhideWhenUsed="0"/>
-    <w:lsdException w:name="Colorful List Accent 5" w:semiHidden="0" w:uiPriority="72" w:unhideWhenUsed="0"/>
-    <w:lsdException w:name="Colorful Grid Accent 5" w:semiHidden="0" w:uiPriority="73" w:unhideWhenUsed="0"/>
-    <w:lsdException w:name="Light Shading Accent 6" w:semiHidden="0" w:uiPriority="60" w:unhideWhenUsed="0"/>
-    <w:lsdException w:name="Light List Accent 6" w:semiHidden="0" w:uiPriority="61" w:unhideWhenUsed="0"/>
-    <w:lsdException w:name="Light Grid Accent 6" w:semiHidden="0" w:uiPriority="62" w:unhideWhenUsed="0"/>
-    <w:lsdException w:name="Medium Shading 1 Accent 6" w:semiHidden="0" w:uiPriority="63" w:unhideWhenUsed="0"/>
-    <w:lsdException w:name="Medium Shading 2 Accent 6" w:semiHidden="0" w:uiPriority="64" w:unhideWhenUsed="0"/>
-    <w:lsdException w:name="Medium List 1 Accent 6" w:semiHidden="0" w:uiPriority="65" w:unhideWhenUsed="0"/>
-    <w:lsdException w:name="Medium List 2 Accent 6" w:semiHidden="0" w:uiPriority="66" w:unhideWhenUsed="0"/>
-    <w:lsdException w:name="Medium Grid 1 Accent 6" w:semiHidden="0" w:uiPriority="67" w:unhideWhenUsed="0"/>
-    <w:lsdException w:name="Medium Grid 2 Accent 6" w:semiHidden="0" w:uiPriority="68" w:unhideWhenUsed="0"/>
-    <w:lsdException w:name="Medium Grid 3 Accent 6" w:semiHidden="0" w:uiPriority="69" w:unhideWhenUsed="0"/>
-    <w:lsdException w:name="Dark List Accent 6" w:semiHidden="0" w:uiPriority="70" w:unhideWhenUsed="0"/>
-    <w:lsdException w:name="Colorful Shading Accent 6" w:semiHidden="0" w:uiPriority="71" w:unhideWhenUsed="0"/>
-    <w:lsdException w:name="Colorful List Accent 6" w:semiHidden="0" w:uiPriority="72" w:unhideWhenUsed="0"/>
-    <w:lsdException w:name="Colorful Grid Accent 6" w:semiHidden="0" w:uiPriority="73" w:unhideWhenUsed="0"/>
-    <w:lsdException w:name="Subtle Emphasis" w:semiHidden="0" w:uiPriority="19" w:unhideWhenUsed="0" w:qFormat="1"/>
-    <w:lsdException w:name="Intense Emphasis" w:semiHidden="0" w:uiPriority="21" w:unhideWhenUsed="0" w:qFormat="1"/>
-    <w:lsdException w:name="Subtle Reference" w:semiHidden="0" w:uiPriority="31" w:unhideWhenUsed="0" w:qFormat="1"/>
-    <w:lsdException w:name="Intense Reference" w:semiHidden="0" w:uiPriority="32" w:unhideWhenUsed="0" w:qFormat="1"/>
-    <w:lsdException w:name="Book Title" w:semiHidden="0" w:uiPriority="33" w:unhideWhenUsed="0" w:qFormat="1"/>
-    <w:lsdException w:name="Bibliography" w:uiPriority="37"/>
-    <w:lsdException w:name="TOC Heading" w:uiPriority="39" w:qFormat="1"/>
-  </w:latentStyles>
-  <w:style w:type="paragraph" w:default="1" w:styleId="Normal">
-    <w:name w:val="Normal"/>
-    <w:qFormat/>
-  </w:style>
-  <w:style w:type="character" w:default="1" w:styleId="DefaultParagraphFont">
-    <w:name w:val="Default Paragraph Font"/>
-    <w:uiPriority w:val="1"/>
-    <w:semiHidden/>
-    <w:unhideWhenUsed/>
-  </w:style>
-  <w:style w:type="table" w:default="1" w:styleId="TableNormal">
-    <w:name w:val="Normal Table"/>
-    <w:uiPriority w:val="99"/>
-    <w:semiHidden/>
-    <w:unhideWhenUsed/>
-    <w:tblPr>
-      <w:tblInd w:w="0" w:type="dxa"/>
-      <w:tblCellMar>
-        <w:top w:w="0" w:type="dxa"/>
-        <w:left w:w="108" w:type="dxa"/>
-        <w:bottom w:w="0" w:type="dxa"/>
-        <w:right w:w="108" w:type="dxa"/>
-      </w:tblCellMar>
-    </w:tblPr>
-  </w:style>
-  <w:style w:type="numbering" w:default="1" w:styleId="NoList">
-    <w:name w:val="No List"/>
-    <w:uiPriority w:val="99"/>
-    <w:semiHidden/>
-    <w:unhideWhenUsed/>
-  </w:style>
-  <w:style w:type="character" w:styleId="PlaceholderText">
-    <w:name w:val="Placeholder Text"/>
-    <w:basedOn w:val="DefaultParagraphFont"/>
-    <w:uiPriority w:val="99"/>
-    <w:semiHidden/>
-    <w:rsid w:val="00B22B90"/>
-    <w:rPr>
-      <w:color w:val="808080"/>
-    </w:rPr>
-  </w:style>
-</w:styles>
-</file>
-
-<file path=word/glossary/stylesWithEffects.xml><?xml version="1.0" encoding="utf-8"?>
-<w:styles xmlns:wpc="http://schemas.microsoft.com/office/word/2010/wordprocessingCanvas" xmlns:mc="http://schemas.openxmlformats.org/markup-compatibility/2006" xmlns:o="urn:schemas-microsoft-com:office:office" xmlns:r="http://schemas.openxmlformats.org/officeDocument/2006/relationships" xmlns:m="http://schemas.openxmlformats.org/officeDocument/2006/math" xmlns:v="urn:schemas-microsoft-com:vml" xmlns:wp14="http://schemas.microsoft.com/office/word/2010/wordprocessingDrawing" xmlns:wp="http://schemas.openxmlformats.org/drawingml/2006/wordprocessingDrawing" xmlns:w10="urn:schemas-microsoft-com:office:word" xmlns:w="http://schemas.openxmlformats.org/wordprocessingml/2006/main" xmlns:w14="http://schemas.microsoft.com/office/word/2010/wordml" xmlns:wpg="http://schemas.microsoft.com/office/word/2010/wordprocessingGroup" xmlns:wpi="http://schemas.microsoft.com/office/word/2010/wordprocessingInk" xmlns:wne="http://schemas.microsoft.com/office/word/2006/wordml" xmlns:wps="http://schemas.microsoft.com/office/word/2010/wordprocessingShape" mc:Ignorable="w14 wp14">
-  <w:docDefaults>
-    <w:rPrDefault>
-      <w:rPr>
-        <w:rFonts w:asciiTheme="minorHAnsi" w:eastAsiaTheme="minorEastAsia" w:hAnsiTheme="minorHAnsi" w:cstheme="minorBidi"/>
-        <w:sz w:val="22"/>
-        <w:szCs w:val="22"/>
-        <w:lang w:val="nb-NO" w:eastAsia="nb-NO" w:bidi="ar-SA"/>
-      </w:rPr>
-    </w:rPrDefault>
-    <w:pPrDefault>
-      <w:pPr>
-        <w:spacing w:after="200" w:line="276" w:lineRule="auto"/>
-      </w:pPr>
-    </w:pPrDefault>
-  </w:docDefaults>
-  <w:latentStyles w:defLockedState="0" w:defUIPriority="99" w:defSemiHidden="1" w:defUnhideWhenUsed="1" w:defQFormat="0" w:count="267">
-    <w:lsdException w:name="Normal" w:semiHidden="0" w:uiPriority="0" w:unhideWhenUsed="0" w:qFormat="1"/>
-    <w:lsdException w:name="heading 1" w:semiHidden="0" w:uiPriority="9" w:unhideWhenUsed="0" w:qFormat="1"/>
-    <w:lsdException w:name="heading 2" w:uiPriority="9" w:qFormat="1"/>
-    <w:lsdException w:name="heading 3" w:uiPriority="9" w:qFormat="1"/>
-    <w:lsdException w:name="heading 4" w:uiPriority="9" w:qFormat="1"/>
-    <w:lsdException w:name="heading 5" w:uiPriority="9" w:qFormat="1"/>
-    <w:lsdException w:name="heading 6" w:uiPriority="9" w:qFormat="1"/>
-    <w:lsdException w:name="heading 7" w:uiPriority="9" w:qFormat="1"/>
-    <w:lsdException w:name="heading 8" w:uiPriority="9" w:qFormat="1"/>
-    <w:lsdException w:name="heading 9" w:uiPriority="9" w:qFormat="1"/>
-    <w:lsdException w:name="toc 1" w:uiPriority="39"/>
-    <w:lsdException w:name="toc 2" w:uiPriority="39"/>
-    <w:lsdException w:name="toc 3" w:uiPriority="39"/>
-    <w:lsdException w:name="toc 4" w:uiPriority="39"/>
-    <w:lsdException w:name="toc 5" w:uiPriority="39"/>
-    <w:lsdException w:name="toc 6" w:uiPriority="39"/>
-    <w:lsdException w:name="toc 7" w:uiPriority="39"/>
-    <w:lsdException w:name="toc 8" w:uiPriority="39"/>
-    <w:lsdException w:name="toc 9" w:uiPriority="39"/>
-    <w:lsdException w:name="caption" w:uiPriority="35" w:qFormat="1"/>
-    <w:lsdException w:name="Title" w:semiHidden="0" w:uiPriority="10" w:unhideWhenUsed="0" w:qFormat="1"/>
-    <w:lsdException w:name="Default Paragraph Font" w:uiPriority="1"/>
-    <w:lsdException w:name="Subtitle" w:semiHidden="0" w:uiPriority="11" w:unhideWhenUsed="0" w:qFormat="1"/>
-    <w:lsdException w:name="Strong" w:semiHidden="0" w:uiPriority="22" w:unhideWhenUsed="0" w:qFormat="1"/>
-    <w:lsdException w:name="Emphasis" w:semiHidden="0" w:uiPriority="20" w:unhideWhenUsed="0" w:qFormat="1"/>
-    <w:lsdException w:name="Table Grid" w:semiHidden="0" w:uiPriority="59" w:unhideWhenUsed="0"/>
-    <w:lsdException w:name="Placeholder Text" w:unhideWhenUsed="0"/>
-    <w:lsdException w:name="No Spacing" w:semiHidden="0" w:uiPriority="1" w:unhideWhenUsed="0" w:qFormat="1"/>
-    <w:lsdException w:name="Light Shading" w:semiHidden="0" w:uiPriority="60" w:unhideWhenUsed="0"/>
-    <w:lsdException w:name="Light List" w:semiHidden="0" w:uiPriority="61" w:unhideWhenUsed="0"/>
-    <w:lsdException w:name="Light Grid" w:semiHidden="0" w:uiPriority="62" w:unhideWhenUsed="0"/>
-    <w:lsdException w:name="Medium Shading 1" w:semiHidden="0" w:uiPriority="63" w:unhideWhenUsed="0"/>
-    <w:lsdException w:name="Medium Shading 2" w:semiHidden="0" w:uiPriority="64" w:unhideWhenUsed="0"/>
-    <w:lsdException w:name="Medium List 1" w:semiHidden="0" w:uiPriority="65" w:unhideWhenUsed="0"/>
-    <w:lsdException w:name="Medium List 2" w:semiHidden="0" w:uiPriority="66" w:unhideWhenUsed="0"/>
-    <w:lsdException w:name="Medium Grid 1" w:semiHidden="0" w:uiPriority="67" w:unhideWhenUsed="0"/>
-    <w:lsdException w:name="Medium Grid 2" w:semiHidden="0" w:uiPriority="68" w:unhideWhenUsed="0"/>
-    <w:lsdException w:name="Medium Grid 3" w:semiHidden="0" w:uiPriority="69" w:unhideWhenUsed="0"/>
-    <w:lsdException w:name="Dark List" w:semiHidden="0" w:uiPriority="70" w:unhideWhenUsed="0"/>
-    <w:lsdException w:name="Colorful Shading" w:semiHidden="0" w:uiPriority="71" w:unhideWhenUsed="0"/>
-    <w:lsdException w:name="Colorful List" w:semiHidden="0" w:uiPriority="72" w:unhideWhenUsed="0"/>
-    <w:lsdException w:name="Colorful Grid" w:semiHidden="0" w:uiPriority="73" w:unhideWhenUsed="0"/>
-    <w:lsdException w:name="Light Shading Accent 1" w:semiHidden="0" w:uiPriority="60" w:unhideWhenUsed="0"/>
-    <w:lsdException w:name="Light List Accent 1" w:semiHidden="0" w:uiPriority="61" w:unhideWhenUsed="0"/>
-    <w:lsdException w:name="Light Grid Accent 1" w:semiHidden="0" w:uiPriority="62" w:unhideWhenUsed="0"/>
-    <w:lsdException w:name="Medium Shading 1 Accent 1" w:semiHidden="0" w:uiPriority="63" w:unhideWhenUsed="0"/>
-    <w:lsdException w:name="Medium Shading 2 Accent 1" w:semiHidden="0" w:uiPriority="64" w:unhideWhenUsed="0"/>
-    <w:lsdException w:name="Medium List 1 Accent 1" w:semiHidden="0" w:uiPriority="65" w:unhideWhenUsed="0"/>
-    <w:lsdException w:name="Revision" w:unhideWhenUsed="0"/>
-    <w:lsdException w:name="List Paragraph" w:semiHidden="0" w:uiPriority="34" w:unhideWhenUsed="0" w:qFormat="1"/>
-    <w:lsdException w:name="Quote" w:semiHidden="0" w:uiPriority="29" w:unhideWhenUsed="0" w:qFormat="1"/>
-    <w:lsdException w:name="Intense Quote" w:semiHidden="0" w:uiPriority="30" w:unhideWhenUsed="0" w:qFormat="1"/>
-    <w:lsdException w:name="Medium List 2 Accent 1" w:semiHidden="0" w:uiPriority="66" w:unhideWhenUsed="0"/>
-    <w:lsdException w:name="Medium Grid 1 Accent 1" w:semiHidden="0" w:uiPriority="67" w:unhideWhenUsed="0"/>
-    <w:lsdException w:name="Medium Grid 2 Accent 1" w:semiHidden="0" w:uiPriority="68" w:unhideWhenUsed="0"/>
-    <w:lsdException w:name="Medium Grid 3 Accent 1" w:semiHidden="0" w:uiPriority="69" w:unhideWhenUsed="0"/>
-    <w:lsdException w:name="Dark List Accent 1" w:semiHidden="0" w:uiPriority="70" w:unhideWhenUsed="0"/>
-    <w:lsdException w:name="Colorful Shading Accent 1" w:semiHidden="0" w:uiPriority="71" w:unhideWhenUsed="0"/>
-    <w:lsdException w:name="Colorful List Accent 1" w:semiHidden="0" w:uiPriority="72" w:unhideWhenUsed="0"/>
-    <w:lsdException w:name="Colorful Grid Accent 1" w:semiHidden="0" w:uiPriority="73" w:unhideWhenUsed="0"/>
-    <w:lsdException w:name="Light Shading Accent 2" w:semiHidden="0" w:uiPriority="60" w:unhideWhenUsed="0"/>
-    <w:lsdException w:name="Light List Accent 2" w:semiHidden="0" w:uiPriority="61" w:unhideWhenUsed="0"/>
-    <w:lsdException w:name="Light Grid Accent 2" w:semiHidden="0" w:uiPriority="62" w:unhideWhenUsed="0"/>
-    <w:lsdException w:name="Medium Shading 1 Accent 2" w:semiHidden="0" w:uiPriority="63" w:unhideWhenUsed="0"/>
-    <w:lsdException w:name="Medium Shading 2 Accent 2" w:semiHidden="0" w:uiPriority="64" w:unhideWhenUsed="0"/>
-    <w:lsdException w:name="Medium List 1 Accent 2" w:semiHidden="0" w:uiPriority="65" w:unhideWhenUsed="0"/>
-    <w:lsdException w:name="Medium List 2 Accent 2" w:semiHidden="0" w:uiPriority="66" w:unhideWhenUsed="0"/>
-    <w:lsdException w:name="Medium Grid 1 Accent 2" w:semiHidden="0" w:uiPriority="67" w:unhideWhenUsed="0"/>
-    <w:lsdException w:name="Medium Grid 2 Accent 2" w:semiHidden="0" w:uiPriority="68" w:unhideWhenUsed="0"/>
-    <w:lsdException w:name="Medium Grid 3 Accent 2" w:semiHidden="0" w:uiPriority="69" w:unhideWhenUsed="0"/>
-    <w:lsdException w:name="Dark List Accent 2" w:semiHidden="0" w:uiPriority="70" w:unhideWhenUsed="0"/>
-    <w:lsdException w:name="Colorful Shading Accent 2" w:semiHidden="0" w:uiPriority="71" w:unhideWhenUsed="0"/>
-    <w:lsdException w:name="Colorful List Accent 2" w:semiHidden="0" w:uiPriority="72" w:unhideWhenUsed="0"/>
-    <w:lsdException w:name="Colorful Grid Accent 2" w:semiHidden="0" w:uiPriority="73" w:unhideWhenUsed="0"/>
-    <w:lsdException w:name="Light Shading Accent 3" w:semiHidden="0" w:uiPriority="60" w:unhideWhenUsed="0"/>
-    <w:lsdException w:name="Light List Accent 3" w:semiHidden="0" w:uiPriority="61" w:unhideWhenUsed="0"/>
-    <w:lsdException w:name="Light Grid Accent 3" w:semiHidden="0" w:uiPriority="62" w:unhideWhenUsed="0"/>
-    <w:lsdException w:name="Medium Shading 1 Accent 3" w:semiHidden="0" w:uiPriority="63" w:unhideWhenUsed="0"/>
-    <w:lsdException w:name="Medium Shading 2 Accent 3" w:semiHidden="0" w:uiPriority="64" w:unhideWhenUsed="0"/>
-    <w:lsdException w:name="Medium List 1 Accent 3" w:semiHidden="0" w:uiPriority="65" w:unhideWhenUsed="0"/>
-    <w:lsdException w:name="Medium List 2 Accent 3" w:semiHidden="0" w:uiPriority="66" w:unhideWhenUsed="0"/>
-    <w:lsdException w:name="Medium Grid 1 Accent 3" w:semiHidden="0" w:uiPriority="67" w:unhideWhenUsed="0"/>
-    <w:lsdException w:name="Medium Grid 2 Accent 3" w:semiHidden="0" w:uiPriority="68" w:unhideWhenUsed="0"/>
-    <w:lsdException w:name="Medium Grid 3 Accent 3" w:semiHidden="0" w:uiPriority="69" w:unhideWhenUsed="0"/>
-    <w:lsdException w:name="Dark List Accent 3" w:semiHidden="0" w:uiPriority="70" w:unhideWhenUsed="0"/>
-    <w:lsdException w:name="Colorful Shading Accent 3" w:semiHidden="0" w:uiPriority="71" w:unhideWhenUsed="0"/>
-    <w:lsdException w:name="Colorful List Accent 3" w:semiHidden="0" w:uiPriority="72" w:unhideWhenUsed="0"/>
-    <w:lsdException w:name="Colorful Grid Accent 3" w:semiHidden="0" w:uiPriority="73" w:unhideWhenUsed="0"/>
-    <w:lsdException w:name="Light Shading Accent 4" w:semiHidden="0" w:uiPriority="60" w:unhideWhenUsed="0"/>
-    <w:lsdException w:name="Light List Accent 4" w:semiHidden="0" w:uiPriority="61" w:unhideWhenUsed="0"/>
-    <w:lsdException w:name="Light Grid Accent 4" w:semiHidden="0" w:uiPriority="62" w:unhideWhenUsed="0"/>
-    <w:lsdException w:name="Medium Shading 1 Accent 4" w:semiHidden="0" w:uiPriority="63" w:unhideWhenUsed="0"/>
-    <w:lsdException w:name="Medium Shading 2 Accent 4" w:semiHidden="0" w:uiPriority="64" w:unhideWhenUsed="0"/>
-    <w:lsdException w:name="Medium List 1 Accent 4" w:semiHidden="0" w:uiPriority="65" w:unhideWhenUsed="0"/>
-    <w:lsdException w:name="Medium List 2 Accent 4" w:semiHidden="0" w:uiPriority="66" w:unhideWhenUsed="0"/>
-    <w:lsdException w:name="Medium Grid 1 Accent 4" w:semiHidden="0" w:uiPriority="67" w:unhideWhenUsed="0"/>
-    <w:lsdException w:name="Medium Grid 2 Accent 4" w:semiHidden="0" w:uiPriority="68" w:unhideWhenUsed="0"/>
-    <w:lsdException w:name="Medium Grid 3 Accent 4" w:semiHidden="0" w:uiPriority="69" w:unhideWhenUsed="0"/>
-    <w:lsdException w:name="Dark List Accent 4" w:semiHidden="0" w:uiPriority="70" w:unhideWhenUsed="0"/>
-    <w:lsdException w:name="Colorful Shading Accent 4" w:semiHidden="0" w:uiPriority="71" w:unhideWhenUsed="0"/>
-    <w:lsdException w:name="Colorful List Accent 4" w:semiHidden="0" w:uiPriority="72" w:unhideWhenUsed="0"/>
-    <w:lsdException w:name="Colorful Grid Accent 4" w:semiHidden="0" w:uiPriority="73" w:unhideWhenUsed="0"/>
-    <w:lsdException w:name="Light Shading Accent 5" w:semiHidden="0" w:uiPriority="60" w:unhideWhenUsed="0"/>
-    <w:lsdException w:name="Light List Accent 5" w:semiHidden="0" w:uiPriority="61" w:unhideWhenUsed="0"/>
-    <w:lsdException w:name="Light Grid Accent 5" w:semiHidden="0" w:uiPriority="62" w:unhideWhenUsed="0"/>
-    <w:lsdException w:name="Medium Shading 1 Accent 5" w:semiHidden="0" w:uiPriority="63" w:unhideWhenUsed="0"/>
-    <w:lsdException w:name="Medium Shading 2 Accent 5" w:semiHidden="0" w:uiPriority="64" w:unhideWhenUsed="0"/>
-    <w:lsdException w:name="Medium List 1 Accent 5" w:semiHidden="0" w:uiPriority="65" w:unhideWhenUsed="0"/>
-    <w:lsdException w:name="Medium List 2 Accent 5" w:semiHidden="0" w:uiPriority="66" w:unhideWhenUsed="0"/>
-    <w:lsdException w:name="Medium Grid 1 Accent 5" w:semiHidden="0" w:uiPriority="67" w:unhideWhenUsed="0"/>
-    <w:lsdException w:name="Medium Grid 2 Accent 5" w:semiHidden="0" w:uiPriority="68" w:unhideWhenUsed="0"/>
-    <w:lsdException w:name="Medium Grid 3 Accent 5" w:semiHidden="0" w:uiPriority="69" w:unhideWhenUsed="0"/>
-    <w:lsdException w:name="Dark List Accent 5" w:semiHidden="0" w:uiPriority="70" w:unhideWhenUsed="0"/>
-    <w:lsdException w:name="Colorful Shading Accent 5" w:semiHidden="0" w:uiPriority="71" w:unhideWhenUsed="0"/>
-    <w:lsdException w:name="Colorful List Accent 5" w:semiHidden="0" w:uiPriority="72" w:unhideWhenUsed="0"/>
-    <w:lsdException w:name="Colorful Grid Accent 5" w:semiHidden="0" w:uiPriority="73" w:unhideWhenUsed="0"/>
-    <w:lsdException w:name="Light Shading Accent 6" w:semiHidden="0" w:uiPriority="60" w:unhideWhenUsed="0"/>
-    <w:lsdException w:name="Light List Accent 6" w:semiHidden="0" w:uiPriority="61" w:unhideWhenUsed="0"/>
-    <w:lsdException w:name="Light Grid Accent 6" w:semiHidden="0" w:uiPriority="62" w:unhideWhenUsed="0"/>
-    <w:lsdException w:name="Medium Shading 1 Accent 6" w:semiHidden="0" w:uiPriority="63" w:unhideWhenUsed="0"/>
-    <w:lsdException w:name="Medium Shading 2 Accent 6" w:semiHidden="0" w:uiPriority="64" w:unhideWhenUsed="0"/>
-    <w:lsdException w:name="Medium List 1 Accent 6" w:semiHidden="0" w:uiPriority="65" w:unhideWhenUsed="0"/>
-    <w:lsdException w:name="Medium List 2 Accent 6" w:semiHidden="0" w:uiPriority="66" w:unhideWhenUsed="0"/>
-    <w:lsdException w:name="Medium Grid 1 Accent 6" w:semiHidden="0" w:uiPriority="67" w:unhideWhenUsed="0"/>
-    <w:lsdException w:name="Medium Grid 2 Accent 6" w:semiHidden="0" w:uiPriority="68" w:unhideWhenUsed="0"/>
-    <w:lsdException w:name="Medium Grid 3 Accent 6" w:semiHidden="0" w:uiPriority="69" w:unhideWhenUsed="0"/>
-    <w:lsdException w:name="Dark List Accent 6" w:semiHidden="0" w:uiPriority="70" w:unhideWhenUsed="0"/>
-    <w:lsdException w:name="Colorful Shading Accent 6" w:semiHidden="0" w:uiPriority="71" w:unhideWhenUsed="0"/>
-    <w:lsdException w:name="Colorful List Accent 6" w:semiHidden="0" w:uiPriority="72" w:unhideWhenUsed="0"/>
-    <w:lsdException w:name="Colorful Grid Accent 6" w:semiHidden="0" w:uiPriority="73" w:unhideWhenUsed="0"/>
-    <w:lsdException w:name="Subtle Emphasis" w:semiHidden="0" w:uiPriority="19" w:unhideWhenUsed="0" w:qFormat="1"/>
-    <w:lsdException w:name="Intense Emphasis" w:semiHidden="0" w:uiPriority="21" w:unhideWhenUsed="0" w:qFormat="1"/>
-    <w:lsdException w:name="Subtle Reference" w:semiHidden="0" w:uiPriority="31" w:unhideWhenUsed="0" w:qFormat="1"/>
-    <w:lsdException w:name="Intense Reference" w:semiHidden="0" w:uiPriority="32" w:unhideWhenUsed="0" w:qFormat="1"/>
-    <w:lsdException w:name="Book Title" w:semiHidden="0" w:uiPriority="33" w:unhideWhenUsed="0" w:qFormat="1"/>
-    <w:lsdException w:name="Bibliography" w:uiPriority="37"/>
-    <w:lsdException w:name="TOC Heading" w:uiPriority="39" w:qFormat="1"/>
-  </w:latentStyles>
-  <w:style w:type="paragraph" w:default="1" w:styleId="Normal">
-    <w:name w:val="Normal"/>
-    <w:qFormat/>
-  </w:style>
-  <w:style w:type="character" w:default="1" w:styleId="DefaultParagraphFont">
-    <w:name w:val="Default Paragraph Font"/>
-    <w:uiPriority w:val="1"/>
-    <w:semiHidden/>
-    <w:unhideWhenUsed/>
-  </w:style>
-  <w:style w:type="table" w:default="1" w:styleId="TableNormal">
-    <w:name w:val="Normal Table"/>
-    <w:uiPriority w:val="99"/>
-    <w:semiHidden/>
-    <w:unhideWhenUsed/>
-    <w:tblPr>
-      <w:tblInd w:w="0" w:type="dxa"/>
-      <w:tblCellMar>
-        <w:top w:w="0" w:type="dxa"/>
-        <w:left w:w="108" w:type="dxa"/>
-        <w:bottom w:w="0" w:type="dxa"/>
-        <w:right w:w="108" w:type="dxa"/>
-      </w:tblCellMar>
-    </w:tblPr>
-  </w:style>
-  <w:style w:type="numbering" w:default="1" w:styleId="NoList">
-    <w:name w:val="No List"/>
-    <w:uiPriority w:val="99"/>
-    <w:semiHidden/>
-    <w:unhideWhenUsed/>
-  </w:style>
-  <w:style w:type="character" w:styleId="PlaceholderText">
-    <w:name w:val="Placeholder Text"/>
-    <w:basedOn w:val="DefaultParagraphFont"/>
-    <w:uiPriority w:val="99"/>
-    <w:semiHidden/>
-    <w:rsid w:val="00B22B90"/>
-    <w:rPr>
-      <w:color w:val="808080"/>
-    </w:rPr>
-  </w:style>
-</w:styles>
-</file>
-
-<file path=word/glossary/webSettings.xml><?xml version="1.0" encoding="utf-8"?>
-<w:webSettings xmlns:mc="http://schemas.openxmlformats.org/markup-compatibility/2006" xmlns:r="http://schemas.openxmlformats.org/officeDocument/2006/relationships" xmlns:w="http://schemas.openxmlformats.org/wordprocessingml/2006/main" xmlns:w14="http://schemas.microsoft.com/office/word/2010/wordml" mc:Ignorable="w14">
-  <w:optimizeForBrowser/>
-  <w:allowPNG/>
-</w:webSettings>
-</file>
-
 <file path=word/theme/theme1.xml><?xml version="1.0" encoding="utf-8"?>
 <a:theme xmlns:a="http://schemas.openxmlformats.org/drawingml/2006/main" name="Office Theme">
   <a:themeElements>
@@ -23373,7 +22866,7 @@
 </file>
 
 <file path=customXml/itemProps1.xml><?xml version="1.0" encoding="utf-8"?>
-<ds:datastoreItem xmlns:ds="http://schemas.openxmlformats.org/officeDocument/2006/customXml" ds:itemID="{513996A6-2CF9-4E31-9B54-E272DE033B2C}">
+<ds:datastoreItem xmlns:ds="http://schemas.openxmlformats.org/officeDocument/2006/customXml" ds:itemID="{4C8BEF85-672D-4EC3-BCE7-4C338A474BFA}">
   <ds:schemaRefs>
     <ds:schemaRef ds:uri="http://schemas.openxmlformats.org/officeDocument/2006/bibliography"/>
   </ds:schemaRefs>
